--- a/docs/BaoCao_Chuong2_ThietKeHeThong_EduMap.docx
+++ b/docs/BaoCao_Chuong2_ThietKeHeThong_EduMap.docx
@@ -1,6 +1,6 @@
 
 <file path=word/document.xml><?xml version="1.0" encoding="utf-8"?>
-<w:document xmlns:wpc="http://schemas.microsoft.com/office/word/2010/wordprocessingCanvas" xmlns:mc="http://schemas.openxmlformats.org/markup-compatibility/2006" xmlns:o="urn:schemas-microsoft-com:office:office" xmlns:r="http://schemas.openxmlformats.org/officeDocument/2006/relationships" xmlns:m="http://schemas.openxmlformats.org/officeDocument/2006/math" xmlns:v="urn:schemas-microsoft-com:vml" xmlns:wp14="http://schemas.microsoft.com/office/word/2010/wordprocessingDrawing" xmlns:wp="http://schemas.openxmlformats.org/drawingml/2006/wordprocessingDrawing" xmlns:w10="urn:schemas-microsoft-com:office:word" xmlns:w="http://schemas.openxmlformats.org/wordprocessingml/2006/main" xmlns:w14="http://schemas.microsoft.com/office/word/2010/wordml" xmlns:w15="http://schemas.microsoft.com/office/word/2012/wordml" xmlns:wpg="http://schemas.microsoft.com/office/word/2010/wordprocessingGroup" xmlns:wpi="http://schemas.microsoft.com/office/word/2010/wordprocessingInk" xmlns:wne="http://schemas.microsoft.com/office/word/2006/wordml" xmlns:wps="http://schemas.microsoft.com/office/word/2010/wordprocessingShape" xmlns:cx="http://schemas.microsoft.com/office/drawing/2014/chartex" xmlns:cx1="http://schemas.microsoft.com/office/drawing/2015/9/8/chartex" xmlns:cx2="http://schemas.microsoft.com/office/drawing/2015/10/21/chartex" xmlns:cx3="http://schemas.microsoft.com/office/drawing/2016/5/9/chartex" xmlns:cx4="http://schemas.microsoft.com/office/drawing/2016/5/10/chartex" xmlns:cx5="http://schemas.microsoft.com/office/drawing/2016/5/11/chartex" xmlns:cx6="http://schemas.microsoft.com/office/drawing/2016/5/12/chartex" xmlns:cx7="http://schemas.microsoft.com/office/drawing/2016/5/13/chartex" xmlns:cx8="http://schemas.microsoft.com/office/drawing/2016/5/14/chartex" xmlns:aink="http://schemas.microsoft.com/office/drawing/2016/ink" xmlns:am3d="http://schemas.microsoft.com/office/drawing/2017/model3d" xmlns:w16cex="http://schemas.microsoft.com/office/word/2018/wordml/cex" xmlns:w16cid="http://schemas.microsoft.com/office/word/2016/wordml/cid" xmlns:w16="http://schemas.microsoft.com/office/word/2018/wordml" xmlns:w16sdtdh="http://schemas.microsoft.com/office/word/2020/wordml/sdtdatahash" xmlns:w16se="http://schemas.microsoft.com/office/word/2015/wordml/symex" mc:Ignorable="w14 w15 wp14">
+<w:document xmlns:a="http://schemas.openxmlformats.org/drawingml/2006/main" xmlns:ns1="http://schemas.openxmlformats.org/markup-compatibility/2006" xmlns:pic="http://schemas.openxmlformats.org/drawingml/2006/picture" xmlns:r="http://schemas.openxmlformats.org/officeDocument/2006/relationships" xmlns:w="http://schemas.openxmlformats.org/wordprocessingml/2006/main" xmlns:wp="http://schemas.openxmlformats.org/drawingml/2006/wordprocessingDrawing" ns1:Ignorable="w14 w15 wp14">
   <w:body>
     <w:p>
       <w:pPr>
@@ -223,11 +223,11 @@
             <wp:effectExtent t="0" r="0" b="0" l="0"/>
             <wp:docPr id="1" name="" descr="" title=""/>
             <wp:cNvGraphicFramePr>
-              <a:graphicFrameLocks xmlns:a="http://schemas.openxmlformats.org/drawingml/2006/main" noChangeAspect="1"/>
+              <a:graphicFrameLocks noChangeAspect="1"/>
             </wp:cNvGraphicFramePr>
-            <a:graphic xmlns:a="http://schemas.openxmlformats.org/drawingml/2006/main">
+            <a:graphic>
               <a:graphicData uri="http://schemas.openxmlformats.org/drawingml/2006/picture">
-                <pic:pic xmlns:pic="http://schemas.openxmlformats.org/drawingml/2006/picture">
+                <pic:pic>
                   <pic:nvPicPr>
                     <pic:cNvPr id="0" name="" descr=""/>
                     <pic:cNvPicPr>
@@ -287,8 +287,8 @@
     </w:p>
     <w:p>
       <w:pPr>
-        <w:pStyle w:val="Heading1"/>
-        <w:spacing w:after="100" w:before="260"/>
+        <w:pStyle w:val="Heading2"/>
+        <w:spacing w:after="80" w:before="200"/>
       </w:pPr>
       <w:r>
         <w:rPr>
@@ -296,10 +296,10 @@
           <w:b/>
           <w:bCs/>
           <w:color w:val="000000"/>
-          <w:sz w:val="28"/>
-          <w:szCs w:val="28"/>
-        </w:rPr>
-        <w:t xml:space="preserve">2.2. Khảo sát và Đánh giá Lựa chọn Công nghệ Hệ thống</w:t>
+          <w:sz w:val="26"/>
+          <w:szCs w:val="26"/>
+        </w:rPr>
+        <w:t xml:space="preserve">2.1.1. Danh mục Tổng hợp các Ca Sử Dụng Hệ thống EduMap</w:t>
       </w:r>
     </w:p>
     <w:p>
@@ -319,7 +319,7 @@
           <w:sz w:val="26"/>
           <w:szCs w:val="26"/>
         </w:rPr>
-        <w:t xml:space="preserve">Bảng 2.1 tổng hợp đánh giá và đối chiếu các công nghệ được lựa chọn trong quá trình xây dựng hệ thống:</w:t>
+        <w:t xml:space="preserve">Dựa trên sơ đồ ca sử dụng tổng quan (Hình 2.1), toàn bộ chức năng của hệ thống EduMap được chuẩn hóa thành 19 Ca sử dụng (Use Cases) phân bổ trên 6 phân hệ nghiệp vụ, phục vụ 4 nhóm tác nhân người dùng và 2 đối tác tích hợp ngoại vi:</w:t>
       </w:r>
     </w:p>
     <w:p>
@@ -336,7 +336,8583 @@
           <w:sz w:val="24"/>
           <w:szCs w:val="24"/>
         </w:rPr>
-        <w:t xml:space="preserve">Bảng 2.1: Ma trận đánh giá và so sánh công nghệ hệ thống EduMap</w:t>
+        <w:t xml:space="preserve">Bảng 2.1: Danh mục tổng hợp 19 Ca sử dụng cốt lõi của Hệ thống EduMap</w:t>
+      </w:r>
+    </w:p>
+    <w:tbl>
+      <w:tblPr>
+        <w:tblW w:type="pct" w:w="100%"/>
+        <w:tblBorders>
+          <w:top w:val="dotted" w:color="4B88BE" w:sz="8"/>
+          <w:left w:val="dotted" w:color="4B88BE" w:sz="8"/>
+          <w:bottom w:val="dotted" w:color="4B88BE" w:sz="8"/>
+          <w:right w:val="dotted" w:color="4B88BE" w:sz="8"/>
+          <w:insideH w:val="dotted" w:color="4B88BE" w:sz="8"/>
+          <w:insideV w:val="dotted" w:color="4B88BE" w:sz="8"/>
+        </w:tblBorders>
+      </w:tblPr>
+      <w:tblGrid>
+        <w:gridCol w:w="100"/>
+        <w:gridCol w:w="100"/>
+        <w:gridCol w:w="100"/>
+        <w:gridCol w:w="100"/>
+        <w:gridCol w:w="100"/>
+        <w:gridCol w:w="100"/>
+      </w:tblGrid>
+      <w:tr>
+        <w:tc>
+          <w:tcPr>
+            <w:tcW w:type="pct" w:w="6%"/>
+            <w:shd w:fill="FFFFFF"/>
+            <w:tcMar>
+              <w:top w:type="dxa" w:w="90"/>
+              <w:left w:type="dxa" w:w="100"/>
+              <w:bottom w:type="dxa" w:w="90"/>
+              <w:right w:type="dxa" w:w="100"/>
+            </w:tcMar>
+          </w:tcPr>
+          <w:p>
+            <w:pPr>
+              <w:jc w:val="center"/>
+              <w:ind w:firstLine="0" w:left="0" w:right="0"/>
+            </w:pPr>
+            <w:r>
+              <w:rPr>
+                <w:rFonts w:ascii="Times New Roman" w:cs="Times New Roman" w:eastAsia="Times New Roman" w:hAnsi="Times New Roman"/>
+                <w:b/>
+                <w:bCs/>
+                <w:color w:val="000000"/>
+                <w:sz w:val="23"/>
+                <w:szCs w:val="23"/>
+              </w:rPr>
+              <w:t xml:space="preserve">STT</w:t>
+            </w:r>
+          </w:p>
+        </w:tc>
+        <w:tc>
+          <w:tcPr>
+            <w:tcW w:type="pct" w:w="10%"/>
+            <w:shd w:fill="FFFFFF"/>
+            <w:tcMar>
+              <w:top w:type="dxa" w:w="90"/>
+              <w:left w:type="dxa" w:w="100"/>
+              <w:bottom w:type="dxa" w:w="90"/>
+              <w:right w:type="dxa" w:w="100"/>
+            </w:tcMar>
+          </w:tcPr>
+          <w:p>
+            <w:pPr>
+              <w:jc w:val="center"/>
+              <w:ind w:firstLine="0" w:left="0" w:right="0"/>
+            </w:pPr>
+            <w:r>
+              <w:rPr>
+                <w:rFonts w:ascii="Times New Roman" w:cs="Times New Roman" w:eastAsia="Times New Roman" w:hAnsi="Times New Roman"/>
+                <w:b/>
+                <w:bCs/>
+                <w:color w:val="000000"/>
+                <w:sz w:val="23"/>
+                <w:szCs w:val="23"/>
+              </w:rPr>
+              <w:t xml:space="preserve">Mã UC</w:t>
+            </w:r>
+          </w:p>
+        </w:tc>
+        <w:tc>
+          <w:tcPr>
+            <w:tcW w:type="pct" w:w="31%"/>
+            <w:shd w:fill="FFFFFF"/>
+            <w:tcMar>
+              <w:top w:type="dxa" w:w="90"/>
+              <w:left w:type="dxa" w:w="100"/>
+              <w:bottom w:type="dxa" w:w="90"/>
+              <w:right w:type="dxa" w:w="100"/>
+            </w:tcMar>
+          </w:tcPr>
+          <w:p>
+            <w:pPr>
+              <w:jc w:val="center"/>
+              <w:ind w:firstLine="0" w:left="0" w:right="0"/>
+            </w:pPr>
+            <w:r>
+              <w:rPr>
+                <w:rFonts w:ascii="Times New Roman" w:cs="Times New Roman" w:eastAsia="Times New Roman" w:hAnsi="Times New Roman"/>
+                <w:b/>
+                <w:bCs/>
+                <w:color w:val="000000"/>
+                <w:sz w:val="23"/>
+                <w:szCs w:val="23"/>
+              </w:rPr>
+              <w:t xml:space="preserve">Tên Ca Sử Dụng</w:t>
+            </w:r>
+          </w:p>
+        </w:tc>
+        <w:tc>
+          <w:tcPr>
+            <w:tcW w:type="pct" w:w="24%"/>
+            <w:shd w:fill="FFFFFF"/>
+            <w:tcMar>
+              <w:top w:type="dxa" w:w="90"/>
+              <w:left w:type="dxa" w:w="100"/>
+              <w:bottom w:type="dxa" w:w="90"/>
+              <w:right w:type="dxa" w:w="100"/>
+            </w:tcMar>
+          </w:tcPr>
+          <w:p>
+            <w:pPr>
+              <w:jc w:val="center"/>
+              <w:ind w:firstLine="0" w:left="0" w:right="0"/>
+            </w:pPr>
+            <w:r>
+              <w:rPr>
+                <w:rFonts w:ascii="Times New Roman" w:cs="Times New Roman" w:eastAsia="Times New Roman" w:hAnsi="Times New Roman"/>
+                <w:b/>
+                <w:bCs/>
+                <w:color w:val="000000"/>
+                <w:sz w:val="23"/>
+                <w:szCs w:val="23"/>
+              </w:rPr>
+              <w:t xml:space="preserve">Phân hệ Nghiệp vụ</w:t>
+            </w:r>
+          </w:p>
+        </w:tc>
+        <w:tc>
+          <w:tcPr>
+            <w:tcW w:type="pct" w:w="18%"/>
+            <w:shd w:fill="FFFFFF"/>
+            <w:tcMar>
+              <w:top w:type="dxa" w:w="90"/>
+              <w:left w:type="dxa" w:w="100"/>
+              <w:bottom w:type="dxa" w:w="90"/>
+              <w:right w:type="dxa" w:w="100"/>
+            </w:tcMar>
+          </w:tcPr>
+          <w:p>
+            <w:pPr>
+              <w:jc w:val="center"/>
+              <w:ind w:firstLine="0" w:left="0" w:right="0"/>
+            </w:pPr>
+            <w:r>
+              <w:rPr>
+                <w:rFonts w:ascii="Times New Roman" w:cs="Times New Roman" w:eastAsia="Times New Roman" w:hAnsi="Times New Roman"/>
+                <w:b/>
+                <w:bCs/>
+                <w:color w:val="000000"/>
+                <w:sz w:val="23"/>
+                <w:szCs w:val="23"/>
+              </w:rPr>
+              <w:t xml:space="preserve">Tác nhân Chính</w:t>
+            </w:r>
+          </w:p>
+        </w:tc>
+        <w:tc>
+          <w:tcPr>
+            <w:tcW w:type="pct" w:w="11%"/>
+            <w:shd w:fill="FFFFFF"/>
+            <w:tcMar>
+              <w:top w:type="dxa" w:w="90"/>
+              <w:left w:type="dxa" w:w="100"/>
+              <w:bottom w:type="dxa" w:w="90"/>
+              <w:right w:type="dxa" w:w="100"/>
+            </w:tcMar>
+          </w:tcPr>
+          <w:p>
+            <w:pPr>
+              <w:jc w:val="center"/>
+              <w:ind w:firstLine="0" w:left="0" w:right="0"/>
+            </w:pPr>
+            <w:r>
+              <w:rPr>
+                <w:rFonts w:ascii="Times New Roman" w:cs="Times New Roman" w:eastAsia="Times New Roman" w:hAnsi="Times New Roman"/>
+                <w:b/>
+                <w:bCs/>
+                <w:color w:val="000000"/>
+                <w:sz w:val="23"/>
+                <w:szCs w:val="23"/>
+              </w:rPr>
+              <w:t xml:space="preserve">Mức độ</w:t>
+            </w:r>
+          </w:p>
+        </w:tc>
+      </w:tr>
+      <w:tr>
+        <w:tc>
+          <w:tcPr>
+            <w:tcW w:type="pct" w:w="6%"/>
+            <w:shd w:fill="FFFFFF"/>
+            <w:tcMar>
+              <w:top w:type="dxa" w:w="70"/>
+              <w:left w:type="dxa" w:w="100"/>
+              <w:bottom w:type="dxa" w:w="70"/>
+              <w:right w:type="dxa" w:w="100"/>
+            </w:tcMar>
+          </w:tcPr>
+          <w:p>
+            <w:pPr>
+              <w:spacing w:line="260"/>
+              <w:jc w:val="center"/>
+              <w:ind w:firstLine="0" w:left="0" w:right="0"/>
+            </w:pPr>
+            <w:r>
+              <w:rPr>
+                <w:rFonts w:ascii="Times New Roman" w:cs="Times New Roman" w:eastAsia="Times New Roman" w:hAnsi="Times New Roman"/>
+                <w:color w:val="000000"/>
+                <w:sz w:val="22"/>
+                <w:szCs w:val="22"/>
+              </w:rPr>
+              <w:t xml:space="preserve">1</w:t>
+            </w:r>
+          </w:p>
+        </w:tc>
+        <w:tc>
+          <w:tcPr>
+            <w:tcW w:type="pct" w:w="10%"/>
+            <w:shd w:fill="FFFFFF"/>
+            <w:tcMar>
+              <w:top w:type="dxa" w:w="70"/>
+              <w:left w:type="dxa" w:w="100"/>
+              <w:bottom w:type="dxa" w:w="70"/>
+              <w:right w:type="dxa" w:w="100"/>
+            </w:tcMar>
+          </w:tcPr>
+          <w:p>
+            <w:pPr>
+              <w:spacing w:line="260"/>
+              <w:jc w:val="left"/>
+              <w:ind w:firstLine="0" w:left="0" w:right="0"/>
+            </w:pPr>
+            <w:r>
+              <w:rPr>
+                <w:rFonts w:ascii="Times New Roman" w:cs="Times New Roman" w:eastAsia="Times New Roman" w:hAnsi="Times New Roman"/>
+                <w:color w:val="000000"/>
+                <w:sz w:val="22"/>
+                <w:szCs w:val="22"/>
+              </w:rPr>
+              <w:t xml:space="preserve">UC01</w:t>
+            </w:r>
+          </w:p>
+        </w:tc>
+        <w:tc>
+          <w:tcPr>
+            <w:tcW w:type="pct" w:w="31%"/>
+            <w:shd w:fill="FFFFFF"/>
+            <w:tcMar>
+              <w:top w:type="dxa" w:w="70"/>
+              <w:left w:type="dxa" w:w="100"/>
+              <w:bottom w:type="dxa" w:w="70"/>
+              <w:right w:type="dxa" w:w="100"/>
+            </w:tcMar>
+          </w:tcPr>
+          <w:p>
+            <w:pPr>
+              <w:spacing w:line="260"/>
+              <w:jc w:val="left"/>
+              <w:ind w:firstLine="0" w:left="0" w:right="0"/>
+            </w:pPr>
+            <w:r>
+              <w:rPr>
+                <w:rFonts w:ascii="Times New Roman" w:cs="Times New Roman" w:eastAsia="Times New Roman" w:hAnsi="Times New Roman"/>
+                <w:color w:val="000000"/>
+                <w:sz w:val="22"/>
+                <w:szCs w:val="22"/>
+              </w:rPr>
+              <w:t xml:space="preserve">Tra cứu bản đồ &amp; Điểm học tập lân cận</w:t>
+            </w:r>
+          </w:p>
+        </w:tc>
+        <w:tc>
+          <w:tcPr>
+            <w:tcW w:type="pct" w:w="24%"/>
+            <w:shd w:fill="FFFFFF"/>
+            <w:tcMar>
+              <w:top w:type="dxa" w:w="70"/>
+              <w:left w:type="dxa" w:w="100"/>
+              <w:bottom w:type="dxa" w:w="70"/>
+              <w:right w:type="dxa" w:w="100"/>
+            </w:tcMar>
+          </w:tcPr>
+          <w:p>
+            <w:pPr>
+              <w:spacing w:line="260"/>
+              <w:jc w:val="left"/>
+              <w:ind w:firstLine="0" w:left="0" w:right="0"/>
+            </w:pPr>
+            <w:r>
+              <w:rPr>
+                <w:rFonts w:ascii="Times New Roman" w:cs="Times New Roman" w:eastAsia="Times New Roman" w:hAnsi="Times New Roman"/>
+                <w:color w:val="000000"/>
+                <w:sz w:val="22"/>
+                <w:szCs w:val="22"/>
+              </w:rPr>
+              <w:t xml:space="preserve">Bản đồ &amp; GIS (MOD-MAP)</w:t>
+            </w:r>
+          </w:p>
+        </w:tc>
+        <w:tc>
+          <w:tcPr>
+            <w:tcW w:type="pct" w:w="18%"/>
+            <w:shd w:fill="FFFFFF"/>
+            <w:tcMar>
+              <w:top w:type="dxa" w:w="70"/>
+              <w:left w:type="dxa" w:w="100"/>
+              <w:bottom w:type="dxa" w:w="70"/>
+              <w:right w:type="dxa" w:w="100"/>
+            </w:tcMar>
+          </w:tcPr>
+          <w:p>
+            <w:pPr>
+              <w:spacing w:line="260"/>
+              <w:jc w:val="left"/>
+              <w:ind w:firstLine="0" w:left="0" w:right="0"/>
+            </w:pPr>
+            <w:r>
+              <w:rPr>
+                <w:rFonts w:ascii="Times New Roman" w:cs="Times New Roman" w:eastAsia="Times New Roman" w:hAnsi="Times New Roman"/>
+                <w:color w:val="000000"/>
+                <w:sz w:val="22"/>
+                <w:szCs w:val="22"/>
+              </w:rPr>
+              <w:t xml:space="preserve">Sinh viên, Khách</w:t>
+            </w:r>
+          </w:p>
+        </w:tc>
+        <w:tc>
+          <w:tcPr>
+            <w:tcW w:type="pct" w:w="11%"/>
+            <w:shd w:fill="FFFFFF"/>
+            <w:tcMar>
+              <w:top w:type="dxa" w:w="70"/>
+              <w:left w:type="dxa" w:w="100"/>
+              <w:bottom w:type="dxa" w:w="70"/>
+              <w:right w:type="dxa" w:w="100"/>
+            </w:tcMar>
+          </w:tcPr>
+          <w:p>
+            <w:pPr>
+              <w:spacing w:line="260"/>
+              <w:jc w:val="left"/>
+              <w:ind w:firstLine="0" w:left="0" w:right="0"/>
+            </w:pPr>
+            <w:r>
+              <w:rPr>
+                <w:rFonts w:ascii="Times New Roman" w:cs="Times New Roman" w:eastAsia="Times New Roman" w:hAnsi="Times New Roman"/>
+                <w:color w:val="000000"/>
+                <w:sz w:val="22"/>
+                <w:szCs w:val="22"/>
+              </w:rPr>
+              <w:t xml:space="preserve">Cao</w:t>
+            </w:r>
+          </w:p>
+        </w:tc>
+      </w:tr>
+      <w:tr>
+        <w:tc>
+          <w:tcPr>
+            <w:tcW w:type="pct" w:w="6%"/>
+            <w:shd w:fill="FFFFFF"/>
+            <w:tcMar>
+              <w:top w:type="dxa" w:w="70"/>
+              <w:left w:type="dxa" w:w="100"/>
+              <w:bottom w:type="dxa" w:w="70"/>
+              <w:right w:type="dxa" w:w="100"/>
+            </w:tcMar>
+          </w:tcPr>
+          <w:p>
+            <w:pPr>
+              <w:spacing w:line="260"/>
+              <w:jc w:val="center"/>
+              <w:ind w:firstLine="0" w:left="0" w:right="0"/>
+            </w:pPr>
+            <w:r>
+              <w:rPr>
+                <w:rFonts w:ascii="Times New Roman" w:cs="Times New Roman" w:eastAsia="Times New Roman" w:hAnsi="Times New Roman"/>
+                <w:color w:val="000000"/>
+                <w:sz w:val="22"/>
+                <w:szCs w:val="22"/>
+              </w:rPr>
+              <w:t xml:space="preserve">2</w:t>
+            </w:r>
+          </w:p>
+        </w:tc>
+        <w:tc>
+          <w:tcPr>
+            <w:tcW w:type="pct" w:w="10%"/>
+            <w:shd w:fill="FFFFFF"/>
+            <w:tcMar>
+              <w:top w:type="dxa" w:w="70"/>
+              <w:left w:type="dxa" w:w="100"/>
+              <w:bottom w:type="dxa" w:w="70"/>
+              <w:right w:type="dxa" w:w="100"/>
+            </w:tcMar>
+          </w:tcPr>
+          <w:p>
+            <w:pPr>
+              <w:spacing w:line="260"/>
+              <w:jc w:val="left"/>
+              <w:ind w:firstLine="0" w:left="0" w:right="0"/>
+            </w:pPr>
+            <w:r>
+              <w:rPr>
+                <w:rFonts w:ascii="Times New Roman" w:cs="Times New Roman" w:eastAsia="Times New Roman" w:hAnsi="Times New Roman"/>
+                <w:color w:val="000000"/>
+                <w:sz w:val="22"/>
+                <w:szCs w:val="22"/>
+              </w:rPr>
+              <w:t xml:space="preserve">UC02</w:t>
+            </w:r>
+          </w:p>
+        </w:tc>
+        <w:tc>
+          <w:tcPr>
+            <w:tcW w:type="pct" w:w="31%"/>
+            <w:shd w:fill="FFFFFF"/>
+            <w:tcMar>
+              <w:top w:type="dxa" w:w="70"/>
+              <w:left w:type="dxa" w:w="100"/>
+              <w:bottom w:type="dxa" w:w="70"/>
+              <w:right w:type="dxa" w:w="100"/>
+            </w:tcMar>
+          </w:tcPr>
+          <w:p>
+            <w:pPr>
+              <w:spacing w:line="260"/>
+              <w:jc w:val="left"/>
+              <w:ind w:firstLine="0" w:left="0" w:right="0"/>
+            </w:pPr>
+            <w:r>
+              <w:rPr>
+                <w:rFonts w:ascii="Times New Roman" w:cs="Times New Roman" w:eastAsia="Times New Roman" w:hAnsi="Times New Roman"/>
+                <w:color w:val="000000"/>
+                <w:sz w:val="22"/>
+                <w:szCs w:val="22"/>
+              </w:rPr>
+              <w:t xml:space="preserve">Theo dõi lộ trình xe thư viện lưu động</w:t>
+            </w:r>
+          </w:p>
+        </w:tc>
+        <w:tc>
+          <w:tcPr>
+            <w:tcW w:type="pct" w:w="24%"/>
+            <w:shd w:fill="FFFFFF"/>
+            <w:tcMar>
+              <w:top w:type="dxa" w:w="70"/>
+              <w:left w:type="dxa" w:w="100"/>
+              <w:bottom w:type="dxa" w:w="70"/>
+              <w:right w:type="dxa" w:w="100"/>
+            </w:tcMar>
+          </w:tcPr>
+          <w:p>
+            <w:pPr>
+              <w:spacing w:line="260"/>
+              <w:jc w:val="left"/>
+              <w:ind w:firstLine="0" w:left="0" w:right="0"/>
+            </w:pPr>
+            <w:r>
+              <w:rPr>
+                <w:rFonts w:ascii="Times New Roman" w:cs="Times New Roman" w:eastAsia="Times New Roman" w:hAnsi="Times New Roman"/>
+                <w:color w:val="000000"/>
+                <w:sz w:val="22"/>
+                <w:szCs w:val="22"/>
+              </w:rPr>
+              <w:t xml:space="preserve">Bản đồ &amp; GIS (MOD-MAP)</w:t>
+            </w:r>
+          </w:p>
+        </w:tc>
+        <w:tc>
+          <w:tcPr>
+            <w:tcW w:type="pct" w:w="18%"/>
+            <w:shd w:fill="FFFFFF"/>
+            <w:tcMar>
+              <w:top w:type="dxa" w:w="70"/>
+              <w:left w:type="dxa" w:w="100"/>
+              <w:bottom w:type="dxa" w:w="70"/>
+              <w:right w:type="dxa" w:w="100"/>
+            </w:tcMar>
+          </w:tcPr>
+          <w:p>
+            <w:pPr>
+              <w:spacing w:line="260"/>
+              <w:jc w:val="left"/>
+              <w:ind w:firstLine="0" w:left="0" w:right="0"/>
+            </w:pPr>
+            <w:r>
+              <w:rPr>
+                <w:rFonts w:ascii="Times New Roman" w:cs="Times New Roman" w:eastAsia="Times New Roman" w:hAnsi="Times New Roman"/>
+                <w:color w:val="000000"/>
+                <w:sz w:val="22"/>
+                <w:szCs w:val="22"/>
+              </w:rPr>
+              <w:t xml:space="preserve">Sinh viên, Khách</w:t>
+            </w:r>
+          </w:p>
+        </w:tc>
+        <w:tc>
+          <w:tcPr>
+            <w:tcW w:type="pct" w:w="11%"/>
+            <w:shd w:fill="FFFFFF"/>
+            <w:tcMar>
+              <w:top w:type="dxa" w:w="70"/>
+              <w:left w:type="dxa" w:w="100"/>
+              <w:bottom w:type="dxa" w:w="70"/>
+              <w:right w:type="dxa" w:w="100"/>
+            </w:tcMar>
+          </w:tcPr>
+          <w:p>
+            <w:pPr>
+              <w:spacing w:line="260"/>
+              <w:jc w:val="left"/>
+              <w:ind w:firstLine="0" w:left="0" w:right="0"/>
+            </w:pPr>
+            <w:r>
+              <w:rPr>
+                <w:rFonts w:ascii="Times New Roman" w:cs="Times New Roman" w:eastAsia="Times New Roman" w:hAnsi="Times New Roman"/>
+                <w:color w:val="000000"/>
+                <w:sz w:val="22"/>
+                <w:szCs w:val="22"/>
+              </w:rPr>
+              <w:t xml:space="preserve">Trung bình</w:t>
+            </w:r>
+          </w:p>
+        </w:tc>
+      </w:tr>
+      <w:tr>
+        <w:tc>
+          <w:tcPr>
+            <w:tcW w:type="pct" w:w="6%"/>
+            <w:shd w:fill="FFFFFF"/>
+            <w:tcMar>
+              <w:top w:type="dxa" w:w="70"/>
+              <w:left w:type="dxa" w:w="100"/>
+              <w:bottom w:type="dxa" w:w="70"/>
+              <w:right w:type="dxa" w:w="100"/>
+            </w:tcMar>
+          </w:tcPr>
+          <w:p>
+            <w:pPr>
+              <w:spacing w:line="260"/>
+              <w:jc w:val="center"/>
+              <w:ind w:firstLine="0" w:left="0" w:right="0"/>
+            </w:pPr>
+            <w:r>
+              <w:rPr>
+                <w:rFonts w:ascii="Times New Roman" w:cs="Times New Roman" w:eastAsia="Times New Roman" w:hAnsi="Times New Roman"/>
+                <w:color w:val="000000"/>
+                <w:sz w:val="22"/>
+                <w:szCs w:val="22"/>
+              </w:rPr>
+              <w:t xml:space="preserve">3</w:t>
+            </w:r>
+          </w:p>
+        </w:tc>
+        <w:tc>
+          <w:tcPr>
+            <w:tcW w:type="pct" w:w="10%"/>
+            <w:shd w:fill="FFFFFF"/>
+            <w:tcMar>
+              <w:top w:type="dxa" w:w="70"/>
+              <w:left w:type="dxa" w:w="100"/>
+              <w:bottom w:type="dxa" w:w="70"/>
+              <w:right w:type="dxa" w:w="100"/>
+            </w:tcMar>
+          </w:tcPr>
+          <w:p>
+            <w:pPr>
+              <w:spacing w:line="260"/>
+              <w:jc w:val="left"/>
+              <w:ind w:firstLine="0" w:left="0" w:right="0"/>
+            </w:pPr>
+            <w:r>
+              <w:rPr>
+                <w:rFonts w:ascii="Times New Roman" w:cs="Times New Roman" w:eastAsia="Times New Roman" w:hAnsi="Times New Roman"/>
+                <w:color w:val="000000"/>
+                <w:sz w:val="22"/>
+                <w:szCs w:val="22"/>
+              </w:rPr>
+              <w:t xml:space="preserve">UC03</w:t>
+            </w:r>
+          </w:p>
+        </w:tc>
+        <w:tc>
+          <w:tcPr>
+            <w:tcW w:type="pct" w:w="31%"/>
+            <w:shd w:fill="FFFFFF"/>
+            <w:tcMar>
+              <w:top w:type="dxa" w:w="70"/>
+              <w:left w:type="dxa" w:w="100"/>
+              <w:bottom w:type="dxa" w:w="70"/>
+              <w:right w:type="dxa" w:w="100"/>
+            </w:tcMar>
+          </w:tcPr>
+          <w:p>
+            <w:pPr>
+              <w:spacing w:line="260"/>
+              <w:jc w:val="left"/>
+              <w:ind w:firstLine="0" w:left="0" w:right="0"/>
+            </w:pPr>
+            <w:r>
+              <w:rPr>
+                <w:rFonts w:ascii="Times New Roman" w:cs="Times New Roman" w:eastAsia="Times New Roman" w:hAnsi="Times New Roman"/>
+                <w:color w:val="000000"/>
+                <w:sz w:val="22"/>
+                <w:szCs w:val="22"/>
+              </w:rPr>
+              <w:t xml:space="preserve">Tìm trạm Wi-Fi miễn phí Đồng Nai</w:t>
+            </w:r>
+          </w:p>
+        </w:tc>
+        <w:tc>
+          <w:tcPr>
+            <w:tcW w:type="pct" w:w="24%"/>
+            <w:shd w:fill="FFFFFF"/>
+            <w:tcMar>
+              <w:top w:type="dxa" w:w="70"/>
+              <w:left w:type="dxa" w:w="100"/>
+              <w:bottom w:type="dxa" w:w="70"/>
+              <w:right w:type="dxa" w:w="100"/>
+            </w:tcMar>
+          </w:tcPr>
+          <w:p>
+            <w:pPr>
+              <w:spacing w:line="260"/>
+              <w:jc w:val="left"/>
+              <w:ind w:firstLine="0" w:left="0" w:right="0"/>
+            </w:pPr>
+            <w:r>
+              <w:rPr>
+                <w:rFonts w:ascii="Times New Roman" w:cs="Times New Roman" w:eastAsia="Times New Roman" w:hAnsi="Times New Roman"/>
+                <w:color w:val="000000"/>
+                <w:sz w:val="22"/>
+                <w:szCs w:val="22"/>
+              </w:rPr>
+              <w:t xml:space="preserve">Bản đồ &amp; GIS (MOD-MAP)</w:t>
+            </w:r>
+          </w:p>
+        </w:tc>
+        <w:tc>
+          <w:tcPr>
+            <w:tcW w:type="pct" w:w="18%"/>
+            <w:shd w:fill="FFFFFF"/>
+            <w:tcMar>
+              <w:top w:type="dxa" w:w="70"/>
+              <w:left w:type="dxa" w:w="100"/>
+              <w:bottom w:type="dxa" w:w="70"/>
+              <w:right w:type="dxa" w:w="100"/>
+            </w:tcMar>
+          </w:tcPr>
+          <w:p>
+            <w:pPr>
+              <w:spacing w:line="260"/>
+              <w:jc w:val="left"/>
+              <w:ind w:firstLine="0" w:left="0" w:right="0"/>
+            </w:pPr>
+            <w:r>
+              <w:rPr>
+                <w:rFonts w:ascii="Times New Roman" w:cs="Times New Roman" w:eastAsia="Times New Roman" w:hAnsi="Times New Roman"/>
+                <w:color w:val="000000"/>
+                <w:sz w:val="22"/>
+                <w:szCs w:val="22"/>
+              </w:rPr>
+              <w:t xml:space="preserve">Sinh viên, Khách</w:t>
+            </w:r>
+          </w:p>
+        </w:tc>
+        <w:tc>
+          <w:tcPr>
+            <w:tcW w:type="pct" w:w="11%"/>
+            <w:shd w:fill="FFFFFF"/>
+            <w:tcMar>
+              <w:top w:type="dxa" w:w="70"/>
+              <w:left w:type="dxa" w:w="100"/>
+              <w:bottom w:type="dxa" w:w="70"/>
+              <w:right w:type="dxa" w:w="100"/>
+            </w:tcMar>
+          </w:tcPr>
+          <w:p>
+            <w:pPr>
+              <w:spacing w:line="260"/>
+              <w:jc w:val="left"/>
+              <w:ind w:firstLine="0" w:left="0" w:right="0"/>
+            </w:pPr>
+            <w:r>
+              <w:rPr>
+                <w:rFonts w:ascii="Times New Roman" w:cs="Times New Roman" w:eastAsia="Times New Roman" w:hAnsi="Times New Roman"/>
+                <w:color w:val="000000"/>
+                <w:sz w:val="22"/>
+                <w:szCs w:val="22"/>
+              </w:rPr>
+              <w:t xml:space="preserve">Cao</w:t>
+            </w:r>
+          </w:p>
+        </w:tc>
+      </w:tr>
+      <w:tr>
+        <w:tc>
+          <w:tcPr>
+            <w:tcW w:type="pct" w:w="6%"/>
+            <w:shd w:fill="FFFFFF"/>
+            <w:tcMar>
+              <w:top w:type="dxa" w:w="70"/>
+              <w:left w:type="dxa" w:w="100"/>
+              <w:bottom w:type="dxa" w:w="70"/>
+              <w:right w:type="dxa" w:w="100"/>
+            </w:tcMar>
+          </w:tcPr>
+          <w:p>
+            <w:pPr>
+              <w:spacing w:line="260"/>
+              <w:jc w:val="center"/>
+              <w:ind w:firstLine="0" w:left="0" w:right="0"/>
+            </w:pPr>
+            <w:r>
+              <w:rPr>
+                <w:rFonts w:ascii="Times New Roman" w:cs="Times New Roman" w:eastAsia="Times New Roman" w:hAnsi="Times New Roman"/>
+                <w:color w:val="000000"/>
+                <w:sz w:val="22"/>
+                <w:szCs w:val="22"/>
+              </w:rPr>
+              <w:t xml:space="preserve">4</w:t>
+            </w:r>
+          </w:p>
+        </w:tc>
+        <w:tc>
+          <w:tcPr>
+            <w:tcW w:type="pct" w:w="10%"/>
+            <w:shd w:fill="FFFFFF"/>
+            <w:tcMar>
+              <w:top w:type="dxa" w:w="70"/>
+              <w:left w:type="dxa" w:w="100"/>
+              <w:bottom w:type="dxa" w:w="70"/>
+              <w:right w:type="dxa" w:w="100"/>
+            </w:tcMar>
+          </w:tcPr>
+          <w:p>
+            <w:pPr>
+              <w:spacing w:line="260"/>
+              <w:jc w:val="left"/>
+              <w:ind w:firstLine="0" w:left="0" w:right="0"/>
+            </w:pPr>
+            <w:r>
+              <w:rPr>
+                <w:rFonts w:ascii="Times New Roman" w:cs="Times New Roman" w:eastAsia="Times New Roman" w:hAnsi="Times New Roman"/>
+                <w:color w:val="000000"/>
+                <w:sz w:val="22"/>
+                <w:szCs w:val="22"/>
+              </w:rPr>
+              <w:t xml:space="preserve">UC04</w:t>
+            </w:r>
+          </w:p>
+        </w:tc>
+        <w:tc>
+          <w:tcPr>
+            <w:tcW w:type="pct" w:w="31%"/>
+            <w:shd w:fill="FFFFFF"/>
+            <w:tcMar>
+              <w:top w:type="dxa" w:w="70"/>
+              <w:left w:type="dxa" w:w="100"/>
+              <w:bottom w:type="dxa" w:w="70"/>
+              <w:right w:type="dxa" w:w="100"/>
+            </w:tcMar>
+          </w:tcPr>
+          <w:p>
+            <w:pPr>
+              <w:spacing w:line="260"/>
+              <w:jc w:val="left"/>
+              <w:ind w:firstLine="0" w:left="0" w:right="0"/>
+            </w:pPr>
+            <w:r>
+              <w:rPr>
+                <w:rFonts w:ascii="Times New Roman" w:cs="Times New Roman" w:eastAsia="Times New Roman" w:hAnsi="Times New Roman"/>
+                <w:color w:val="000000"/>
+                <w:sz w:val="22"/>
+                <w:szCs w:val="22"/>
+              </w:rPr>
+              <w:t xml:space="preserve">Chat hỏi đáp RAG với Trợ lý AI</w:t>
+            </w:r>
+          </w:p>
+        </w:tc>
+        <w:tc>
+          <w:tcPr>
+            <w:tcW w:type="pct" w:w="24%"/>
+            <w:shd w:fill="FFFFFF"/>
+            <w:tcMar>
+              <w:top w:type="dxa" w:w="70"/>
+              <w:left w:type="dxa" w:w="100"/>
+              <w:bottom w:type="dxa" w:w="70"/>
+              <w:right w:type="dxa" w:w="100"/>
+            </w:tcMar>
+          </w:tcPr>
+          <w:p>
+            <w:pPr>
+              <w:spacing w:line="260"/>
+              <w:jc w:val="left"/>
+              <w:ind w:firstLine="0" w:left="0" w:right="0"/>
+            </w:pPr>
+            <w:r>
+              <w:rPr>
+                <w:rFonts w:ascii="Times New Roman" w:cs="Times New Roman" w:eastAsia="Times New Roman" w:hAnsi="Times New Roman"/>
+                <w:color w:val="000000"/>
+                <w:sz w:val="22"/>
+                <w:szCs w:val="22"/>
+              </w:rPr>
+              <w:t xml:space="preserve">Trợ lý AI &amp; Hướng nghiệp</w:t>
+            </w:r>
+          </w:p>
+        </w:tc>
+        <w:tc>
+          <w:tcPr>
+            <w:tcW w:type="pct" w:w="18%"/>
+            <w:shd w:fill="FFFFFF"/>
+            <w:tcMar>
+              <w:top w:type="dxa" w:w="70"/>
+              <w:left w:type="dxa" w:w="100"/>
+              <w:bottom w:type="dxa" w:w="70"/>
+              <w:right w:type="dxa" w:w="100"/>
+            </w:tcMar>
+          </w:tcPr>
+          <w:p>
+            <w:pPr>
+              <w:spacing w:line="260"/>
+              <w:jc w:val="left"/>
+              <w:ind w:firstLine="0" w:left="0" w:right="0"/>
+            </w:pPr>
+            <w:r>
+              <w:rPr>
+                <w:rFonts w:ascii="Times New Roman" w:cs="Times New Roman" w:eastAsia="Times New Roman" w:hAnsi="Times New Roman"/>
+                <w:color w:val="000000"/>
+                <w:sz w:val="22"/>
+                <w:szCs w:val="22"/>
+              </w:rPr>
+              <w:t xml:space="preserve">Sinh viên, Khách</w:t>
+            </w:r>
+          </w:p>
+        </w:tc>
+        <w:tc>
+          <w:tcPr>
+            <w:tcW w:type="pct" w:w="11%"/>
+            <w:shd w:fill="FFFFFF"/>
+            <w:tcMar>
+              <w:top w:type="dxa" w:w="70"/>
+              <w:left w:type="dxa" w:w="100"/>
+              <w:bottom w:type="dxa" w:w="70"/>
+              <w:right w:type="dxa" w:w="100"/>
+            </w:tcMar>
+          </w:tcPr>
+          <w:p>
+            <w:pPr>
+              <w:spacing w:line="260"/>
+              <w:jc w:val="left"/>
+              <w:ind w:firstLine="0" w:left="0" w:right="0"/>
+            </w:pPr>
+            <w:r>
+              <w:rPr>
+                <w:rFonts w:ascii="Times New Roman" w:cs="Times New Roman" w:eastAsia="Times New Roman" w:hAnsi="Times New Roman"/>
+                <w:color w:val="000000"/>
+                <w:sz w:val="22"/>
+                <w:szCs w:val="22"/>
+              </w:rPr>
+              <w:t xml:space="preserve">Cao</w:t>
+            </w:r>
+          </w:p>
+        </w:tc>
+      </w:tr>
+      <w:tr>
+        <w:tc>
+          <w:tcPr>
+            <w:tcW w:type="pct" w:w="6%"/>
+            <w:shd w:fill="FFFFFF"/>
+            <w:tcMar>
+              <w:top w:type="dxa" w:w="70"/>
+              <w:left w:type="dxa" w:w="100"/>
+              <w:bottom w:type="dxa" w:w="70"/>
+              <w:right w:type="dxa" w:w="100"/>
+            </w:tcMar>
+          </w:tcPr>
+          <w:p>
+            <w:pPr>
+              <w:spacing w:line="260"/>
+              <w:jc w:val="center"/>
+              <w:ind w:firstLine="0" w:left="0" w:right="0"/>
+            </w:pPr>
+            <w:r>
+              <w:rPr>
+                <w:rFonts w:ascii="Times New Roman" w:cs="Times New Roman" w:eastAsia="Times New Roman" w:hAnsi="Times New Roman"/>
+                <w:color w:val="000000"/>
+                <w:sz w:val="22"/>
+                <w:szCs w:val="22"/>
+              </w:rPr>
+              <w:t xml:space="preserve">5</w:t>
+            </w:r>
+          </w:p>
+        </w:tc>
+        <w:tc>
+          <w:tcPr>
+            <w:tcW w:type="pct" w:w="10%"/>
+            <w:shd w:fill="FFFFFF"/>
+            <w:tcMar>
+              <w:top w:type="dxa" w:w="70"/>
+              <w:left w:type="dxa" w:w="100"/>
+              <w:bottom w:type="dxa" w:w="70"/>
+              <w:right w:type="dxa" w:w="100"/>
+            </w:tcMar>
+          </w:tcPr>
+          <w:p>
+            <w:pPr>
+              <w:spacing w:line="260"/>
+              <w:jc w:val="left"/>
+              <w:ind w:firstLine="0" w:left="0" w:right="0"/>
+            </w:pPr>
+            <w:r>
+              <w:rPr>
+                <w:rFonts w:ascii="Times New Roman" w:cs="Times New Roman" w:eastAsia="Times New Roman" w:hAnsi="Times New Roman"/>
+                <w:color w:val="000000"/>
+                <w:sz w:val="22"/>
+                <w:szCs w:val="22"/>
+              </w:rPr>
+              <w:t xml:space="preserve">UC05</w:t>
+            </w:r>
+          </w:p>
+        </w:tc>
+        <w:tc>
+          <w:tcPr>
+            <w:tcW w:type="pct" w:w="31%"/>
+            <w:shd w:fill="FFFFFF"/>
+            <w:tcMar>
+              <w:top w:type="dxa" w:w="70"/>
+              <w:left w:type="dxa" w:w="100"/>
+              <w:bottom w:type="dxa" w:w="70"/>
+              <w:right w:type="dxa" w:w="100"/>
+            </w:tcMar>
+          </w:tcPr>
+          <w:p>
+            <w:pPr>
+              <w:spacing w:line="260"/>
+              <w:jc w:val="left"/>
+              <w:ind w:firstLine="0" w:left="0" w:right="0"/>
+            </w:pPr>
+            <w:r>
+              <w:rPr>
+                <w:rFonts w:ascii="Times New Roman" w:cs="Times New Roman" w:eastAsia="Times New Roman" w:hAnsi="Times New Roman"/>
+                <w:color w:val="000000"/>
+                <w:sz w:val="22"/>
+                <w:szCs w:val="22"/>
+              </w:rPr>
+              <w:t xml:space="preserve">Làm trắc nghiệm nghề nghiệp &amp; Lộ trình</w:t>
+            </w:r>
+          </w:p>
+        </w:tc>
+        <w:tc>
+          <w:tcPr>
+            <w:tcW w:type="pct" w:w="24%"/>
+            <w:shd w:fill="FFFFFF"/>
+            <w:tcMar>
+              <w:top w:type="dxa" w:w="70"/>
+              <w:left w:type="dxa" w:w="100"/>
+              <w:bottom w:type="dxa" w:w="70"/>
+              <w:right w:type="dxa" w:w="100"/>
+            </w:tcMar>
+          </w:tcPr>
+          <w:p>
+            <w:pPr>
+              <w:spacing w:line="260"/>
+              <w:jc w:val="left"/>
+              <w:ind w:firstLine="0" w:left="0" w:right="0"/>
+            </w:pPr>
+            <w:r>
+              <w:rPr>
+                <w:rFonts w:ascii="Times New Roman" w:cs="Times New Roman" w:eastAsia="Times New Roman" w:hAnsi="Times New Roman"/>
+                <w:color w:val="000000"/>
+                <w:sz w:val="22"/>
+                <w:szCs w:val="22"/>
+              </w:rPr>
+              <w:t xml:space="preserve">Trợ lý AI &amp; Hướng nghiệp</w:t>
+            </w:r>
+          </w:p>
+        </w:tc>
+        <w:tc>
+          <w:tcPr>
+            <w:tcW w:type="pct" w:w="18%"/>
+            <w:shd w:fill="FFFFFF"/>
+            <w:tcMar>
+              <w:top w:type="dxa" w:w="70"/>
+              <w:left w:type="dxa" w:w="100"/>
+              <w:bottom w:type="dxa" w:w="70"/>
+              <w:right w:type="dxa" w:w="100"/>
+            </w:tcMar>
+          </w:tcPr>
+          <w:p>
+            <w:pPr>
+              <w:spacing w:line="260"/>
+              <w:jc w:val="left"/>
+              <w:ind w:firstLine="0" w:left="0" w:right="0"/>
+            </w:pPr>
+            <w:r>
+              <w:rPr>
+                <w:rFonts w:ascii="Times New Roman" w:cs="Times New Roman" w:eastAsia="Times New Roman" w:hAnsi="Times New Roman"/>
+                <w:color w:val="000000"/>
+                <w:sz w:val="22"/>
+                <w:szCs w:val="22"/>
+              </w:rPr>
+              <w:t xml:space="preserve">Sinh viên</w:t>
+            </w:r>
+          </w:p>
+        </w:tc>
+        <w:tc>
+          <w:tcPr>
+            <w:tcW w:type="pct" w:w="11%"/>
+            <w:shd w:fill="FFFFFF"/>
+            <w:tcMar>
+              <w:top w:type="dxa" w:w="70"/>
+              <w:left w:type="dxa" w:w="100"/>
+              <w:bottom w:type="dxa" w:w="70"/>
+              <w:right w:type="dxa" w:w="100"/>
+            </w:tcMar>
+          </w:tcPr>
+          <w:p>
+            <w:pPr>
+              <w:spacing w:line="260"/>
+              <w:jc w:val="left"/>
+              <w:ind w:firstLine="0" w:left="0" w:right="0"/>
+            </w:pPr>
+            <w:r>
+              <w:rPr>
+                <w:rFonts w:ascii="Times New Roman" w:cs="Times New Roman" w:eastAsia="Times New Roman" w:hAnsi="Times New Roman"/>
+                <w:color w:val="000000"/>
+                <w:sz w:val="22"/>
+                <w:szCs w:val="22"/>
+              </w:rPr>
+              <w:t xml:space="preserve">Trung bình</w:t>
+            </w:r>
+          </w:p>
+        </w:tc>
+      </w:tr>
+      <w:tr>
+        <w:tc>
+          <w:tcPr>
+            <w:tcW w:type="pct" w:w="6%"/>
+            <w:shd w:fill="FFFFFF"/>
+            <w:tcMar>
+              <w:top w:type="dxa" w:w="70"/>
+              <w:left w:type="dxa" w:w="100"/>
+              <w:bottom w:type="dxa" w:w="70"/>
+              <w:right w:type="dxa" w:w="100"/>
+            </w:tcMar>
+          </w:tcPr>
+          <w:p>
+            <w:pPr>
+              <w:spacing w:line="260"/>
+              <w:jc w:val="center"/>
+              <w:ind w:firstLine="0" w:left="0" w:right="0"/>
+            </w:pPr>
+            <w:r>
+              <w:rPr>
+                <w:rFonts w:ascii="Times New Roman" w:cs="Times New Roman" w:eastAsia="Times New Roman" w:hAnsi="Times New Roman"/>
+                <w:color w:val="000000"/>
+                <w:sz w:val="22"/>
+                <w:szCs w:val="22"/>
+              </w:rPr>
+              <w:t xml:space="preserve">6</w:t>
+            </w:r>
+          </w:p>
+        </w:tc>
+        <w:tc>
+          <w:tcPr>
+            <w:tcW w:type="pct" w:w="10%"/>
+            <w:shd w:fill="FFFFFF"/>
+            <w:tcMar>
+              <w:top w:type="dxa" w:w="70"/>
+              <w:left w:type="dxa" w:w="100"/>
+              <w:bottom w:type="dxa" w:w="70"/>
+              <w:right w:type="dxa" w:w="100"/>
+            </w:tcMar>
+          </w:tcPr>
+          <w:p>
+            <w:pPr>
+              <w:spacing w:line="260"/>
+              <w:jc w:val="left"/>
+              <w:ind w:firstLine="0" w:left="0" w:right="0"/>
+            </w:pPr>
+            <w:r>
+              <w:rPr>
+                <w:rFonts w:ascii="Times New Roman" w:cs="Times New Roman" w:eastAsia="Times New Roman" w:hAnsi="Times New Roman"/>
+                <w:color w:val="000000"/>
+                <w:sz w:val="22"/>
+                <w:szCs w:val="22"/>
+              </w:rPr>
+              <w:t xml:space="preserve">UC06</w:t>
+            </w:r>
+          </w:p>
+        </w:tc>
+        <w:tc>
+          <w:tcPr>
+            <w:tcW w:type="pct" w:w="31%"/>
+            <w:shd w:fill="FFFFFF"/>
+            <w:tcMar>
+              <w:top w:type="dxa" w:w="70"/>
+              <w:left w:type="dxa" w:w="100"/>
+              <w:bottom w:type="dxa" w:w="70"/>
+              <w:right w:type="dxa" w:w="100"/>
+            </w:tcMar>
+          </w:tcPr>
+          <w:p>
+            <w:pPr>
+              <w:spacing w:line="260"/>
+              <w:jc w:val="left"/>
+              <w:ind w:firstLine="0" w:left="0" w:right="0"/>
+            </w:pPr>
+            <w:r>
+              <w:rPr>
+                <w:rFonts w:ascii="Times New Roman" w:cs="Times New Roman" w:eastAsia="Times New Roman" w:hAnsi="Times New Roman"/>
+                <w:color w:val="000000"/>
+                <w:sz w:val="22"/>
+                <w:szCs w:val="22"/>
+              </w:rPr>
+              <w:t xml:space="preserve">Đánh giá độ phù hợp học bổng bằng AI</w:t>
+            </w:r>
+          </w:p>
+        </w:tc>
+        <w:tc>
+          <w:tcPr>
+            <w:tcW w:type="pct" w:w="24%"/>
+            <w:shd w:fill="FFFFFF"/>
+            <w:tcMar>
+              <w:top w:type="dxa" w:w="70"/>
+              <w:left w:type="dxa" w:w="100"/>
+              <w:bottom w:type="dxa" w:w="70"/>
+              <w:right w:type="dxa" w:w="100"/>
+            </w:tcMar>
+          </w:tcPr>
+          <w:p>
+            <w:pPr>
+              <w:spacing w:line="260"/>
+              <w:jc w:val="left"/>
+              <w:ind w:firstLine="0" w:left="0" w:right="0"/>
+            </w:pPr>
+            <w:r>
+              <w:rPr>
+                <w:rFonts w:ascii="Times New Roman" w:cs="Times New Roman" w:eastAsia="Times New Roman" w:hAnsi="Times New Roman"/>
+                <w:color w:val="000000"/>
+                <w:sz w:val="22"/>
+                <w:szCs w:val="22"/>
+              </w:rPr>
+              <w:t xml:space="preserve">Trợ lý AI &amp; Hướng nghiệp</w:t>
+            </w:r>
+          </w:p>
+        </w:tc>
+        <w:tc>
+          <w:tcPr>
+            <w:tcW w:type="pct" w:w="18%"/>
+            <w:shd w:fill="FFFFFF"/>
+            <w:tcMar>
+              <w:top w:type="dxa" w:w="70"/>
+              <w:left w:type="dxa" w:w="100"/>
+              <w:bottom w:type="dxa" w:w="70"/>
+              <w:right w:type="dxa" w:w="100"/>
+            </w:tcMar>
+          </w:tcPr>
+          <w:p>
+            <w:pPr>
+              <w:spacing w:line="260"/>
+              <w:jc w:val="left"/>
+              <w:ind w:firstLine="0" w:left="0" w:right="0"/>
+            </w:pPr>
+            <w:r>
+              <w:rPr>
+                <w:rFonts w:ascii="Times New Roman" w:cs="Times New Roman" w:eastAsia="Times New Roman" w:hAnsi="Times New Roman"/>
+                <w:color w:val="000000"/>
+                <w:sz w:val="22"/>
+                <w:szCs w:val="22"/>
+              </w:rPr>
+              <w:t xml:space="preserve">Sinh viên</w:t>
+            </w:r>
+          </w:p>
+        </w:tc>
+        <w:tc>
+          <w:tcPr>
+            <w:tcW w:type="pct" w:w="11%"/>
+            <w:shd w:fill="FFFFFF"/>
+            <w:tcMar>
+              <w:top w:type="dxa" w:w="70"/>
+              <w:left w:type="dxa" w:w="100"/>
+              <w:bottom w:type="dxa" w:w="70"/>
+              <w:right w:type="dxa" w:w="100"/>
+            </w:tcMar>
+          </w:tcPr>
+          <w:p>
+            <w:pPr>
+              <w:spacing w:line="260"/>
+              <w:jc w:val="left"/>
+              <w:ind w:firstLine="0" w:left="0" w:right="0"/>
+            </w:pPr>
+            <w:r>
+              <w:rPr>
+                <w:rFonts w:ascii="Times New Roman" w:cs="Times New Roman" w:eastAsia="Times New Roman" w:hAnsi="Times New Roman"/>
+                <w:color w:val="000000"/>
+                <w:sz w:val="22"/>
+                <w:szCs w:val="22"/>
+              </w:rPr>
+              <w:t xml:space="preserve">Trung bình</w:t>
+            </w:r>
+          </w:p>
+        </w:tc>
+      </w:tr>
+      <w:tr>
+        <w:tc>
+          <w:tcPr>
+            <w:tcW w:type="pct" w:w="6%"/>
+            <w:shd w:fill="FFFFFF"/>
+            <w:tcMar>
+              <w:top w:type="dxa" w:w="70"/>
+              <w:left w:type="dxa" w:w="100"/>
+              <w:bottom w:type="dxa" w:w="70"/>
+              <w:right w:type="dxa" w:w="100"/>
+            </w:tcMar>
+          </w:tcPr>
+          <w:p>
+            <w:pPr>
+              <w:spacing w:line="260"/>
+              <w:jc w:val="center"/>
+              <w:ind w:firstLine="0" w:left="0" w:right="0"/>
+            </w:pPr>
+            <w:r>
+              <w:rPr>
+                <w:rFonts w:ascii="Times New Roman" w:cs="Times New Roman" w:eastAsia="Times New Roman" w:hAnsi="Times New Roman"/>
+                <w:color w:val="000000"/>
+                <w:sz w:val="22"/>
+                <w:szCs w:val="22"/>
+              </w:rPr>
+              <w:t xml:space="preserve">7</w:t>
+            </w:r>
+          </w:p>
+        </w:tc>
+        <w:tc>
+          <w:tcPr>
+            <w:tcW w:type="pct" w:w="10%"/>
+            <w:shd w:fill="FFFFFF"/>
+            <w:tcMar>
+              <w:top w:type="dxa" w:w="70"/>
+              <w:left w:type="dxa" w:w="100"/>
+              <w:bottom w:type="dxa" w:w="70"/>
+              <w:right w:type="dxa" w:w="100"/>
+            </w:tcMar>
+          </w:tcPr>
+          <w:p>
+            <w:pPr>
+              <w:spacing w:line="260"/>
+              <w:jc w:val="left"/>
+              <w:ind w:firstLine="0" w:left="0" w:right="0"/>
+            </w:pPr>
+            <w:r>
+              <w:rPr>
+                <w:rFonts w:ascii="Times New Roman" w:cs="Times New Roman" w:eastAsia="Times New Roman" w:hAnsi="Times New Roman"/>
+                <w:color w:val="000000"/>
+                <w:sz w:val="22"/>
+                <w:szCs w:val="22"/>
+              </w:rPr>
+              <w:t xml:space="preserve">UC07</w:t>
+            </w:r>
+          </w:p>
+        </w:tc>
+        <w:tc>
+          <w:tcPr>
+            <w:tcW w:type="pct" w:w="31%"/>
+            <w:shd w:fill="FFFFFF"/>
+            <w:tcMar>
+              <w:top w:type="dxa" w:w="70"/>
+              <w:left w:type="dxa" w:w="100"/>
+              <w:bottom w:type="dxa" w:w="70"/>
+              <w:right w:type="dxa" w:w="100"/>
+            </w:tcMar>
+          </w:tcPr>
+          <w:p>
+            <w:pPr>
+              <w:spacing w:line="260"/>
+              <w:jc w:val="left"/>
+              <w:ind w:firstLine="0" w:left="0" w:right="0"/>
+            </w:pPr>
+            <w:r>
+              <w:rPr>
+                <w:rFonts w:ascii="Times New Roman" w:cs="Times New Roman" w:eastAsia="Times New Roman" w:hAnsi="Times New Roman"/>
+                <w:color w:val="000000"/>
+                <w:sz w:val="22"/>
+                <w:szCs w:val="22"/>
+              </w:rPr>
+              <w:t xml:space="preserve">Đặt lịch hẹn cố vấn học tập 1-1</w:t>
+            </w:r>
+          </w:p>
+        </w:tc>
+        <w:tc>
+          <w:tcPr>
+            <w:tcW w:type="pct" w:w="24%"/>
+            <w:shd w:fill="FFFFFF"/>
+            <w:tcMar>
+              <w:top w:type="dxa" w:w="70"/>
+              <w:left w:type="dxa" w:w="100"/>
+              <w:bottom w:type="dxa" w:w="70"/>
+              <w:right w:type="dxa" w:w="100"/>
+            </w:tcMar>
+          </w:tcPr>
+          <w:p>
+            <w:pPr>
+              <w:spacing w:line="260"/>
+              <w:jc w:val="left"/>
+              <w:ind w:firstLine="0" w:left="0" w:right="0"/>
+            </w:pPr>
+            <w:r>
+              <w:rPr>
+                <w:rFonts w:ascii="Times New Roman" w:cs="Times New Roman" w:eastAsia="Times New Roman" w:hAnsi="Times New Roman"/>
+                <w:color w:val="000000"/>
+                <w:sz w:val="22"/>
+                <w:szCs w:val="22"/>
+              </w:rPr>
+              <w:t xml:space="preserve">Tư vấn &amp; Cố vấn Học tập</w:t>
+            </w:r>
+          </w:p>
+        </w:tc>
+        <w:tc>
+          <w:tcPr>
+            <w:tcW w:type="pct" w:w="18%"/>
+            <w:shd w:fill="FFFFFF"/>
+            <w:tcMar>
+              <w:top w:type="dxa" w:w="70"/>
+              <w:left w:type="dxa" w:w="100"/>
+              <w:bottom w:type="dxa" w:w="70"/>
+              <w:right w:type="dxa" w:w="100"/>
+            </w:tcMar>
+          </w:tcPr>
+          <w:p>
+            <w:pPr>
+              <w:spacing w:line="260"/>
+              <w:jc w:val="left"/>
+              <w:ind w:firstLine="0" w:left="0" w:right="0"/>
+            </w:pPr>
+            <w:r>
+              <w:rPr>
+                <w:rFonts w:ascii="Times New Roman" w:cs="Times New Roman" w:eastAsia="Times New Roman" w:hAnsi="Times New Roman"/>
+                <w:color w:val="000000"/>
+                <w:sz w:val="22"/>
+                <w:szCs w:val="22"/>
+              </w:rPr>
+              <w:t xml:space="preserve">Sinh viên</w:t>
+            </w:r>
+          </w:p>
+        </w:tc>
+        <w:tc>
+          <w:tcPr>
+            <w:tcW w:type="pct" w:w="11%"/>
+            <w:shd w:fill="FFFFFF"/>
+            <w:tcMar>
+              <w:top w:type="dxa" w:w="70"/>
+              <w:left w:type="dxa" w:w="100"/>
+              <w:bottom w:type="dxa" w:w="70"/>
+              <w:right w:type="dxa" w:w="100"/>
+            </w:tcMar>
+          </w:tcPr>
+          <w:p>
+            <w:pPr>
+              <w:spacing w:line="260"/>
+              <w:jc w:val="left"/>
+              <w:ind w:firstLine="0" w:left="0" w:right="0"/>
+            </w:pPr>
+            <w:r>
+              <w:rPr>
+                <w:rFonts w:ascii="Times New Roman" w:cs="Times New Roman" w:eastAsia="Times New Roman" w:hAnsi="Times New Roman"/>
+                <w:color w:val="000000"/>
+                <w:sz w:val="22"/>
+                <w:szCs w:val="22"/>
+              </w:rPr>
+              <w:t xml:space="preserve">Cao</w:t>
+            </w:r>
+          </w:p>
+        </w:tc>
+      </w:tr>
+      <w:tr>
+        <w:tc>
+          <w:tcPr>
+            <w:tcW w:type="pct" w:w="6%"/>
+            <w:shd w:fill="FFFFFF"/>
+            <w:tcMar>
+              <w:top w:type="dxa" w:w="70"/>
+              <w:left w:type="dxa" w:w="100"/>
+              <w:bottom w:type="dxa" w:w="70"/>
+              <w:right w:type="dxa" w:w="100"/>
+            </w:tcMar>
+          </w:tcPr>
+          <w:p>
+            <w:pPr>
+              <w:spacing w:line="260"/>
+              <w:jc w:val="center"/>
+              <w:ind w:firstLine="0" w:left="0" w:right="0"/>
+            </w:pPr>
+            <w:r>
+              <w:rPr>
+                <w:rFonts w:ascii="Times New Roman" w:cs="Times New Roman" w:eastAsia="Times New Roman" w:hAnsi="Times New Roman"/>
+                <w:color w:val="000000"/>
+                <w:sz w:val="22"/>
+                <w:szCs w:val="22"/>
+              </w:rPr>
+              <w:t xml:space="preserve">8</w:t>
+            </w:r>
+          </w:p>
+        </w:tc>
+        <w:tc>
+          <w:tcPr>
+            <w:tcW w:type="pct" w:w="10%"/>
+            <w:shd w:fill="FFFFFF"/>
+            <w:tcMar>
+              <w:top w:type="dxa" w:w="70"/>
+              <w:left w:type="dxa" w:w="100"/>
+              <w:bottom w:type="dxa" w:w="70"/>
+              <w:right w:type="dxa" w:w="100"/>
+            </w:tcMar>
+          </w:tcPr>
+          <w:p>
+            <w:pPr>
+              <w:spacing w:line="260"/>
+              <w:jc w:val="left"/>
+              <w:ind w:firstLine="0" w:left="0" w:right="0"/>
+            </w:pPr>
+            <w:r>
+              <w:rPr>
+                <w:rFonts w:ascii="Times New Roman" w:cs="Times New Roman" w:eastAsia="Times New Roman" w:hAnsi="Times New Roman"/>
+                <w:color w:val="000000"/>
+                <w:sz w:val="22"/>
+                <w:szCs w:val="22"/>
+              </w:rPr>
+              <w:t xml:space="preserve">UC08</w:t>
+            </w:r>
+          </w:p>
+        </w:tc>
+        <w:tc>
+          <w:tcPr>
+            <w:tcW w:type="pct" w:w="31%"/>
+            <w:shd w:fill="FFFFFF"/>
+            <w:tcMar>
+              <w:top w:type="dxa" w:w="70"/>
+              <w:left w:type="dxa" w:w="100"/>
+              <w:bottom w:type="dxa" w:w="70"/>
+              <w:right w:type="dxa" w:w="100"/>
+            </w:tcMar>
+          </w:tcPr>
+          <w:p>
+            <w:pPr>
+              <w:spacing w:line="260"/>
+              <w:jc w:val="left"/>
+              <w:ind w:firstLine="0" w:left="0" w:right="0"/>
+            </w:pPr>
+            <w:r>
+              <w:rPr>
+                <w:rFonts w:ascii="Times New Roman" w:cs="Times New Roman" w:eastAsia="Times New Roman" w:hAnsi="Times New Roman"/>
+                <w:color w:val="000000"/>
+                <w:sz w:val="22"/>
+                <w:szCs w:val="22"/>
+              </w:rPr>
+              <w:t xml:space="preserve">Quản lý lịch rảnh &amp; Xác nhận lịch hẹn</w:t>
+            </w:r>
+          </w:p>
+        </w:tc>
+        <w:tc>
+          <w:tcPr>
+            <w:tcW w:type="pct" w:w="24%"/>
+            <w:shd w:fill="FFFFFF"/>
+            <w:tcMar>
+              <w:top w:type="dxa" w:w="70"/>
+              <w:left w:type="dxa" w:w="100"/>
+              <w:bottom w:type="dxa" w:w="70"/>
+              <w:right w:type="dxa" w:w="100"/>
+            </w:tcMar>
+          </w:tcPr>
+          <w:p>
+            <w:pPr>
+              <w:spacing w:line="260"/>
+              <w:jc w:val="left"/>
+              <w:ind w:firstLine="0" w:left="0" w:right="0"/>
+            </w:pPr>
+            <w:r>
+              <w:rPr>
+                <w:rFonts w:ascii="Times New Roman" w:cs="Times New Roman" w:eastAsia="Times New Roman" w:hAnsi="Times New Roman"/>
+                <w:color w:val="000000"/>
+                <w:sz w:val="22"/>
+                <w:szCs w:val="22"/>
+              </w:rPr>
+              <w:t xml:space="preserve">Tư vấn &amp; Cố vấn Học tập</w:t>
+            </w:r>
+          </w:p>
+        </w:tc>
+        <w:tc>
+          <w:tcPr>
+            <w:tcW w:type="pct" w:w="18%"/>
+            <w:shd w:fill="FFFFFF"/>
+            <w:tcMar>
+              <w:top w:type="dxa" w:w="70"/>
+              <w:left w:type="dxa" w:w="100"/>
+              <w:bottom w:type="dxa" w:w="70"/>
+              <w:right w:type="dxa" w:w="100"/>
+            </w:tcMar>
+          </w:tcPr>
+          <w:p>
+            <w:pPr>
+              <w:spacing w:line="260"/>
+              <w:jc w:val="left"/>
+              <w:ind w:firstLine="0" w:left="0" w:right="0"/>
+            </w:pPr>
+            <w:r>
+              <w:rPr>
+                <w:rFonts w:ascii="Times New Roman" w:cs="Times New Roman" w:eastAsia="Times New Roman" w:hAnsi="Times New Roman"/>
+                <w:color w:val="000000"/>
+                <w:sz w:val="22"/>
+                <w:szCs w:val="22"/>
+              </w:rPr>
+              <w:t xml:space="preserve">Cố vấn (Mentor)</w:t>
+            </w:r>
+          </w:p>
+        </w:tc>
+        <w:tc>
+          <w:tcPr>
+            <w:tcW w:type="pct" w:w="11%"/>
+            <w:shd w:fill="FFFFFF"/>
+            <w:tcMar>
+              <w:top w:type="dxa" w:w="70"/>
+              <w:left w:type="dxa" w:w="100"/>
+              <w:bottom w:type="dxa" w:w="70"/>
+              <w:right w:type="dxa" w:w="100"/>
+            </w:tcMar>
+          </w:tcPr>
+          <w:p>
+            <w:pPr>
+              <w:spacing w:line="260"/>
+              <w:jc w:val="left"/>
+              <w:ind w:firstLine="0" w:left="0" w:right="0"/>
+            </w:pPr>
+            <w:r>
+              <w:rPr>
+                <w:rFonts w:ascii="Times New Roman" w:cs="Times New Roman" w:eastAsia="Times New Roman" w:hAnsi="Times New Roman"/>
+                <w:color w:val="000000"/>
+                <w:sz w:val="22"/>
+                <w:szCs w:val="22"/>
+              </w:rPr>
+              <w:t xml:space="preserve">Cao</w:t>
+            </w:r>
+          </w:p>
+        </w:tc>
+      </w:tr>
+      <w:tr>
+        <w:tc>
+          <w:tcPr>
+            <w:tcW w:type="pct" w:w="6%"/>
+            <w:shd w:fill="FFFFFF"/>
+            <w:tcMar>
+              <w:top w:type="dxa" w:w="70"/>
+              <w:left w:type="dxa" w:w="100"/>
+              <w:bottom w:type="dxa" w:w="70"/>
+              <w:right w:type="dxa" w:w="100"/>
+            </w:tcMar>
+          </w:tcPr>
+          <w:p>
+            <w:pPr>
+              <w:spacing w:line="260"/>
+              <w:jc w:val="center"/>
+              <w:ind w:firstLine="0" w:left="0" w:right="0"/>
+            </w:pPr>
+            <w:r>
+              <w:rPr>
+                <w:rFonts w:ascii="Times New Roman" w:cs="Times New Roman" w:eastAsia="Times New Roman" w:hAnsi="Times New Roman"/>
+                <w:color w:val="000000"/>
+                <w:sz w:val="22"/>
+                <w:szCs w:val="22"/>
+              </w:rPr>
+              <w:t xml:space="preserve">9</w:t>
+            </w:r>
+          </w:p>
+        </w:tc>
+        <w:tc>
+          <w:tcPr>
+            <w:tcW w:type="pct" w:w="10%"/>
+            <w:shd w:fill="FFFFFF"/>
+            <w:tcMar>
+              <w:top w:type="dxa" w:w="70"/>
+              <w:left w:type="dxa" w:w="100"/>
+              <w:bottom w:type="dxa" w:w="70"/>
+              <w:right w:type="dxa" w:w="100"/>
+            </w:tcMar>
+          </w:tcPr>
+          <w:p>
+            <w:pPr>
+              <w:spacing w:line="260"/>
+              <w:jc w:val="left"/>
+              <w:ind w:firstLine="0" w:left="0" w:right="0"/>
+            </w:pPr>
+            <w:r>
+              <w:rPr>
+                <w:rFonts w:ascii="Times New Roman" w:cs="Times New Roman" w:eastAsia="Times New Roman" w:hAnsi="Times New Roman"/>
+                <w:color w:val="000000"/>
+                <w:sz w:val="22"/>
+                <w:szCs w:val="22"/>
+              </w:rPr>
+              <w:t xml:space="preserve">UC09</w:t>
+            </w:r>
+          </w:p>
+        </w:tc>
+        <w:tc>
+          <w:tcPr>
+            <w:tcW w:type="pct" w:w="31%"/>
+            <w:shd w:fill="FFFFFF"/>
+            <w:tcMar>
+              <w:top w:type="dxa" w:w="70"/>
+              <w:left w:type="dxa" w:w="100"/>
+              <w:bottom w:type="dxa" w:w="70"/>
+              <w:right w:type="dxa" w:w="100"/>
+            </w:tcMar>
+          </w:tcPr>
+          <w:p>
+            <w:pPr>
+              <w:spacing w:line="260"/>
+              <w:jc w:val="left"/>
+              <w:ind w:firstLine="0" w:left="0" w:right="0"/>
+            </w:pPr>
+            <w:r>
+              <w:rPr>
+                <w:rFonts w:ascii="Times New Roman" w:cs="Times New Roman" w:eastAsia="Times New Roman" w:hAnsi="Times New Roman"/>
+                <w:color w:val="000000"/>
+                <w:sz w:val="22"/>
+                <w:szCs w:val="22"/>
+              </w:rPr>
+              <w:t xml:space="preserve">Tham gia phòng họp trực tuyến Jitsi Meet</w:t>
+            </w:r>
+          </w:p>
+        </w:tc>
+        <w:tc>
+          <w:tcPr>
+            <w:tcW w:type="pct" w:w="24%"/>
+            <w:shd w:fill="FFFFFF"/>
+            <w:tcMar>
+              <w:top w:type="dxa" w:w="70"/>
+              <w:left w:type="dxa" w:w="100"/>
+              <w:bottom w:type="dxa" w:w="70"/>
+              <w:right w:type="dxa" w:w="100"/>
+            </w:tcMar>
+          </w:tcPr>
+          <w:p>
+            <w:pPr>
+              <w:spacing w:line="260"/>
+              <w:jc w:val="left"/>
+              <w:ind w:firstLine="0" w:left="0" w:right="0"/>
+            </w:pPr>
+            <w:r>
+              <w:rPr>
+                <w:rFonts w:ascii="Times New Roman" w:cs="Times New Roman" w:eastAsia="Times New Roman" w:hAnsi="Times New Roman"/>
+                <w:color w:val="000000"/>
+                <w:sz w:val="22"/>
+                <w:szCs w:val="22"/>
+              </w:rPr>
+              <w:t xml:space="preserve">Tư vấn &amp; Cố vấn Học tập</w:t>
+            </w:r>
+          </w:p>
+        </w:tc>
+        <w:tc>
+          <w:tcPr>
+            <w:tcW w:type="pct" w:w="18%"/>
+            <w:shd w:fill="FFFFFF"/>
+            <w:tcMar>
+              <w:top w:type="dxa" w:w="70"/>
+              <w:left w:type="dxa" w:w="100"/>
+              <w:bottom w:type="dxa" w:w="70"/>
+              <w:right w:type="dxa" w:w="100"/>
+            </w:tcMar>
+          </w:tcPr>
+          <w:p>
+            <w:pPr>
+              <w:spacing w:line="260"/>
+              <w:jc w:val="left"/>
+              <w:ind w:firstLine="0" w:left="0" w:right="0"/>
+            </w:pPr>
+            <w:r>
+              <w:rPr>
+                <w:rFonts w:ascii="Times New Roman" w:cs="Times New Roman" w:eastAsia="Times New Roman" w:hAnsi="Times New Roman"/>
+                <w:color w:val="000000"/>
+                <w:sz w:val="22"/>
+                <w:szCs w:val="22"/>
+              </w:rPr>
+              <w:t xml:space="preserve">Sinh viên, Cố vấn</w:t>
+            </w:r>
+          </w:p>
+        </w:tc>
+        <w:tc>
+          <w:tcPr>
+            <w:tcW w:type="pct" w:w="11%"/>
+            <w:shd w:fill="FFFFFF"/>
+            <w:tcMar>
+              <w:top w:type="dxa" w:w="70"/>
+              <w:left w:type="dxa" w:w="100"/>
+              <w:bottom w:type="dxa" w:w="70"/>
+              <w:right w:type="dxa" w:w="100"/>
+            </w:tcMar>
+          </w:tcPr>
+          <w:p>
+            <w:pPr>
+              <w:spacing w:line="260"/>
+              <w:jc w:val="left"/>
+              <w:ind w:firstLine="0" w:left="0" w:right="0"/>
+            </w:pPr>
+            <w:r>
+              <w:rPr>
+                <w:rFonts w:ascii="Times New Roman" w:cs="Times New Roman" w:eastAsia="Times New Roman" w:hAnsi="Times New Roman"/>
+                <w:color w:val="000000"/>
+                <w:sz w:val="22"/>
+                <w:szCs w:val="22"/>
+              </w:rPr>
+              <w:t xml:space="preserve">Cao</w:t>
+            </w:r>
+          </w:p>
+        </w:tc>
+      </w:tr>
+      <w:tr>
+        <w:tc>
+          <w:tcPr>
+            <w:tcW w:type="pct" w:w="6%"/>
+            <w:shd w:fill="FFFFFF"/>
+            <w:tcMar>
+              <w:top w:type="dxa" w:w="70"/>
+              <w:left w:type="dxa" w:w="100"/>
+              <w:bottom w:type="dxa" w:w="70"/>
+              <w:right w:type="dxa" w:w="100"/>
+            </w:tcMar>
+          </w:tcPr>
+          <w:p>
+            <w:pPr>
+              <w:spacing w:line="260"/>
+              <w:jc w:val="center"/>
+              <w:ind w:firstLine="0" w:left="0" w:right="0"/>
+            </w:pPr>
+            <w:r>
+              <w:rPr>
+                <w:rFonts w:ascii="Times New Roman" w:cs="Times New Roman" w:eastAsia="Times New Roman" w:hAnsi="Times New Roman"/>
+                <w:color w:val="000000"/>
+                <w:sz w:val="22"/>
+                <w:szCs w:val="22"/>
+              </w:rPr>
+              <w:t xml:space="preserve">10</w:t>
+            </w:r>
+          </w:p>
+        </w:tc>
+        <w:tc>
+          <w:tcPr>
+            <w:tcW w:type="pct" w:w="10%"/>
+            <w:shd w:fill="FFFFFF"/>
+            <w:tcMar>
+              <w:top w:type="dxa" w:w="70"/>
+              <w:left w:type="dxa" w:w="100"/>
+              <w:bottom w:type="dxa" w:w="70"/>
+              <w:right w:type="dxa" w:w="100"/>
+            </w:tcMar>
+          </w:tcPr>
+          <w:p>
+            <w:pPr>
+              <w:spacing w:line="260"/>
+              <w:jc w:val="left"/>
+              <w:ind w:firstLine="0" w:left="0" w:right="0"/>
+            </w:pPr>
+            <w:r>
+              <w:rPr>
+                <w:rFonts w:ascii="Times New Roman" w:cs="Times New Roman" w:eastAsia="Times New Roman" w:hAnsi="Times New Roman"/>
+                <w:color w:val="000000"/>
+                <w:sz w:val="22"/>
+                <w:szCs w:val="22"/>
+              </w:rPr>
+              <w:t xml:space="preserve">UC10</w:t>
+            </w:r>
+          </w:p>
+        </w:tc>
+        <w:tc>
+          <w:tcPr>
+            <w:tcW w:type="pct" w:w="31%"/>
+            <w:shd w:fill="FFFFFF"/>
+            <w:tcMar>
+              <w:top w:type="dxa" w:w="70"/>
+              <w:left w:type="dxa" w:w="100"/>
+              <w:bottom w:type="dxa" w:w="70"/>
+              <w:right w:type="dxa" w:w="100"/>
+            </w:tcMar>
+          </w:tcPr>
+          <w:p>
+            <w:pPr>
+              <w:spacing w:line="260"/>
+              <w:jc w:val="left"/>
+              <w:ind w:firstLine="0" w:left="0" w:right="0"/>
+            </w:pPr>
+            <w:r>
+              <w:rPr>
+                <w:rFonts w:ascii="Times New Roman" w:cs="Times New Roman" w:eastAsia="Times New Roman" w:hAnsi="Times New Roman"/>
+                <w:color w:val="000000"/>
+                <w:sz w:val="22"/>
+                <w:szCs w:val="22"/>
+              </w:rPr>
+              <w:t xml:space="preserve">Đánh giá &amp; Phản hồi chất lượng Mentor</w:t>
+            </w:r>
+          </w:p>
+        </w:tc>
+        <w:tc>
+          <w:tcPr>
+            <w:tcW w:type="pct" w:w="24%"/>
+            <w:shd w:fill="FFFFFF"/>
+            <w:tcMar>
+              <w:top w:type="dxa" w:w="70"/>
+              <w:left w:type="dxa" w:w="100"/>
+              <w:bottom w:type="dxa" w:w="70"/>
+              <w:right w:type="dxa" w:w="100"/>
+            </w:tcMar>
+          </w:tcPr>
+          <w:p>
+            <w:pPr>
+              <w:spacing w:line="260"/>
+              <w:jc w:val="left"/>
+              <w:ind w:firstLine="0" w:left="0" w:right="0"/>
+            </w:pPr>
+            <w:r>
+              <w:rPr>
+                <w:rFonts w:ascii="Times New Roman" w:cs="Times New Roman" w:eastAsia="Times New Roman" w:hAnsi="Times New Roman"/>
+                <w:color w:val="000000"/>
+                <w:sz w:val="22"/>
+                <w:szCs w:val="22"/>
+              </w:rPr>
+              <w:t xml:space="preserve">Tư vấn &amp; Cố vấn Học tập</w:t>
+            </w:r>
+          </w:p>
+        </w:tc>
+        <w:tc>
+          <w:tcPr>
+            <w:tcW w:type="pct" w:w="18%"/>
+            <w:shd w:fill="FFFFFF"/>
+            <w:tcMar>
+              <w:top w:type="dxa" w:w="70"/>
+              <w:left w:type="dxa" w:w="100"/>
+              <w:bottom w:type="dxa" w:w="70"/>
+              <w:right w:type="dxa" w:w="100"/>
+            </w:tcMar>
+          </w:tcPr>
+          <w:p>
+            <w:pPr>
+              <w:spacing w:line="260"/>
+              <w:jc w:val="left"/>
+              <w:ind w:firstLine="0" w:left="0" w:right="0"/>
+            </w:pPr>
+            <w:r>
+              <w:rPr>
+                <w:rFonts w:ascii="Times New Roman" w:cs="Times New Roman" w:eastAsia="Times New Roman" w:hAnsi="Times New Roman"/>
+                <w:color w:val="000000"/>
+                <w:sz w:val="22"/>
+                <w:szCs w:val="22"/>
+              </w:rPr>
+              <w:t xml:space="preserve">Sinh viên</w:t>
+            </w:r>
+          </w:p>
+        </w:tc>
+        <w:tc>
+          <w:tcPr>
+            <w:tcW w:type="pct" w:w="11%"/>
+            <w:shd w:fill="FFFFFF"/>
+            <w:tcMar>
+              <w:top w:type="dxa" w:w="70"/>
+              <w:left w:type="dxa" w:w="100"/>
+              <w:bottom w:type="dxa" w:w="70"/>
+              <w:right w:type="dxa" w:w="100"/>
+            </w:tcMar>
+          </w:tcPr>
+          <w:p>
+            <w:pPr>
+              <w:spacing w:line="260"/>
+              <w:jc w:val="left"/>
+              <w:ind w:firstLine="0" w:left="0" w:right="0"/>
+            </w:pPr>
+            <w:r>
+              <w:rPr>
+                <w:rFonts w:ascii="Times New Roman" w:cs="Times New Roman" w:eastAsia="Times New Roman" w:hAnsi="Times New Roman"/>
+                <w:color w:val="000000"/>
+                <w:sz w:val="22"/>
+                <w:szCs w:val="22"/>
+              </w:rPr>
+              <w:t xml:space="preserve">Trung bình</w:t>
+            </w:r>
+          </w:p>
+        </w:tc>
+      </w:tr>
+      <w:tr>
+        <w:tc>
+          <w:tcPr>
+            <w:tcW w:type="pct" w:w="6%"/>
+            <w:shd w:fill="FFFFFF"/>
+            <w:tcMar>
+              <w:top w:type="dxa" w:w="70"/>
+              <w:left w:type="dxa" w:w="100"/>
+              <w:bottom w:type="dxa" w:w="70"/>
+              <w:right w:type="dxa" w:w="100"/>
+            </w:tcMar>
+          </w:tcPr>
+          <w:p>
+            <w:pPr>
+              <w:spacing w:line="260"/>
+              <w:jc w:val="center"/>
+              <w:ind w:firstLine="0" w:left="0" w:right="0"/>
+            </w:pPr>
+            <w:r>
+              <w:rPr>
+                <w:rFonts w:ascii="Times New Roman" w:cs="Times New Roman" w:eastAsia="Times New Roman" w:hAnsi="Times New Roman"/>
+                <w:color w:val="000000"/>
+                <w:sz w:val="22"/>
+                <w:szCs w:val="22"/>
+              </w:rPr>
+              <w:t xml:space="preserve">11</w:t>
+            </w:r>
+          </w:p>
+        </w:tc>
+        <w:tc>
+          <w:tcPr>
+            <w:tcW w:type="pct" w:w="10%"/>
+            <w:shd w:fill="FFFFFF"/>
+            <w:tcMar>
+              <w:top w:type="dxa" w:w="70"/>
+              <w:left w:type="dxa" w:w="100"/>
+              <w:bottom w:type="dxa" w:w="70"/>
+              <w:right w:type="dxa" w:w="100"/>
+            </w:tcMar>
+          </w:tcPr>
+          <w:p>
+            <w:pPr>
+              <w:spacing w:line="260"/>
+              <w:jc w:val="left"/>
+              <w:ind w:firstLine="0" w:left="0" w:right="0"/>
+            </w:pPr>
+            <w:r>
+              <w:rPr>
+                <w:rFonts w:ascii="Times New Roman" w:cs="Times New Roman" w:eastAsia="Times New Roman" w:hAnsi="Times New Roman"/>
+                <w:color w:val="000000"/>
+                <w:sz w:val="22"/>
+                <w:szCs w:val="22"/>
+              </w:rPr>
+              <w:t xml:space="preserve">UC11</w:t>
+            </w:r>
+          </w:p>
+        </w:tc>
+        <w:tc>
+          <w:tcPr>
+            <w:tcW w:type="pct" w:w="31%"/>
+            <w:shd w:fill="FFFFFF"/>
+            <w:tcMar>
+              <w:top w:type="dxa" w:w="70"/>
+              <w:left w:type="dxa" w:w="100"/>
+              <w:bottom w:type="dxa" w:w="70"/>
+              <w:right w:type="dxa" w:w="100"/>
+            </w:tcMar>
+          </w:tcPr>
+          <w:p>
+            <w:pPr>
+              <w:spacing w:line="260"/>
+              <w:jc w:val="left"/>
+              <w:ind w:firstLine="0" w:left="0" w:right="0"/>
+            </w:pPr>
+            <w:r>
+              <w:rPr>
+                <w:rFonts w:ascii="Times New Roman" w:cs="Times New Roman" w:eastAsia="Times New Roman" w:hAnsi="Times New Roman"/>
+                <w:color w:val="000000"/>
+                <w:sz w:val="22"/>
+                <w:szCs w:val="22"/>
+              </w:rPr>
+              <w:t xml:space="preserve">Tra cứu &amp; Đọc học liệu số mở</w:t>
+            </w:r>
+          </w:p>
+        </w:tc>
+        <w:tc>
+          <w:tcPr>
+            <w:tcW w:type="pct" w:w="24%"/>
+            <w:shd w:fill="FFFFFF"/>
+            <w:tcMar>
+              <w:top w:type="dxa" w:w="70"/>
+              <w:left w:type="dxa" w:w="100"/>
+              <w:bottom w:type="dxa" w:w="70"/>
+              <w:right w:type="dxa" w:w="100"/>
+            </w:tcMar>
+          </w:tcPr>
+          <w:p>
+            <w:pPr>
+              <w:spacing w:line="260"/>
+              <w:jc w:val="left"/>
+              <w:ind w:firstLine="0" w:left="0" w:right="0"/>
+            </w:pPr>
+            <w:r>
+              <w:rPr>
+                <w:rFonts w:ascii="Times New Roman" w:cs="Times New Roman" w:eastAsia="Times New Roman" w:hAnsi="Times New Roman"/>
+                <w:color w:val="000000"/>
+                <w:sz w:val="22"/>
+                <w:szCs w:val="22"/>
+              </w:rPr>
+              <w:t xml:space="preserve">Thư viện Số &amp; Chứng chỉ</w:t>
+            </w:r>
+          </w:p>
+        </w:tc>
+        <w:tc>
+          <w:tcPr>
+            <w:tcW w:type="pct" w:w="18%"/>
+            <w:shd w:fill="FFFFFF"/>
+            <w:tcMar>
+              <w:top w:type="dxa" w:w="70"/>
+              <w:left w:type="dxa" w:w="100"/>
+              <w:bottom w:type="dxa" w:w="70"/>
+              <w:right w:type="dxa" w:w="100"/>
+            </w:tcMar>
+          </w:tcPr>
+          <w:p>
+            <w:pPr>
+              <w:spacing w:line="260"/>
+              <w:jc w:val="left"/>
+              <w:ind w:firstLine="0" w:left="0" w:right="0"/>
+            </w:pPr>
+            <w:r>
+              <w:rPr>
+                <w:rFonts w:ascii="Times New Roman" w:cs="Times New Roman" w:eastAsia="Times New Roman" w:hAnsi="Times New Roman"/>
+                <w:color w:val="000000"/>
+                <w:sz w:val="22"/>
+                <w:szCs w:val="22"/>
+              </w:rPr>
+              <w:t xml:space="preserve">Sinh viên, Khách</w:t>
+            </w:r>
+          </w:p>
+        </w:tc>
+        <w:tc>
+          <w:tcPr>
+            <w:tcW w:type="pct" w:w="11%"/>
+            <w:shd w:fill="FFFFFF"/>
+            <w:tcMar>
+              <w:top w:type="dxa" w:w="70"/>
+              <w:left w:type="dxa" w:w="100"/>
+              <w:bottom w:type="dxa" w:w="70"/>
+              <w:right w:type="dxa" w:w="100"/>
+            </w:tcMar>
+          </w:tcPr>
+          <w:p>
+            <w:pPr>
+              <w:spacing w:line="260"/>
+              <w:jc w:val="left"/>
+              <w:ind w:firstLine="0" w:left="0" w:right="0"/>
+            </w:pPr>
+            <w:r>
+              <w:rPr>
+                <w:rFonts w:ascii="Times New Roman" w:cs="Times New Roman" w:eastAsia="Times New Roman" w:hAnsi="Times New Roman"/>
+                <w:color w:val="000000"/>
+                <w:sz w:val="22"/>
+                <w:szCs w:val="22"/>
+              </w:rPr>
+              <w:t xml:space="preserve">Cao</w:t>
+            </w:r>
+          </w:p>
+        </w:tc>
+      </w:tr>
+      <w:tr>
+        <w:tc>
+          <w:tcPr>
+            <w:tcW w:type="pct" w:w="6%"/>
+            <w:shd w:fill="FFFFFF"/>
+            <w:tcMar>
+              <w:top w:type="dxa" w:w="70"/>
+              <w:left w:type="dxa" w:w="100"/>
+              <w:bottom w:type="dxa" w:w="70"/>
+              <w:right w:type="dxa" w:w="100"/>
+            </w:tcMar>
+          </w:tcPr>
+          <w:p>
+            <w:pPr>
+              <w:spacing w:line="260"/>
+              <w:jc w:val="center"/>
+              <w:ind w:firstLine="0" w:left="0" w:right="0"/>
+            </w:pPr>
+            <w:r>
+              <w:rPr>
+                <w:rFonts w:ascii="Times New Roman" w:cs="Times New Roman" w:eastAsia="Times New Roman" w:hAnsi="Times New Roman"/>
+                <w:color w:val="000000"/>
+                <w:sz w:val="22"/>
+                <w:szCs w:val="22"/>
+              </w:rPr>
+              <w:t xml:space="preserve">12</w:t>
+            </w:r>
+          </w:p>
+        </w:tc>
+        <w:tc>
+          <w:tcPr>
+            <w:tcW w:type="pct" w:w="10%"/>
+            <w:shd w:fill="FFFFFF"/>
+            <w:tcMar>
+              <w:top w:type="dxa" w:w="70"/>
+              <w:left w:type="dxa" w:w="100"/>
+              <w:bottom w:type="dxa" w:w="70"/>
+              <w:right w:type="dxa" w:w="100"/>
+            </w:tcMar>
+          </w:tcPr>
+          <w:p>
+            <w:pPr>
+              <w:spacing w:line="260"/>
+              <w:jc w:val="left"/>
+              <w:ind w:firstLine="0" w:left="0" w:right="0"/>
+            </w:pPr>
+            <w:r>
+              <w:rPr>
+                <w:rFonts w:ascii="Times New Roman" w:cs="Times New Roman" w:eastAsia="Times New Roman" w:hAnsi="Times New Roman"/>
+                <w:color w:val="000000"/>
+                <w:sz w:val="22"/>
+                <w:szCs w:val="22"/>
+              </w:rPr>
+              <w:t xml:space="preserve">UC12</w:t>
+            </w:r>
+          </w:p>
+        </w:tc>
+        <w:tc>
+          <w:tcPr>
+            <w:tcW w:type="pct" w:w="31%"/>
+            <w:shd w:fill="FFFFFF"/>
+            <w:tcMar>
+              <w:top w:type="dxa" w:w="70"/>
+              <w:left w:type="dxa" w:w="100"/>
+              <w:bottom w:type="dxa" w:w="70"/>
+              <w:right w:type="dxa" w:w="100"/>
+            </w:tcMar>
+          </w:tcPr>
+          <w:p>
+            <w:pPr>
+              <w:spacing w:line="260"/>
+              <w:jc w:val="left"/>
+              <w:ind w:firstLine="0" w:left="0" w:right="0"/>
+            </w:pPr>
+            <w:r>
+              <w:rPr>
+                <w:rFonts w:ascii="Times New Roman" w:cs="Times New Roman" w:eastAsia="Times New Roman" w:hAnsi="Times New Roman"/>
+                <w:color w:val="000000"/>
+                <w:sz w:val="22"/>
+                <w:szCs w:val="22"/>
+              </w:rPr>
+              <w:t xml:space="preserve">Nhận chứng chỉ số xác thực Blockchain</w:t>
+            </w:r>
+          </w:p>
+        </w:tc>
+        <w:tc>
+          <w:tcPr>
+            <w:tcW w:type="pct" w:w="24%"/>
+            <w:shd w:fill="FFFFFF"/>
+            <w:tcMar>
+              <w:top w:type="dxa" w:w="70"/>
+              <w:left w:type="dxa" w:w="100"/>
+              <w:bottom w:type="dxa" w:w="70"/>
+              <w:right w:type="dxa" w:w="100"/>
+            </w:tcMar>
+          </w:tcPr>
+          <w:p>
+            <w:pPr>
+              <w:spacing w:line="260"/>
+              <w:jc w:val="left"/>
+              <w:ind w:firstLine="0" w:left="0" w:right="0"/>
+            </w:pPr>
+            <w:r>
+              <w:rPr>
+                <w:rFonts w:ascii="Times New Roman" w:cs="Times New Roman" w:eastAsia="Times New Roman" w:hAnsi="Times New Roman"/>
+                <w:color w:val="000000"/>
+                <w:sz w:val="22"/>
+                <w:szCs w:val="22"/>
+              </w:rPr>
+              <w:t xml:space="preserve">Thư viện Số &amp; Chứng chỉ</w:t>
+            </w:r>
+          </w:p>
+        </w:tc>
+        <w:tc>
+          <w:tcPr>
+            <w:tcW w:type="pct" w:w="18%"/>
+            <w:shd w:fill="FFFFFF"/>
+            <w:tcMar>
+              <w:top w:type="dxa" w:w="70"/>
+              <w:left w:type="dxa" w:w="100"/>
+              <w:bottom w:type="dxa" w:w="70"/>
+              <w:right w:type="dxa" w:w="100"/>
+            </w:tcMar>
+          </w:tcPr>
+          <w:p>
+            <w:pPr>
+              <w:spacing w:line="260"/>
+              <w:jc w:val="left"/>
+              <w:ind w:firstLine="0" w:left="0" w:right="0"/>
+            </w:pPr>
+            <w:r>
+              <w:rPr>
+                <w:rFonts w:ascii="Times New Roman" w:cs="Times New Roman" w:eastAsia="Times New Roman" w:hAnsi="Times New Roman"/>
+                <w:color w:val="000000"/>
+                <w:sz w:val="22"/>
+                <w:szCs w:val="22"/>
+              </w:rPr>
+              <w:t xml:space="preserve">Sinh viên</w:t>
+            </w:r>
+          </w:p>
+        </w:tc>
+        <w:tc>
+          <w:tcPr>
+            <w:tcW w:type="pct" w:w="11%"/>
+            <w:shd w:fill="FFFFFF"/>
+            <w:tcMar>
+              <w:top w:type="dxa" w:w="70"/>
+              <w:left w:type="dxa" w:w="100"/>
+              <w:bottom w:type="dxa" w:w="70"/>
+              <w:right w:type="dxa" w:w="100"/>
+            </w:tcMar>
+          </w:tcPr>
+          <w:p>
+            <w:pPr>
+              <w:spacing w:line="260"/>
+              <w:jc w:val="left"/>
+              <w:ind w:firstLine="0" w:left="0" w:right="0"/>
+            </w:pPr>
+            <w:r>
+              <w:rPr>
+                <w:rFonts w:ascii="Times New Roman" w:cs="Times New Roman" w:eastAsia="Times New Roman" w:hAnsi="Times New Roman"/>
+                <w:color w:val="000000"/>
+                <w:sz w:val="22"/>
+                <w:szCs w:val="22"/>
+              </w:rPr>
+              <w:t xml:space="preserve">Thấp</w:t>
+            </w:r>
+          </w:p>
+        </w:tc>
+      </w:tr>
+      <w:tr>
+        <w:tc>
+          <w:tcPr>
+            <w:tcW w:type="pct" w:w="6%"/>
+            <w:shd w:fill="FFFFFF"/>
+            <w:tcMar>
+              <w:top w:type="dxa" w:w="70"/>
+              <w:left w:type="dxa" w:w="100"/>
+              <w:bottom w:type="dxa" w:w="70"/>
+              <w:right w:type="dxa" w:w="100"/>
+            </w:tcMar>
+          </w:tcPr>
+          <w:p>
+            <w:pPr>
+              <w:spacing w:line="260"/>
+              <w:jc w:val="center"/>
+              <w:ind w:firstLine="0" w:left="0" w:right="0"/>
+            </w:pPr>
+            <w:r>
+              <w:rPr>
+                <w:rFonts w:ascii="Times New Roman" w:cs="Times New Roman" w:eastAsia="Times New Roman" w:hAnsi="Times New Roman"/>
+                <w:color w:val="000000"/>
+                <w:sz w:val="22"/>
+                <w:szCs w:val="22"/>
+              </w:rPr>
+              <w:t xml:space="preserve">13</w:t>
+            </w:r>
+          </w:p>
+        </w:tc>
+        <w:tc>
+          <w:tcPr>
+            <w:tcW w:type="pct" w:w="10%"/>
+            <w:shd w:fill="FFFFFF"/>
+            <w:tcMar>
+              <w:top w:type="dxa" w:w="70"/>
+              <w:left w:type="dxa" w:w="100"/>
+              <w:bottom w:type="dxa" w:w="70"/>
+              <w:right w:type="dxa" w:w="100"/>
+            </w:tcMar>
+          </w:tcPr>
+          <w:p>
+            <w:pPr>
+              <w:spacing w:line="260"/>
+              <w:jc w:val="left"/>
+              <w:ind w:firstLine="0" w:left="0" w:right="0"/>
+            </w:pPr>
+            <w:r>
+              <w:rPr>
+                <w:rFonts w:ascii="Times New Roman" w:cs="Times New Roman" w:eastAsia="Times New Roman" w:hAnsi="Times New Roman"/>
+                <w:color w:val="000000"/>
+                <w:sz w:val="22"/>
+                <w:szCs w:val="22"/>
+              </w:rPr>
+              <w:t xml:space="preserve">UC13</w:t>
+            </w:r>
+          </w:p>
+        </w:tc>
+        <w:tc>
+          <w:tcPr>
+            <w:tcW w:type="pct" w:w="31%"/>
+            <w:shd w:fill="FFFFFF"/>
+            <w:tcMar>
+              <w:top w:type="dxa" w:w="70"/>
+              <w:left w:type="dxa" w:w="100"/>
+              <w:bottom w:type="dxa" w:w="70"/>
+              <w:right w:type="dxa" w:w="100"/>
+            </w:tcMar>
+          </w:tcPr>
+          <w:p>
+            <w:pPr>
+              <w:spacing w:line="260"/>
+              <w:jc w:val="left"/>
+              <w:ind w:firstLine="0" w:left="0" w:right="0"/>
+            </w:pPr>
+            <w:r>
+              <w:rPr>
+                <w:rFonts w:ascii="Times New Roman" w:cs="Times New Roman" w:eastAsia="Times New Roman" w:hAnsi="Times New Roman"/>
+                <w:color w:val="000000"/>
+                <w:sz w:val="22"/>
+                <w:szCs w:val="22"/>
+              </w:rPr>
+              <w:t xml:space="preserve">Đặt mua tài liệu / Đăng ký dịch vụ số</w:t>
+            </w:r>
+          </w:p>
+        </w:tc>
+        <w:tc>
+          <w:tcPr>
+            <w:tcW w:type="pct" w:w="24%"/>
+            <w:shd w:fill="FFFFFF"/>
+            <w:tcMar>
+              <w:top w:type="dxa" w:w="70"/>
+              <w:left w:type="dxa" w:w="100"/>
+              <w:bottom w:type="dxa" w:w="70"/>
+              <w:right w:type="dxa" w:w="100"/>
+            </w:tcMar>
+          </w:tcPr>
+          <w:p>
+            <w:pPr>
+              <w:spacing w:line="260"/>
+              <w:jc w:val="left"/>
+              <w:ind w:firstLine="0" w:left="0" w:right="0"/>
+            </w:pPr>
+            <w:r>
+              <w:rPr>
+                <w:rFonts w:ascii="Times New Roman" w:cs="Times New Roman" w:eastAsia="Times New Roman" w:hAnsi="Times New Roman"/>
+                <w:color w:val="000000"/>
+                <w:sz w:val="22"/>
+                <w:szCs w:val="22"/>
+              </w:rPr>
+              <w:t xml:space="preserve">Sàn Giáo dục &amp; Giao dịch</w:t>
+            </w:r>
+          </w:p>
+        </w:tc>
+        <w:tc>
+          <w:tcPr>
+            <w:tcW w:type="pct" w:w="18%"/>
+            <w:shd w:fill="FFFFFF"/>
+            <w:tcMar>
+              <w:top w:type="dxa" w:w="70"/>
+              <w:left w:type="dxa" w:w="100"/>
+              <w:bottom w:type="dxa" w:w="70"/>
+              <w:right w:type="dxa" w:w="100"/>
+            </w:tcMar>
+          </w:tcPr>
+          <w:p>
+            <w:pPr>
+              <w:spacing w:line="260"/>
+              <w:jc w:val="left"/>
+              <w:ind w:firstLine="0" w:left="0" w:right="0"/>
+            </w:pPr>
+            <w:r>
+              <w:rPr>
+                <w:rFonts w:ascii="Times New Roman" w:cs="Times New Roman" w:eastAsia="Times New Roman" w:hAnsi="Times New Roman"/>
+                <w:color w:val="000000"/>
+                <w:sz w:val="22"/>
+                <w:szCs w:val="22"/>
+              </w:rPr>
+              <w:t xml:space="preserve">Sinh viên</w:t>
+            </w:r>
+          </w:p>
+        </w:tc>
+        <w:tc>
+          <w:tcPr>
+            <w:tcW w:type="pct" w:w="11%"/>
+            <w:shd w:fill="FFFFFF"/>
+            <w:tcMar>
+              <w:top w:type="dxa" w:w="70"/>
+              <w:left w:type="dxa" w:w="100"/>
+              <w:bottom w:type="dxa" w:w="70"/>
+              <w:right w:type="dxa" w:w="100"/>
+            </w:tcMar>
+          </w:tcPr>
+          <w:p>
+            <w:pPr>
+              <w:spacing w:line="260"/>
+              <w:jc w:val="left"/>
+              <w:ind w:firstLine="0" w:left="0" w:right="0"/>
+            </w:pPr>
+            <w:r>
+              <w:rPr>
+                <w:rFonts w:ascii="Times New Roman" w:cs="Times New Roman" w:eastAsia="Times New Roman" w:hAnsi="Times New Roman"/>
+                <w:color w:val="000000"/>
+                <w:sz w:val="22"/>
+                <w:szCs w:val="22"/>
+              </w:rPr>
+              <w:t xml:space="preserve">Cao</w:t>
+            </w:r>
+          </w:p>
+        </w:tc>
+      </w:tr>
+      <w:tr>
+        <w:tc>
+          <w:tcPr>
+            <w:tcW w:type="pct" w:w="6%"/>
+            <w:shd w:fill="FFFFFF"/>
+            <w:tcMar>
+              <w:top w:type="dxa" w:w="70"/>
+              <w:left w:type="dxa" w:w="100"/>
+              <w:bottom w:type="dxa" w:w="70"/>
+              <w:right w:type="dxa" w:w="100"/>
+            </w:tcMar>
+          </w:tcPr>
+          <w:p>
+            <w:pPr>
+              <w:spacing w:line="260"/>
+              <w:jc w:val="center"/>
+              <w:ind w:firstLine="0" w:left="0" w:right="0"/>
+            </w:pPr>
+            <w:r>
+              <w:rPr>
+                <w:rFonts w:ascii="Times New Roman" w:cs="Times New Roman" w:eastAsia="Times New Roman" w:hAnsi="Times New Roman"/>
+                <w:color w:val="000000"/>
+                <w:sz w:val="22"/>
+                <w:szCs w:val="22"/>
+              </w:rPr>
+              <w:t xml:space="preserve">14</w:t>
+            </w:r>
+          </w:p>
+        </w:tc>
+        <w:tc>
+          <w:tcPr>
+            <w:tcW w:type="pct" w:w="10%"/>
+            <w:shd w:fill="FFFFFF"/>
+            <w:tcMar>
+              <w:top w:type="dxa" w:w="70"/>
+              <w:left w:type="dxa" w:w="100"/>
+              <w:bottom w:type="dxa" w:w="70"/>
+              <w:right w:type="dxa" w:w="100"/>
+            </w:tcMar>
+          </w:tcPr>
+          <w:p>
+            <w:pPr>
+              <w:spacing w:line="260"/>
+              <w:jc w:val="left"/>
+              <w:ind w:firstLine="0" w:left="0" w:right="0"/>
+            </w:pPr>
+            <w:r>
+              <w:rPr>
+                <w:rFonts w:ascii="Times New Roman" w:cs="Times New Roman" w:eastAsia="Times New Roman" w:hAnsi="Times New Roman"/>
+                <w:color w:val="000000"/>
+                <w:sz w:val="22"/>
+                <w:szCs w:val="22"/>
+              </w:rPr>
+              <w:t xml:space="preserve">UC14</w:t>
+            </w:r>
+          </w:p>
+        </w:tc>
+        <w:tc>
+          <w:tcPr>
+            <w:tcW w:type="pct" w:w="31%"/>
+            <w:shd w:fill="FFFFFF"/>
+            <w:tcMar>
+              <w:top w:type="dxa" w:w="70"/>
+              <w:left w:type="dxa" w:w="100"/>
+              <w:bottom w:type="dxa" w:w="70"/>
+              <w:right w:type="dxa" w:w="100"/>
+            </w:tcMar>
+          </w:tcPr>
+          <w:p>
+            <w:pPr>
+              <w:spacing w:line="260"/>
+              <w:jc w:val="left"/>
+              <w:ind w:firstLine="0" w:left="0" w:right="0"/>
+            </w:pPr>
+            <w:r>
+              <w:rPr>
+                <w:rFonts w:ascii="Times New Roman" w:cs="Times New Roman" w:eastAsia="Times New Roman" w:hAnsi="Times New Roman"/>
+                <w:color w:val="000000"/>
+                <w:sz w:val="22"/>
+                <w:szCs w:val="22"/>
+              </w:rPr>
+              <w:t xml:space="preserve">Đăng tuyển dụng &amp; Quản lý gian hàng</w:t>
+            </w:r>
+          </w:p>
+        </w:tc>
+        <w:tc>
+          <w:tcPr>
+            <w:tcW w:type="pct" w:w="24%"/>
+            <w:shd w:fill="FFFFFF"/>
+            <w:tcMar>
+              <w:top w:type="dxa" w:w="70"/>
+              <w:left w:type="dxa" w:w="100"/>
+              <w:bottom w:type="dxa" w:w="70"/>
+              <w:right w:type="dxa" w:w="100"/>
+            </w:tcMar>
+          </w:tcPr>
+          <w:p>
+            <w:pPr>
+              <w:spacing w:line="260"/>
+              <w:jc w:val="left"/>
+              <w:ind w:firstLine="0" w:left="0" w:right="0"/>
+            </w:pPr>
+            <w:r>
+              <w:rPr>
+                <w:rFonts w:ascii="Times New Roman" w:cs="Times New Roman" w:eastAsia="Times New Roman" w:hAnsi="Times New Roman"/>
+                <w:color w:val="000000"/>
+                <w:sz w:val="22"/>
+                <w:szCs w:val="22"/>
+              </w:rPr>
+              <w:t xml:space="preserve">Sàn Giáo dục &amp; Giao dịch</w:t>
+            </w:r>
+          </w:p>
+        </w:tc>
+        <w:tc>
+          <w:tcPr>
+            <w:tcW w:type="pct" w:w="18%"/>
+            <w:shd w:fill="FFFFFF"/>
+            <w:tcMar>
+              <w:top w:type="dxa" w:w="70"/>
+              <w:left w:type="dxa" w:w="100"/>
+              <w:bottom w:type="dxa" w:w="70"/>
+              <w:right w:type="dxa" w:w="100"/>
+            </w:tcMar>
+          </w:tcPr>
+          <w:p>
+            <w:pPr>
+              <w:spacing w:line="260"/>
+              <w:jc w:val="left"/>
+              <w:ind w:firstLine="0" w:left="0" w:right="0"/>
+            </w:pPr>
+            <w:r>
+              <w:rPr>
+                <w:rFonts w:ascii="Times New Roman" w:cs="Times New Roman" w:eastAsia="Times New Roman" w:hAnsi="Times New Roman"/>
+                <w:color w:val="000000"/>
+                <w:sz w:val="22"/>
+                <w:szCs w:val="22"/>
+              </w:rPr>
+              <w:t xml:space="preserve">Doanh nghiệp</w:t>
+            </w:r>
+          </w:p>
+        </w:tc>
+        <w:tc>
+          <w:tcPr>
+            <w:tcW w:type="pct" w:w="11%"/>
+            <w:shd w:fill="FFFFFF"/>
+            <w:tcMar>
+              <w:top w:type="dxa" w:w="70"/>
+              <w:left w:type="dxa" w:w="100"/>
+              <w:bottom w:type="dxa" w:w="70"/>
+              <w:right w:type="dxa" w:w="100"/>
+            </w:tcMar>
+          </w:tcPr>
+          <w:p>
+            <w:pPr>
+              <w:spacing w:line="260"/>
+              <w:jc w:val="left"/>
+              <w:ind w:firstLine="0" w:left="0" w:right="0"/>
+            </w:pPr>
+            <w:r>
+              <w:rPr>
+                <w:rFonts w:ascii="Times New Roman" w:cs="Times New Roman" w:eastAsia="Times New Roman" w:hAnsi="Times New Roman"/>
+                <w:color w:val="000000"/>
+                <w:sz w:val="22"/>
+                <w:szCs w:val="22"/>
+              </w:rPr>
+              <w:t xml:space="preserve">Cao</w:t>
+            </w:r>
+          </w:p>
+        </w:tc>
+      </w:tr>
+      <w:tr>
+        <w:tc>
+          <w:tcPr>
+            <w:tcW w:type="pct" w:w="6%"/>
+            <w:shd w:fill="FFFFFF"/>
+            <w:tcMar>
+              <w:top w:type="dxa" w:w="70"/>
+              <w:left w:type="dxa" w:w="100"/>
+              <w:bottom w:type="dxa" w:w="70"/>
+              <w:right w:type="dxa" w:w="100"/>
+            </w:tcMar>
+          </w:tcPr>
+          <w:p>
+            <w:pPr>
+              <w:spacing w:line="260"/>
+              <w:jc w:val="center"/>
+              <w:ind w:firstLine="0" w:left="0" w:right="0"/>
+            </w:pPr>
+            <w:r>
+              <w:rPr>
+                <w:rFonts w:ascii="Times New Roman" w:cs="Times New Roman" w:eastAsia="Times New Roman" w:hAnsi="Times New Roman"/>
+                <w:color w:val="000000"/>
+                <w:sz w:val="22"/>
+                <w:szCs w:val="22"/>
+              </w:rPr>
+              <w:t xml:space="preserve">15</w:t>
+            </w:r>
+          </w:p>
+        </w:tc>
+        <w:tc>
+          <w:tcPr>
+            <w:tcW w:type="pct" w:w="10%"/>
+            <w:shd w:fill="FFFFFF"/>
+            <w:tcMar>
+              <w:top w:type="dxa" w:w="70"/>
+              <w:left w:type="dxa" w:w="100"/>
+              <w:bottom w:type="dxa" w:w="70"/>
+              <w:right w:type="dxa" w:w="100"/>
+            </w:tcMar>
+          </w:tcPr>
+          <w:p>
+            <w:pPr>
+              <w:spacing w:line="260"/>
+              <w:jc w:val="left"/>
+              <w:ind w:firstLine="0" w:left="0" w:right="0"/>
+            </w:pPr>
+            <w:r>
+              <w:rPr>
+                <w:rFonts w:ascii="Times New Roman" w:cs="Times New Roman" w:eastAsia="Times New Roman" w:hAnsi="Times New Roman"/>
+                <w:color w:val="000000"/>
+                <w:sz w:val="22"/>
+                <w:szCs w:val="22"/>
+              </w:rPr>
+              <w:t xml:space="preserve">UC15</w:t>
+            </w:r>
+          </w:p>
+        </w:tc>
+        <w:tc>
+          <w:tcPr>
+            <w:tcW w:type="pct" w:w="31%"/>
+            <w:shd w:fill="FFFFFF"/>
+            <w:tcMar>
+              <w:top w:type="dxa" w:w="70"/>
+              <w:left w:type="dxa" w:w="100"/>
+              <w:bottom w:type="dxa" w:w="70"/>
+              <w:right w:type="dxa" w:w="100"/>
+            </w:tcMar>
+          </w:tcPr>
+          <w:p>
+            <w:pPr>
+              <w:spacing w:line="260"/>
+              <w:jc w:val="left"/>
+              <w:ind w:firstLine="0" w:left="0" w:right="0"/>
+            </w:pPr>
+            <w:r>
+              <w:rPr>
+                <w:rFonts w:ascii="Times New Roman" w:cs="Times New Roman" w:eastAsia="Times New Roman" w:hAnsi="Times New Roman"/>
+                <w:color w:val="000000"/>
+                <w:sz w:val="22"/>
+                <w:szCs w:val="22"/>
+              </w:rPr>
+              <w:t xml:space="preserve">Đăng thảo luận &amp; Tương tác bài viết</w:t>
+            </w:r>
+          </w:p>
+        </w:tc>
+        <w:tc>
+          <w:tcPr>
+            <w:tcW w:type="pct" w:w="24%"/>
+            <w:shd w:fill="FFFFFF"/>
+            <w:tcMar>
+              <w:top w:type="dxa" w:w="70"/>
+              <w:left w:type="dxa" w:w="100"/>
+              <w:bottom w:type="dxa" w:w="70"/>
+              <w:right w:type="dxa" w:w="100"/>
+            </w:tcMar>
+          </w:tcPr>
+          <w:p>
+            <w:pPr>
+              <w:spacing w:line="260"/>
+              <w:jc w:val="left"/>
+              <w:ind w:firstLine="0" w:left="0" w:right="0"/>
+            </w:pPr>
+            <w:r>
+              <w:rPr>
+                <w:rFonts w:ascii="Times New Roman" w:cs="Times New Roman" w:eastAsia="Times New Roman" w:hAnsi="Times New Roman"/>
+                <w:color w:val="000000"/>
+                <w:sz w:val="22"/>
+                <w:szCs w:val="22"/>
+              </w:rPr>
+              <w:t xml:space="preserve">Cộng đồng &amp; Mạng xã hội</w:t>
+            </w:r>
+          </w:p>
+        </w:tc>
+        <w:tc>
+          <w:tcPr>
+            <w:tcW w:type="pct" w:w="18%"/>
+            <w:shd w:fill="FFFFFF"/>
+            <w:tcMar>
+              <w:top w:type="dxa" w:w="70"/>
+              <w:left w:type="dxa" w:w="100"/>
+              <w:bottom w:type="dxa" w:w="70"/>
+              <w:right w:type="dxa" w:w="100"/>
+            </w:tcMar>
+          </w:tcPr>
+          <w:p>
+            <w:pPr>
+              <w:spacing w:line="260"/>
+              <w:jc w:val="left"/>
+              <w:ind w:firstLine="0" w:left="0" w:right="0"/>
+            </w:pPr>
+            <w:r>
+              <w:rPr>
+                <w:rFonts w:ascii="Times New Roman" w:cs="Times New Roman" w:eastAsia="Times New Roman" w:hAnsi="Times New Roman"/>
+                <w:color w:val="000000"/>
+                <w:sz w:val="22"/>
+                <w:szCs w:val="22"/>
+              </w:rPr>
+              <w:t xml:space="preserve">Toàn bộ người dùng</w:t>
+            </w:r>
+          </w:p>
+        </w:tc>
+        <w:tc>
+          <w:tcPr>
+            <w:tcW w:type="pct" w:w="11%"/>
+            <w:shd w:fill="FFFFFF"/>
+            <w:tcMar>
+              <w:top w:type="dxa" w:w="70"/>
+              <w:left w:type="dxa" w:w="100"/>
+              <w:bottom w:type="dxa" w:w="70"/>
+              <w:right w:type="dxa" w:w="100"/>
+            </w:tcMar>
+          </w:tcPr>
+          <w:p>
+            <w:pPr>
+              <w:spacing w:line="260"/>
+              <w:jc w:val="left"/>
+              <w:ind w:firstLine="0" w:left="0" w:right="0"/>
+            </w:pPr>
+            <w:r>
+              <w:rPr>
+                <w:rFonts w:ascii="Times New Roman" w:cs="Times New Roman" w:eastAsia="Times New Roman" w:hAnsi="Times New Roman"/>
+                <w:color w:val="000000"/>
+                <w:sz w:val="22"/>
+                <w:szCs w:val="22"/>
+              </w:rPr>
+              <w:t xml:space="preserve">Cao</w:t>
+            </w:r>
+          </w:p>
+        </w:tc>
+      </w:tr>
+      <w:tr>
+        <w:tc>
+          <w:tcPr>
+            <w:tcW w:type="pct" w:w="6%"/>
+            <w:shd w:fill="FFFFFF"/>
+            <w:tcMar>
+              <w:top w:type="dxa" w:w="70"/>
+              <w:left w:type="dxa" w:w="100"/>
+              <w:bottom w:type="dxa" w:w="70"/>
+              <w:right w:type="dxa" w:w="100"/>
+            </w:tcMar>
+          </w:tcPr>
+          <w:p>
+            <w:pPr>
+              <w:spacing w:line="260"/>
+              <w:jc w:val="center"/>
+              <w:ind w:firstLine="0" w:left="0" w:right="0"/>
+            </w:pPr>
+            <w:r>
+              <w:rPr>
+                <w:rFonts w:ascii="Times New Roman" w:cs="Times New Roman" w:eastAsia="Times New Roman" w:hAnsi="Times New Roman"/>
+                <w:color w:val="000000"/>
+                <w:sz w:val="22"/>
+                <w:szCs w:val="22"/>
+              </w:rPr>
+              <w:t xml:space="preserve">16</w:t>
+            </w:r>
+          </w:p>
+        </w:tc>
+        <w:tc>
+          <w:tcPr>
+            <w:tcW w:type="pct" w:w="10%"/>
+            <w:shd w:fill="FFFFFF"/>
+            <w:tcMar>
+              <w:top w:type="dxa" w:w="70"/>
+              <w:left w:type="dxa" w:w="100"/>
+              <w:bottom w:type="dxa" w:w="70"/>
+              <w:right w:type="dxa" w:w="100"/>
+            </w:tcMar>
+          </w:tcPr>
+          <w:p>
+            <w:pPr>
+              <w:spacing w:line="260"/>
+              <w:jc w:val="left"/>
+              <w:ind w:firstLine="0" w:left="0" w:right="0"/>
+            </w:pPr>
+            <w:r>
+              <w:rPr>
+                <w:rFonts w:ascii="Times New Roman" w:cs="Times New Roman" w:eastAsia="Times New Roman" w:hAnsi="Times New Roman"/>
+                <w:color w:val="000000"/>
+                <w:sz w:val="22"/>
+                <w:szCs w:val="22"/>
+              </w:rPr>
+              <w:t xml:space="preserve">UC16</w:t>
+            </w:r>
+          </w:p>
+        </w:tc>
+        <w:tc>
+          <w:tcPr>
+            <w:tcW w:type="pct" w:w="31%"/>
+            <w:shd w:fill="FFFFFF"/>
+            <w:tcMar>
+              <w:top w:type="dxa" w:w="70"/>
+              <w:left w:type="dxa" w:w="100"/>
+              <w:bottom w:type="dxa" w:w="70"/>
+              <w:right w:type="dxa" w:w="100"/>
+            </w:tcMar>
+          </w:tcPr>
+          <w:p>
+            <w:pPr>
+              <w:spacing w:line="260"/>
+              <w:jc w:val="left"/>
+              <w:ind w:firstLine="0" w:left="0" w:right="0"/>
+            </w:pPr>
+            <w:r>
+              <w:rPr>
+                <w:rFonts w:ascii="Times New Roman" w:cs="Times New Roman" w:eastAsia="Times New Roman" w:hAnsi="Times New Roman"/>
+                <w:color w:val="000000"/>
+                <w:sz w:val="22"/>
+                <w:szCs w:val="22"/>
+              </w:rPr>
+              <w:t xml:space="preserve">Tham gia Thử thách xanh &amp; Tình nguyện</w:t>
+            </w:r>
+          </w:p>
+        </w:tc>
+        <w:tc>
+          <w:tcPr>
+            <w:tcW w:type="pct" w:w="24%"/>
+            <w:shd w:fill="FFFFFF"/>
+            <w:tcMar>
+              <w:top w:type="dxa" w:w="70"/>
+              <w:left w:type="dxa" w:w="100"/>
+              <w:bottom w:type="dxa" w:w="70"/>
+              <w:right w:type="dxa" w:w="100"/>
+            </w:tcMar>
+          </w:tcPr>
+          <w:p>
+            <w:pPr>
+              <w:spacing w:line="260"/>
+              <w:jc w:val="left"/>
+              <w:ind w:firstLine="0" w:left="0" w:right="0"/>
+            </w:pPr>
+            <w:r>
+              <w:rPr>
+                <w:rFonts w:ascii="Times New Roman" w:cs="Times New Roman" w:eastAsia="Times New Roman" w:hAnsi="Times New Roman"/>
+                <w:color w:val="000000"/>
+                <w:sz w:val="22"/>
+                <w:szCs w:val="22"/>
+              </w:rPr>
+              <w:t xml:space="preserve">Cộng đồng &amp; Mạng xã hội</w:t>
+            </w:r>
+          </w:p>
+        </w:tc>
+        <w:tc>
+          <w:tcPr>
+            <w:tcW w:type="pct" w:w="18%"/>
+            <w:shd w:fill="FFFFFF"/>
+            <w:tcMar>
+              <w:top w:type="dxa" w:w="70"/>
+              <w:left w:type="dxa" w:w="100"/>
+              <w:bottom w:type="dxa" w:w="70"/>
+              <w:right w:type="dxa" w:w="100"/>
+            </w:tcMar>
+          </w:tcPr>
+          <w:p>
+            <w:pPr>
+              <w:spacing w:line="260"/>
+              <w:jc w:val="left"/>
+              <w:ind w:firstLine="0" w:left="0" w:right="0"/>
+            </w:pPr>
+            <w:r>
+              <w:rPr>
+                <w:rFonts w:ascii="Times New Roman" w:cs="Times New Roman" w:eastAsia="Times New Roman" w:hAnsi="Times New Roman"/>
+                <w:color w:val="000000"/>
+                <w:sz w:val="22"/>
+                <w:szCs w:val="22"/>
+              </w:rPr>
+              <w:t xml:space="preserve">Sinh viên</w:t>
+            </w:r>
+          </w:p>
+        </w:tc>
+        <w:tc>
+          <w:tcPr>
+            <w:tcW w:type="pct" w:w="11%"/>
+            <w:shd w:fill="FFFFFF"/>
+            <w:tcMar>
+              <w:top w:type="dxa" w:w="70"/>
+              <w:left w:type="dxa" w:w="100"/>
+              <w:bottom w:type="dxa" w:w="70"/>
+              <w:right w:type="dxa" w:w="100"/>
+            </w:tcMar>
+          </w:tcPr>
+          <w:p>
+            <w:pPr>
+              <w:spacing w:line="260"/>
+              <w:jc w:val="left"/>
+              <w:ind w:firstLine="0" w:left="0" w:right="0"/>
+            </w:pPr>
+            <w:r>
+              <w:rPr>
+                <w:rFonts w:ascii="Times New Roman" w:cs="Times New Roman" w:eastAsia="Times New Roman" w:hAnsi="Times New Roman"/>
+                <w:color w:val="000000"/>
+                <w:sz w:val="22"/>
+                <w:szCs w:val="22"/>
+              </w:rPr>
+              <w:t xml:space="preserve">Trung bình</w:t>
+            </w:r>
+          </w:p>
+        </w:tc>
+      </w:tr>
+      <w:tr>
+        <w:tc>
+          <w:tcPr>
+            <w:tcW w:type="pct" w:w="6%"/>
+            <w:shd w:fill="FFFFFF"/>
+            <w:tcMar>
+              <w:top w:type="dxa" w:w="70"/>
+              <w:left w:type="dxa" w:w="100"/>
+              <w:bottom w:type="dxa" w:w="70"/>
+              <w:right w:type="dxa" w:w="100"/>
+            </w:tcMar>
+          </w:tcPr>
+          <w:p>
+            <w:pPr>
+              <w:spacing w:line="260"/>
+              <w:jc w:val="center"/>
+              <w:ind w:firstLine="0" w:left="0" w:right="0"/>
+            </w:pPr>
+            <w:r>
+              <w:rPr>
+                <w:rFonts w:ascii="Times New Roman" w:cs="Times New Roman" w:eastAsia="Times New Roman" w:hAnsi="Times New Roman"/>
+                <w:color w:val="000000"/>
+                <w:sz w:val="22"/>
+                <w:szCs w:val="22"/>
+              </w:rPr>
+              <w:t xml:space="preserve">17</w:t>
+            </w:r>
+          </w:p>
+        </w:tc>
+        <w:tc>
+          <w:tcPr>
+            <w:tcW w:type="pct" w:w="10%"/>
+            <w:shd w:fill="FFFFFF"/>
+            <w:tcMar>
+              <w:top w:type="dxa" w:w="70"/>
+              <w:left w:type="dxa" w:w="100"/>
+              <w:bottom w:type="dxa" w:w="70"/>
+              <w:right w:type="dxa" w:w="100"/>
+            </w:tcMar>
+          </w:tcPr>
+          <w:p>
+            <w:pPr>
+              <w:spacing w:line="260"/>
+              <w:jc w:val="left"/>
+              <w:ind w:firstLine="0" w:left="0" w:right="0"/>
+            </w:pPr>
+            <w:r>
+              <w:rPr>
+                <w:rFonts w:ascii="Times New Roman" w:cs="Times New Roman" w:eastAsia="Times New Roman" w:hAnsi="Times New Roman"/>
+                <w:color w:val="000000"/>
+                <w:sz w:val="22"/>
+                <w:szCs w:val="22"/>
+              </w:rPr>
+              <w:t xml:space="preserve">UC17</w:t>
+            </w:r>
+          </w:p>
+        </w:tc>
+        <w:tc>
+          <w:tcPr>
+            <w:tcW w:type="pct" w:w="31%"/>
+            <w:shd w:fill="FFFFFF"/>
+            <w:tcMar>
+              <w:top w:type="dxa" w:w="70"/>
+              <w:left w:type="dxa" w:w="100"/>
+              <w:bottom w:type="dxa" w:w="70"/>
+              <w:right w:type="dxa" w:w="100"/>
+            </w:tcMar>
+          </w:tcPr>
+          <w:p>
+            <w:pPr>
+              <w:spacing w:line="260"/>
+              <w:jc w:val="left"/>
+              <w:ind w:firstLine="0" w:left="0" w:right="0"/>
+            </w:pPr>
+            <w:r>
+              <w:rPr>
+                <w:rFonts w:ascii="Times New Roman" w:cs="Times New Roman" w:eastAsia="Times New Roman" w:hAnsi="Times New Roman"/>
+                <w:color w:val="000000"/>
+                <w:sz w:val="22"/>
+                <w:szCs w:val="22"/>
+              </w:rPr>
+              <w:t xml:space="preserve">Quản trị tài khoản &amp; Phân quyền RBAC</w:t>
+            </w:r>
+          </w:p>
+        </w:tc>
+        <w:tc>
+          <w:tcPr>
+            <w:tcW w:type="pct" w:w="24%"/>
+            <w:shd w:fill="FFFFFF"/>
+            <w:tcMar>
+              <w:top w:type="dxa" w:w="70"/>
+              <w:left w:type="dxa" w:w="100"/>
+              <w:bottom w:type="dxa" w:w="70"/>
+              <w:right w:type="dxa" w:w="100"/>
+            </w:tcMar>
+          </w:tcPr>
+          <w:p>
+            <w:pPr>
+              <w:spacing w:line="260"/>
+              <w:jc w:val="left"/>
+              <w:ind w:firstLine="0" w:left="0" w:right="0"/>
+            </w:pPr>
+            <w:r>
+              <w:rPr>
+                <w:rFonts w:ascii="Times New Roman" w:cs="Times New Roman" w:eastAsia="Times New Roman" w:hAnsi="Times New Roman"/>
+                <w:color w:val="000000"/>
+                <w:sz w:val="22"/>
+                <w:szCs w:val="22"/>
+              </w:rPr>
+              <w:t xml:space="preserve">Quản trị &amp; Điều hành</w:t>
+            </w:r>
+          </w:p>
+        </w:tc>
+        <w:tc>
+          <w:tcPr>
+            <w:tcW w:type="pct" w:w="18%"/>
+            <w:shd w:fill="FFFFFF"/>
+            <w:tcMar>
+              <w:top w:type="dxa" w:w="70"/>
+              <w:left w:type="dxa" w:w="100"/>
+              <w:bottom w:type="dxa" w:w="70"/>
+              <w:right w:type="dxa" w:w="100"/>
+            </w:tcMar>
+          </w:tcPr>
+          <w:p>
+            <w:pPr>
+              <w:spacing w:line="260"/>
+              <w:jc w:val="left"/>
+              <w:ind w:firstLine="0" w:left="0" w:right="0"/>
+            </w:pPr>
+            <w:r>
+              <w:rPr>
+                <w:rFonts w:ascii="Times New Roman" w:cs="Times New Roman" w:eastAsia="Times New Roman" w:hAnsi="Times New Roman"/>
+                <w:color w:val="000000"/>
+                <w:sz w:val="22"/>
+                <w:szCs w:val="22"/>
+              </w:rPr>
+              <w:t xml:space="preserve">Quản trị viên (Admin)</w:t>
+            </w:r>
+          </w:p>
+        </w:tc>
+        <w:tc>
+          <w:tcPr>
+            <w:tcW w:type="pct" w:w="11%"/>
+            <w:shd w:fill="FFFFFF"/>
+            <w:tcMar>
+              <w:top w:type="dxa" w:w="70"/>
+              <w:left w:type="dxa" w:w="100"/>
+              <w:bottom w:type="dxa" w:w="70"/>
+              <w:right w:type="dxa" w:w="100"/>
+            </w:tcMar>
+          </w:tcPr>
+          <w:p>
+            <w:pPr>
+              <w:spacing w:line="260"/>
+              <w:jc w:val="left"/>
+              <w:ind w:firstLine="0" w:left="0" w:right="0"/>
+            </w:pPr>
+            <w:r>
+              <w:rPr>
+                <w:rFonts w:ascii="Times New Roman" w:cs="Times New Roman" w:eastAsia="Times New Roman" w:hAnsi="Times New Roman"/>
+                <w:color w:val="000000"/>
+                <w:sz w:val="22"/>
+                <w:szCs w:val="22"/>
+              </w:rPr>
+              <w:t xml:space="preserve">Cao</w:t>
+            </w:r>
+          </w:p>
+        </w:tc>
+      </w:tr>
+      <w:tr>
+        <w:tc>
+          <w:tcPr>
+            <w:tcW w:type="pct" w:w="6%"/>
+            <w:shd w:fill="FFFFFF"/>
+            <w:tcMar>
+              <w:top w:type="dxa" w:w="70"/>
+              <w:left w:type="dxa" w:w="100"/>
+              <w:bottom w:type="dxa" w:w="70"/>
+              <w:right w:type="dxa" w:w="100"/>
+            </w:tcMar>
+          </w:tcPr>
+          <w:p>
+            <w:pPr>
+              <w:spacing w:line="260"/>
+              <w:jc w:val="center"/>
+              <w:ind w:firstLine="0" w:left="0" w:right="0"/>
+            </w:pPr>
+            <w:r>
+              <w:rPr>
+                <w:rFonts w:ascii="Times New Roman" w:cs="Times New Roman" w:eastAsia="Times New Roman" w:hAnsi="Times New Roman"/>
+                <w:color w:val="000000"/>
+                <w:sz w:val="22"/>
+                <w:szCs w:val="22"/>
+              </w:rPr>
+              <w:t xml:space="preserve">18</w:t>
+            </w:r>
+          </w:p>
+        </w:tc>
+        <w:tc>
+          <w:tcPr>
+            <w:tcW w:type="pct" w:w="10%"/>
+            <w:shd w:fill="FFFFFF"/>
+            <w:tcMar>
+              <w:top w:type="dxa" w:w="70"/>
+              <w:left w:type="dxa" w:w="100"/>
+              <w:bottom w:type="dxa" w:w="70"/>
+              <w:right w:type="dxa" w:w="100"/>
+            </w:tcMar>
+          </w:tcPr>
+          <w:p>
+            <w:pPr>
+              <w:spacing w:line="260"/>
+              <w:jc w:val="left"/>
+              <w:ind w:firstLine="0" w:left="0" w:right="0"/>
+            </w:pPr>
+            <w:r>
+              <w:rPr>
+                <w:rFonts w:ascii="Times New Roman" w:cs="Times New Roman" w:eastAsia="Times New Roman" w:hAnsi="Times New Roman"/>
+                <w:color w:val="000000"/>
+                <w:sz w:val="22"/>
+                <w:szCs w:val="22"/>
+              </w:rPr>
+              <w:t xml:space="preserve">UC18</w:t>
+            </w:r>
+          </w:p>
+        </w:tc>
+        <w:tc>
+          <w:tcPr>
+            <w:tcW w:type="pct" w:w="31%"/>
+            <w:shd w:fill="FFFFFF"/>
+            <w:tcMar>
+              <w:top w:type="dxa" w:w="70"/>
+              <w:left w:type="dxa" w:w="100"/>
+              <w:bottom w:type="dxa" w:w="70"/>
+              <w:right w:type="dxa" w:w="100"/>
+            </w:tcMar>
+          </w:tcPr>
+          <w:p>
+            <w:pPr>
+              <w:spacing w:line="260"/>
+              <w:jc w:val="left"/>
+              <w:ind w:firstLine="0" w:left="0" w:right="0"/>
+            </w:pPr>
+            <w:r>
+              <w:rPr>
+                <w:rFonts w:ascii="Times New Roman" w:cs="Times New Roman" w:eastAsia="Times New Roman" w:hAnsi="Times New Roman"/>
+                <w:color w:val="000000"/>
+                <w:sz w:val="22"/>
+                <w:szCs w:val="22"/>
+              </w:rPr>
+              <w:t xml:space="preserve">Kiểm duyệt bài viết vi phạm (Human-AI)</w:t>
+            </w:r>
+          </w:p>
+        </w:tc>
+        <w:tc>
+          <w:tcPr>
+            <w:tcW w:type="pct" w:w="24%"/>
+            <w:shd w:fill="FFFFFF"/>
+            <w:tcMar>
+              <w:top w:type="dxa" w:w="70"/>
+              <w:left w:type="dxa" w:w="100"/>
+              <w:bottom w:type="dxa" w:w="70"/>
+              <w:right w:type="dxa" w:w="100"/>
+            </w:tcMar>
+          </w:tcPr>
+          <w:p>
+            <w:pPr>
+              <w:spacing w:line="260"/>
+              <w:jc w:val="left"/>
+              <w:ind w:firstLine="0" w:left="0" w:right="0"/>
+            </w:pPr>
+            <w:r>
+              <w:rPr>
+                <w:rFonts w:ascii="Times New Roman" w:cs="Times New Roman" w:eastAsia="Times New Roman" w:hAnsi="Times New Roman"/>
+                <w:color w:val="000000"/>
+                <w:sz w:val="22"/>
+                <w:szCs w:val="22"/>
+              </w:rPr>
+              <w:t xml:space="preserve">Quản trị &amp; Điều hành</w:t>
+            </w:r>
+          </w:p>
+        </w:tc>
+        <w:tc>
+          <w:tcPr>
+            <w:tcW w:type="pct" w:w="18%"/>
+            <w:shd w:fill="FFFFFF"/>
+            <w:tcMar>
+              <w:top w:type="dxa" w:w="70"/>
+              <w:left w:type="dxa" w:w="100"/>
+              <w:bottom w:type="dxa" w:w="70"/>
+              <w:right w:type="dxa" w:w="100"/>
+            </w:tcMar>
+          </w:tcPr>
+          <w:p>
+            <w:pPr>
+              <w:spacing w:line="260"/>
+              <w:jc w:val="left"/>
+              <w:ind w:firstLine="0" w:left="0" w:right="0"/>
+            </w:pPr>
+            <w:r>
+              <w:rPr>
+                <w:rFonts w:ascii="Times New Roman" w:cs="Times New Roman" w:eastAsia="Times New Roman" w:hAnsi="Times New Roman"/>
+                <w:color w:val="000000"/>
+                <w:sz w:val="22"/>
+                <w:szCs w:val="22"/>
+              </w:rPr>
+              <w:t xml:space="preserve">Quản trị viên (Admin)</w:t>
+            </w:r>
+          </w:p>
+        </w:tc>
+        <w:tc>
+          <w:tcPr>
+            <w:tcW w:type="pct" w:w="11%"/>
+            <w:shd w:fill="FFFFFF"/>
+            <w:tcMar>
+              <w:top w:type="dxa" w:w="70"/>
+              <w:left w:type="dxa" w:w="100"/>
+              <w:bottom w:type="dxa" w:w="70"/>
+              <w:right w:type="dxa" w:w="100"/>
+            </w:tcMar>
+          </w:tcPr>
+          <w:p>
+            <w:pPr>
+              <w:spacing w:line="260"/>
+              <w:jc w:val="left"/>
+              <w:ind w:firstLine="0" w:left="0" w:right="0"/>
+            </w:pPr>
+            <w:r>
+              <w:rPr>
+                <w:rFonts w:ascii="Times New Roman" w:cs="Times New Roman" w:eastAsia="Times New Roman" w:hAnsi="Times New Roman"/>
+                <w:color w:val="000000"/>
+                <w:sz w:val="22"/>
+                <w:szCs w:val="22"/>
+              </w:rPr>
+              <w:t xml:space="preserve">Cao</w:t>
+            </w:r>
+          </w:p>
+        </w:tc>
+      </w:tr>
+      <w:tr>
+        <w:tc>
+          <w:tcPr>
+            <w:tcW w:type="pct" w:w="6%"/>
+            <w:shd w:fill="FFFFFF"/>
+            <w:tcMar>
+              <w:top w:type="dxa" w:w="70"/>
+              <w:left w:type="dxa" w:w="100"/>
+              <w:bottom w:type="dxa" w:w="70"/>
+              <w:right w:type="dxa" w:w="100"/>
+            </w:tcMar>
+          </w:tcPr>
+          <w:p>
+            <w:pPr>
+              <w:spacing w:line="260"/>
+              <w:jc w:val="center"/>
+              <w:ind w:firstLine="0" w:left="0" w:right="0"/>
+            </w:pPr>
+            <w:r>
+              <w:rPr>
+                <w:rFonts w:ascii="Times New Roman" w:cs="Times New Roman" w:eastAsia="Times New Roman" w:hAnsi="Times New Roman"/>
+                <w:color w:val="000000"/>
+                <w:sz w:val="22"/>
+                <w:szCs w:val="22"/>
+              </w:rPr>
+              <w:t xml:space="preserve">19</w:t>
+            </w:r>
+          </w:p>
+        </w:tc>
+        <w:tc>
+          <w:tcPr>
+            <w:tcW w:type="pct" w:w="10%"/>
+            <w:shd w:fill="FFFFFF"/>
+            <w:tcMar>
+              <w:top w:type="dxa" w:w="70"/>
+              <w:left w:type="dxa" w:w="100"/>
+              <w:bottom w:type="dxa" w:w="70"/>
+              <w:right w:type="dxa" w:w="100"/>
+            </w:tcMar>
+          </w:tcPr>
+          <w:p>
+            <w:pPr>
+              <w:spacing w:line="260"/>
+              <w:jc w:val="left"/>
+              <w:ind w:firstLine="0" w:left="0" w:right="0"/>
+            </w:pPr>
+            <w:r>
+              <w:rPr>
+                <w:rFonts w:ascii="Times New Roman" w:cs="Times New Roman" w:eastAsia="Times New Roman" w:hAnsi="Times New Roman"/>
+                <w:color w:val="000000"/>
+                <w:sz w:val="22"/>
+                <w:szCs w:val="22"/>
+              </w:rPr>
+              <w:t xml:space="preserve">UC19</w:t>
+            </w:r>
+          </w:p>
+        </w:tc>
+        <w:tc>
+          <w:tcPr>
+            <w:tcW w:type="pct" w:w="31%"/>
+            <w:shd w:fill="FFFFFF"/>
+            <w:tcMar>
+              <w:top w:type="dxa" w:w="70"/>
+              <w:left w:type="dxa" w:w="100"/>
+              <w:bottom w:type="dxa" w:w="70"/>
+              <w:right w:type="dxa" w:w="100"/>
+            </w:tcMar>
+          </w:tcPr>
+          <w:p>
+            <w:pPr>
+              <w:spacing w:line="260"/>
+              <w:jc w:val="left"/>
+              <w:ind w:firstLine="0" w:left="0" w:right="0"/>
+            </w:pPr>
+            <w:r>
+              <w:rPr>
+                <w:rFonts w:ascii="Times New Roman" w:cs="Times New Roman" w:eastAsia="Times New Roman" w:hAnsi="Times New Roman"/>
+                <w:color w:val="000000"/>
+                <w:sz w:val="22"/>
+                <w:szCs w:val="22"/>
+              </w:rPr>
+              <w:t xml:space="preserve">Xem bảng điều khiển thống kê Dashboard</w:t>
+            </w:r>
+          </w:p>
+        </w:tc>
+        <w:tc>
+          <w:tcPr>
+            <w:tcW w:type="pct" w:w="24%"/>
+            <w:shd w:fill="FFFFFF"/>
+            <w:tcMar>
+              <w:top w:type="dxa" w:w="70"/>
+              <w:left w:type="dxa" w:w="100"/>
+              <w:bottom w:type="dxa" w:w="70"/>
+              <w:right w:type="dxa" w:w="100"/>
+            </w:tcMar>
+          </w:tcPr>
+          <w:p>
+            <w:pPr>
+              <w:spacing w:line="260"/>
+              <w:jc w:val="left"/>
+              <w:ind w:firstLine="0" w:left="0" w:right="0"/>
+            </w:pPr>
+            <w:r>
+              <w:rPr>
+                <w:rFonts w:ascii="Times New Roman" w:cs="Times New Roman" w:eastAsia="Times New Roman" w:hAnsi="Times New Roman"/>
+                <w:color w:val="000000"/>
+                <w:sz w:val="22"/>
+                <w:szCs w:val="22"/>
+              </w:rPr>
+              <w:t xml:space="preserve">Quản trị &amp; Điều hành</w:t>
+            </w:r>
+          </w:p>
+        </w:tc>
+        <w:tc>
+          <w:tcPr>
+            <w:tcW w:type="pct" w:w="18%"/>
+            <w:shd w:fill="FFFFFF"/>
+            <w:tcMar>
+              <w:top w:type="dxa" w:w="70"/>
+              <w:left w:type="dxa" w:w="100"/>
+              <w:bottom w:type="dxa" w:w="70"/>
+              <w:right w:type="dxa" w:w="100"/>
+            </w:tcMar>
+          </w:tcPr>
+          <w:p>
+            <w:pPr>
+              <w:spacing w:line="260"/>
+              <w:jc w:val="left"/>
+              <w:ind w:firstLine="0" w:left="0" w:right="0"/>
+            </w:pPr>
+            <w:r>
+              <w:rPr>
+                <w:rFonts w:ascii="Times New Roman" w:cs="Times New Roman" w:eastAsia="Times New Roman" w:hAnsi="Times New Roman"/>
+                <w:color w:val="000000"/>
+                <w:sz w:val="22"/>
+                <w:szCs w:val="22"/>
+              </w:rPr>
+              <w:t xml:space="preserve">Quản trị viên (Admin)</w:t>
+            </w:r>
+          </w:p>
+        </w:tc>
+        <w:tc>
+          <w:tcPr>
+            <w:tcW w:type="pct" w:w="11%"/>
+            <w:shd w:fill="FFFFFF"/>
+            <w:tcMar>
+              <w:top w:type="dxa" w:w="70"/>
+              <w:left w:type="dxa" w:w="100"/>
+              <w:bottom w:type="dxa" w:w="70"/>
+              <w:right w:type="dxa" w:w="100"/>
+            </w:tcMar>
+          </w:tcPr>
+          <w:p>
+            <w:pPr>
+              <w:spacing w:line="260"/>
+              <w:jc w:val="left"/>
+              <w:ind w:firstLine="0" w:left="0" w:right="0"/>
+            </w:pPr>
+            <w:r>
+              <w:rPr>
+                <w:rFonts w:ascii="Times New Roman" w:cs="Times New Roman" w:eastAsia="Times New Roman" w:hAnsi="Times New Roman"/>
+                <w:color w:val="000000"/>
+                <w:sz w:val="22"/>
+                <w:szCs w:val="22"/>
+              </w:rPr>
+              <w:t xml:space="preserve">Trung bình</w:t>
+            </w:r>
+          </w:p>
+        </w:tc>
+      </w:tr>
+    </w:tbl>
+    <w:p>
+      <w:pPr>
+        <w:pStyle w:val="Heading2"/>
+        <w:spacing w:after="80" w:before="200"/>
+      </w:pPr>
+      <w:r>
+        <w:rPr>
+          <w:rFonts w:ascii="Times New Roman" w:cs="Times New Roman" w:eastAsia="Times New Roman" w:hAnsi="Times New Roman"/>
+          <w:b/>
+          <w:bCs/>
+          <w:color w:val="000000"/>
+          <w:sz w:val="26"/>
+          <w:szCs w:val="26"/>
+        </w:rPr>
+        <w:t xml:space="preserve">2.1.2. Đặc tả Chi tiết các Ca Sử Dụng Trọng tâm Hệ thống</w:t>
+      </w:r>
+    </w:p>
+    <w:p>
+      <w:pPr>
+        <w:spacing w:after="70" w:before="30" w:line="300"/>
+        <w:ind w:firstLine="450"/>
+        <w:jc w:val="both"/>
+      </w:pPr>
+      <w:r>
+        <w:rPr>
+          <w:rFonts w:ascii="Times New Roman" w:cs="Times New Roman" w:eastAsia="Times New Roman" w:hAnsi="Times New Roman"/>
+          <w:b w:val="false"/>
+          <w:bCs w:val="false"/>
+          <w:i w:val="false"/>
+          <w:iCs w:val="false"/>
+          <w:color w:val="000000"/>
+          <w:sz w:val="26"/>
+          <w:szCs w:val="26"/>
+        </w:rPr>
+        <w:t xml:space="preserve">Để làm rõ quy trình tương tác nghiệp vụ, điều kiện biên và cơ chế xử lý ngoại lệ, dưới đây là bảng đặc tả chi tiết cho 6 Ca sử dụng tiêu biểu đại diện cho các phân hệ chức năng then chốt của dự án:</w:t>
+      </w:r>
+    </w:p>
+    <w:p>
+      <w:pPr>
+        <w:pStyle w:val="Heading3"/>
+        <w:spacing w:after="60" w:before="160"/>
+      </w:pPr>
+      <w:r>
+        <w:rPr>
+          <w:rFonts w:ascii="Times New Roman" w:cs="Times New Roman" w:eastAsia="Times New Roman" w:hAnsi="Times New Roman"/>
+          <w:b/>
+          <w:bCs/>
+          <w:i/>
+          <w:iCs/>
+          <w:color w:val="000000"/>
+          <w:sz w:val="25"/>
+          <w:szCs w:val="25"/>
+        </w:rPr>
+        <w:t xml:space="preserve">a. Đặc tả Ca sử dụng UC01: Tra cứu bản đồ giáo dục và điểm học tập lân cận</w:t>
+      </w:r>
+    </w:p>
+    <w:p>
+      <w:pPr>
+        <w:spacing w:after="40" w:before="40"/>
+        <w:jc w:val="center"/>
+      </w:pPr>
+      <w:r>
+        <w:rPr>
+          <w:rFonts w:ascii="Times New Roman" w:cs="Times New Roman" w:eastAsia="Times New Roman" w:hAnsi="Times New Roman"/>
+          <w:b/>
+          <w:bCs/>
+          <w:color w:val="000000"/>
+          <w:sz w:val="24"/>
+          <w:szCs w:val="24"/>
+        </w:rPr>
+        <w:t xml:space="preserve">Bảng 2.2: Đặc tả ca sử dụng UC01 - Tra cứu bản đồ &amp; Điểm học tập lân cận</w:t>
+      </w:r>
+    </w:p>
+    <w:tbl>
+      <w:tblPr>
+        <w:tblW w:type="pct" w:w="100%"/>
+        <w:tblBorders>
+          <w:top w:val="dotted" w:color="4B88BE" w:sz="8"/>
+          <w:left w:val="dotted" w:color="4B88BE" w:sz="8"/>
+          <w:bottom w:val="dotted" w:color="4B88BE" w:sz="8"/>
+          <w:right w:val="dotted" w:color="4B88BE" w:sz="8"/>
+          <w:insideH w:val="dotted" w:color="4B88BE" w:sz="8"/>
+          <w:insideV w:val="dotted" w:color="4B88BE" w:sz="8"/>
+        </w:tblBorders>
+      </w:tblPr>
+      <w:tblGrid>
+        <w:gridCol w:w="100"/>
+        <w:gridCol w:w="100"/>
+      </w:tblGrid>
+      <w:tr>
+        <w:trPr>
+          <w:tblHeader/>
+        </w:trPr>
+        <w:tc>
+          <w:tcPr>
+            <w:gridSpan w:val="2"/>
+            <w:shd w:fill="FFFFFF"/>
+            <w:tcMar>
+              <w:top w:type="dxa" w:w="90"/>
+              <w:left w:type="dxa" w:w="100"/>
+              <w:bottom w:type="dxa" w:w="90"/>
+              <w:right w:type="dxa" w:w="100"/>
+            </w:tcMar>
+          </w:tcPr>
+          <w:p>
+            <w:pPr>
+              <w:jc w:val="center"/>
+              <w:ind w:firstLine="0" w:left="0" w:right="0"/>
+            </w:pPr>
+            <w:r>
+              <w:rPr>
+                <w:rFonts w:ascii="Times New Roman" w:cs="Times New Roman" w:eastAsia="Times New Roman" w:hAnsi="Times New Roman"/>
+                <w:b/>
+                <w:bCs/>
+                <w:color w:val="000000"/>
+                <w:sz w:val="23"/>
+                <w:szCs w:val="23"/>
+              </w:rPr>
+              <w:t xml:space="preserve">ĐẶC TẢ CA SỬ DỤNG: UC01 - TRA CỨU BẢN ĐỒ GIÁO DỤC &amp; ĐIỂM HỌC TẬP LÂN CẬN</w:t>
+            </w:r>
+          </w:p>
+        </w:tc>
+      </w:tr>
+      <w:tr>
+        <w:tc>
+          <w:tcPr>
+            <w:tcW w:type="pct" w:w="28%"/>
+            <w:tcMar>
+              <w:top w:type="dxa" w:w="70"/>
+              <w:left w:type="dxa" w:w="100"/>
+              <w:bottom w:type="dxa" w:w="70"/>
+              <w:right w:type="dxa" w:w="100"/>
+            </w:tcMar>
+            <w:vAlign w:val="center"/>
+          </w:tcPr>
+          <w:p>
+            <w:pPr>
+              <w:jc w:val="left"/>
+              <w:ind w:firstLine="0" w:left="0" w:right="0"/>
+            </w:pPr>
+            <w:r>
+              <w:rPr>
+                <w:rFonts w:ascii="Times New Roman" w:cs="Times New Roman" w:eastAsia="Times New Roman" w:hAnsi="Times New Roman"/>
+                <w:b/>
+                <w:bCs/>
+                <w:color w:val="000000"/>
+                <w:sz w:val="22"/>
+                <w:szCs w:val="22"/>
+              </w:rPr>
+              <w:t xml:space="preserve">Mã Ca sử dụng</w:t>
+            </w:r>
+          </w:p>
+        </w:tc>
+        <w:tc>
+          <w:tcPr>
+            <w:tcW w:type="pct" w:w="72%"/>
+            <w:tcMar>
+              <w:top w:type="dxa" w:w="70"/>
+              <w:left w:type="dxa" w:w="100"/>
+              <w:bottom w:type="dxa" w:w="70"/>
+              <w:right w:type="dxa" w:w="100"/>
+            </w:tcMar>
+          </w:tcPr>
+          <w:p>
+            <w:pPr>
+              <w:spacing w:after="20" w:before="20" w:line="260"/>
+              <w:jc w:val="both"/>
+              <w:ind w:firstLine="0" w:left="0" w:right="0"/>
+            </w:pPr>
+            <w:r>
+              <w:rPr>
+                <w:rFonts w:ascii="Times New Roman" w:cs="Times New Roman" w:eastAsia="Times New Roman" w:hAnsi="Times New Roman"/>
+                <w:b/>
+                <w:bCs/>
+                <w:color w:val="000000"/>
+                <w:sz w:val="22"/>
+                <w:szCs w:val="22"/>
+              </w:rPr>
+              <w:t xml:space="preserve">UC01</w:t>
+            </w:r>
+          </w:p>
+        </w:tc>
+      </w:tr>
+      <w:tr>
+        <w:tc>
+          <w:tcPr>
+            <w:tcW w:type="pct" w:w="28%"/>
+            <w:tcMar>
+              <w:top w:type="dxa" w:w="70"/>
+              <w:left w:type="dxa" w:w="100"/>
+              <w:bottom w:type="dxa" w:w="70"/>
+              <w:right w:type="dxa" w:w="100"/>
+            </w:tcMar>
+            <w:vAlign w:val="center"/>
+          </w:tcPr>
+          <w:p>
+            <w:pPr>
+              <w:jc w:val="left"/>
+              <w:ind w:firstLine="0" w:left="0" w:right="0"/>
+            </w:pPr>
+            <w:r>
+              <w:rPr>
+                <w:rFonts w:ascii="Times New Roman" w:cs="Times New Roman" w:eastAsia="Times New Roman" w:hAnsi="Times New Roman"/>
+                <w:b/>
+                <w:bCs/>
+                <w:color w:val="000000"/>
+                <w:sz w:val="22"/>
+                <w:szCs w:val="22"/>
+              </w:rPr>
+              <w:t xml:space="preserve">Tên Ca sử dụng</w:t>
+            </w:r>
+          </w:p>
+        </w:tc>
+        <w:tc>
+          <w:tcPr>
+            <w:tcW w:type="pct" w:w="72%"/>
+            <w:tcMar>
+              <w:top w:type="dxa" w:w="70"/>
+              <w:left w:type="dxa" w:w="100"/>
+              <w:bottom w:type="dxa" w:w="70"/>
+              <w:right w:type="dxa" w:w="100"/>
+            </w:tcMar>
+          </w:tcPr>
+          <w:p>
+            <w:pPr>
+              <w:spacing w:after="20" w:before="20" w:line="260"/>
+              <w:jc w:val="both"/>
+              <w:ind w:firstLine="0" w:left="0" w:right="0"/>
+            </w:pPr>
+            <w:r>
+              <w:rPr>
+                <w:rFonts w:ascii="Times New Roman" w:cs="Times New Roman" w:eastAsia="Times New Roman" w:hAnsi="Times New Roman"/>
+                <w:b/>
+                <w:bCs/>
+                <w:color w:val="000000"/>
+                <w:sz w:val="22"/>
+                <w:szCs w:val="22"/>
+              </w:rPr>
+              <w:t xml:space="preserve">Tra cứu Bản đồ Giáo dục &amp; Điểm Học tập Lân cận</w:t>
+            </w:r>
+          </w:p>
+        </w:tc>
+      </w:tr>
+      <w:tr>
+        <w:tc>
+          <w:tcPr>
+            <w:tcW w:type="pct" w:w="28%"/>
+            <w:tcMar>
+              <w:top w:type="dxa" w:w="70"/>
+              <w:left w:type="dxa" w:w="100"/>
+              <w:bottom w:type="dxa" w:w="70"/>
+              <w:right w:type="dxa" w:w="100"/>
+            </w:tcMar>
+            <w:vAlign w:val="center"/>
+          </w:tcPr>
+          <w:p>
+            <w:pPr>
+              <w:jc w:val="left"/>
+              <w:ind w:firstLine="0" w:left="0" w:right="0"/>
+            </w:pPr>
+            <w:r>
+              <w:rPr>
+                <w:rFonts w:ascii="Times New Roman" w:cs="Times New Roman" w:eastAsia="Times New Roman" w:hAnsi="Times New Roman"/>
+                <w:b/>
+                <w:bCs/>
+                <w:color w:val="000000"/>
+                <w:sz w:val="22"/>
+                <w:szCs w:val="22"/>
+              </w:rPr>
+              <w:t xml:space="preserve">Phân hệ nghiệp vụ</w:t>
+            </w:r>
+          </w:p>
+        </w:tc>
+        <w:tc>
+          <w:tcPr>
+            <w:tcW w:type="pct" w:w="72%"/>
+            <w:tcMar>
+              <w:top w:type="dxa" w:w="70"/>
+              <w:left w:type="dxa" w:w="100"/>
+              <w:bottom w:type="dxa" w:w="70"/>
+              <w:right w:type="dxa" w:w="100"/>
+            </w:tcMar>
+          </w:tcPr>
+          <w:p>
+            <w:pPr>
+              <w:spacing w:after="20" w:before="20" w:line="260"/>
+              <w:jc w:val="both"/>
+              <w:ind w:firstLine="0" w:left="0" w:right="0"/>
+            </w:pPr>
+            <w:r>
+              <w:rPr>
+                <w:rFonts w:ascii="Times New Roman" w:cs="Times New Roman" w:eastAsia="Times New Roman" w:hAnsi="Times New Roman"/>
+                <w:b w:val="false"/>
+                <w:bCs w:val="false"/>
+                <w:color w:val="000000"/>
+                <w:sz w:val="22"/>
+                <w:szCs w:val="22"/>
+              </w:rPr>
+              <w:t xml:space="preserve">Phân hệ 1: Bản đồ Số &amp; Không gian GIS (MOD-MAP)</w:t>
+            </w:r>
+          </w:p>
+        </w:tc>
+      </w:tr>
+      <w:tr>
+        <w:tc>
+          <w:tcPr>
+            <w:tcW w:type="pct" w:w="28%"/>
+            <w:tcMar>
+              <w:top w:type="dxa" w:w="70"/>
+              <w:left w:type="dxa" w:w="100"/>
+              <w:bottom w:type="dxa" w:w="70"/>
+              <w:right w:type="dxa" w:w="100"/>
+            </w:tcMar>
+            <w:vAlign w:val="center"/>
+          </w:tcPr>
+          <w:p>
+            <w:pPr>
+              <w:jc w:val="left"/>
+              <w:ind w:firstLine="0" w:left="0" w:right="0"/>
+            </w:pPr>
+            <w:r>
+              <w:rPr>
+                <w:rFonts w:ascii="Times New Roman" w:cs="Times New Roman" w:eastAsia="Times New Roman" w:hAnsi="Times New Roman"/>
+                <w:b/>
+                <w:bCs/>
+                <w:color w:val="000000"/>
+                <w:sz w:val="22"/>
+                <w:szCs w:val="22"/>
+              </w:rPr>
+              <w:t xml:space="preserve">Tác nhân chính</w:t>
+            </w:r>
+          </w:p>
+        </w:tc>
+        <w:tc>
+          <w:tcPr>
+            <w:tcW w:type="pct" w:w="72%"/>
+            <w:tcMar>
+              <w:top w:type="dxa" w:w="70"/>
+              <w:left w:type="dxa" w:w="100"/>
+              <w:bottom w:type="dxa" w:w="70"/>
+              <w:right w:type="dxa" w:w="100"/>
+            </w:tcMar>
+          </w:tcPr>
+          <w:p>
+            <w:pPr>
+              <w:spacing w:after="20" w:before="20" w:line="260"/>
+              <w:jc w:val="both"/>
+              <w:ind w:firstLine="0" w:left="0" w:right="0"/>
+            </w:pPr>
+            <w:r>
+              <w:rPr>
+                <w:rFonts w:ascii="Times New Roman" w:cs="Times New Roman" w:eastAsia="Times New Roman" w:hAnsi="Times New Roman"/>
+                <w:b w:val="false"/>
+                <w:bCs w:val="false"/>
+                <w:color w:val="000000"/>
+                <w:sz w:val="22"/>
+                <w:szCs w:val="22"/>
+              </w:rPr>
+              <w:t xml:space="preserve">Học sinh / Sinh viên (Student), Người dùng vãng lai (Guest)</w:t>
+            </w:r>
+          </w:p>
+        </w:tc>
+      </w:tr>
+      <w:tr>
+        <w:tc>
+          <w:tcPr>
+            <w:tcW w:type="pct" w:w="28%"/>
+            <w:tcMar>
+              <w:top w:type="dxa" w:w="70"/>
+              <w:left w:type="dxa" w:w="100"/>
+              <w:bottom w:type="dxa" w:w="70"/>
+              <w:right w:type="dxa" w:w="100"/>
+            </w:tcMar>
+            <w:vAlign w:val="center"/>
+          </w:tcPr>
+          <w:p>
+            <w:pPr>
+              <w:jc w:val="left"/>
+              <w:ind w:firstLine="0" w:left="0" w:right="0"/>
+            </w:pPr>
+            <w:r>
+              <w:rPr>
+                <w:rFonts w:ascii="Times New Roman" w:cs="Times New Roman" w:eastAsia="Times New Roman" w:hAnsi="Times New Roman"/>
+                <w:b/>
+                <w:bCs/>
+                <w:color w:val="000000"/>
+                <w:sz w:val="22"/>
+                <w:szCs w:val="22"/>
+              </w:rPr>
+              <w:t xml:space="preserve">Tác nhân phụ / Hệ thống</w:t>
+            </w:r>
+          </w:p>
+        </w:tc>
+        <w:tc>
+          <w:tcPr>
+            <w:tcW w:type="pct" w:w="72%"/>
+            <w:tcMar>
+              <w:top w:type="dxa" w:w="70"/>
+              <w:left w:type="dxa" w:w="100"/>
+              <w:bottom w:type="dxa" w:w="70"/>
+              <w:right w:type="dxa" w:w="100"/>
+            </w:tcMar>
+          </w:tcPr>
+          <w:p>
+            <w:pPr>
+              <w:spacing w:after="20" w:before="20" w:line="260"/>
+              <w:jc w:val="both"/>
+              <w:ind w:firstLine="0" w:left="0" w:right="0"/>
+            </w:pPr>
+            <w:r>
+              <w:rPr>
+                <w:rFonts w:ascii="Times New Roman" w:cs="Times New Roman" w:eastAsia="Times New Roman" w:hAnsi="Times New Roman"/>
+                <w:b w:val="false"/>
+                <w:bCs w:val="false"/>
+                <w:color w:val="000000"/>
+                <w:sz w:val="22"/>
+                <w:szCs w:val="22"/>
+              </w:rPr>
+              <w:t xml:space="preserve">Hệ thống Định vị GPS Thiết bị, Dịch vụ Bản đồ Số OpenStreetMap, CSDL PostGIS</w:t>
+            </w:r>
+          </w:p>
+        </w:tc>
+      </w:tr>
+      <w:tr>
+        <w:tc>
+          <w:tcPr>
+            <w:tcW w:type="pct" w:w="28%"/>
+            <w:tcMar>
+              <w:top w:type="dxa" w:w="70"/>
+              <w:left w:type="dxa" w:w="100"/>
+              <w:bottom w:type="dxa" w:w="70"/>
+              <w:right w:type="dxa" w:w="100"/>
+            </w:tcMar>
+            <w:vAlign w:val="center"/>
+          </w:tcPr>
+          <w:p>
+            <w:pPr>
+              <w:jc w:val="left"/>
+              <w:ind w:firstLine="0" w:left="0" w:right="0"/>
+            </w:pPr>
+            <w:r>
+              <w:rPr>
+                <w:rFonts w:ascii="Times New Roman" w:cs="Times New Roman" w:eastAsia="Times New Roman" w:hAnsi="Times New Roman"/>
+                <w:b/>
+                <w:bCs/>
+                <w:color w:val="000000"/>
+                <w:sz w:val="22"/>
+                <w:szCs w:val="22"/>
+              </w:rPr>
+              <w:t xml:space="preserve">Mô tả tóm tắt</w:t>
+            </w:r>
+          </w:p>
+        </w:tc>
+        <w:tc>
+          <w:tcPr>
+            <w:tcW w:type="pct" w:w="72%"/>
+            <w:tcMar>
+              <w:top w:type="dxa" w:w="70"/>
+              <w:left w:type="dxa" w:w="100"/>
+              <w:bottom w:type="dxa" w:w="70"/>
+              <w:right w:type="dxa" w:w="100"/>
+            </w:tcMar>
+          </w:tcPr>
+          <w:p>
+            <w:pPr>
+              <w:spacing w:after="20" w:before="20" w:line="260"/>
+              <w:jc w:val="both"/>
+              <w:ind w:firstLine="0" w:left="0" w:right="0"/>
+            </w:pPr>
+            <w:r>
+              <w:rPr>
+                <w:rFonts w:ascii="Times New Roman" w:cs="Times New Roman" w:eastAsia="Times New Roman" w:hAnsi="Times New Roman"/>
+                <w:b w:val="false"/>
+                <w:bCs w:val="false"/>
+                <w:color w:val="000000"/>
+                <w:sz w:val="22"/>
+                <w:szCs w:val="22"/>
+              </w:rPr>
+              <w:t xml:space="preserve">Cho phép người dùng tương tác với bản đồ số, tự động định vị vị trí hiện tại và lọc tìm kiếm các địa điểm giáo dục (trường ĐH, CĐ, trường nghề, trạm Wi-Fi công cộng, không gian học tập) trong bán kính xác định trên địa bàn tỉnh Đồng Nai.</w:t>
+            </w:r>
+          </w:p>
+        </w:tc>
+      </w:tr>
+      <w:tr>
+        <w:tc>
+          <w:tcPr>
+            <w:tcW w:type="pct" w:w="28%"/>
+            <w:tcMar>
+              <w:top w:type="dxa" w:w="70"/>
+              <w:left w:type="dxa" w:w="100"/>
+              <w:bottom w:type="dxa" w:w="70"/>
+              <w:right w:type="dxa" w:w="100"/>
+            </w:tcMar>
+            <w:vAlign w:val="center"/>
+          </w:tcPr>
+          <w:p>
+            <w:pPr>
+              <w:jc w:val="left"/>
+              <w:ind w:firstLine="0" w:left="0" w:right="0"/>
+            </w:pPr>
+            <w:r>
+              <w:rPr>
+                <w:rFonts w:ascii="Times New Roman" w:cs="Times New Roman" w:eastAsia="Times New Roman" w:hAnsi="Times New Roman"/>
+                <w:b/>
+                <w:bCs/>
+                <w:color w:val="000000"/>
+                <w:sz w:val="22"/>
+                <w:szCs w:val="22"/>
+              </w:rPr>
+              <w:t xml:space="preserve">Tiền điều kiện</w:t>
+            </w:r>
+          </w:p>
+        </w:tc>
+        <w:tc>
+          <w:tcPr>
+            <w:tcW w:type="pct" w:w="72%"/>
+            <w:tcMar>
+              <w:top w:type="dxa" w:w="70"/>
+              <w:left w:type="dxa" w:w="100"/>
+              <w:bottom w:type="dxa" w:w="70"/>
+              <w:right w:type="dxa" w:w="100"/>
+            </w:tcMar>
+          </w:tcPr>
+          <w:p>
+            <w:pPr>
+              <w:spacing w:after="20" w:before="20" w:line="260"/>
+              <w:jc w:val="both"/>
+              <w:ind w:firstLine="0" w:left="0" w:right="0"/>
+            </w:pPr>
+            <w:r>
+              <w:rPr>
+                <w:rFonts w:ascii="Times New Roman" w:cs="Times New Roman" w:eastAsia="Times New Roman" w:hAnsi="Times New Roman"/>
+                <w:b w:val="false"/>
+                <w:bCs w:val="false"/>
+                <w:color w:val="000000"/>
+                <w:sz w:val="22"/>
+                <w:szCs w:val="22"/>
+              </w:rPr>
+              <w:t xml:space="preserve">Người dùng truy cập ứng dụng Web/Mobile và thiết bị bật kết nối mạng Internet.</w:t>
+            </w:r>
+          </w:p>
+        </w:tc>
+      </w:tr>
+      <w:tr>
+        <w:tc>
+          <w:tcPr>
+            <w:tcW w:type="pct" w:w="28%"/>
+            <w:tcMar>
+              <w:top w:type="dxa" w:w="70"/>
+              <w:left w:type="dxa" w:w="100"/>
+              <w:bottom w:type="dxa" w:w="70"/>
+              <w:right w:type="dxa" w:w="100"/>
+            </w:tcMar>
+            <w:vAlign w:val="center"/>
+          </w:tcPr>
+          <w:p>
+            <w:pPr>
+              <w:jc w:val="left"/>
+              <w:ind w:firstLine="0" w:left="0" w:right="0"/>
+            </w:pPr>
+            <w:r>
+              <w:rPr>
+                <w:rFonts w:ascii="Times New Roman" w:cs="Times New Roman" w:eastAsia="Times New Roman" w:hAnsi="Times New Roman"/>
+                <w:b/>
+                <w:bCs/>
+                <w:color w:val="000000"/>
+                <w:sz w:val="22"/>
+                <w:szCs w:val="22"/>
+              </w:rPr>
+              <w:t xml:space="preserve">Hậu điều kiện</w:t>
+            </w:r>
+          </w:p>
+        </w:tc>
+        <w:tc>
+          <w:tcPr>
+            <w:tcW w:type="pct" w:w="72%"/>
+            <w:tcMar>
+              <w:top w:type="dxa" w:w="70"/>
+              <w:left w:type="dxa" w:w="100"/>
+              <w:bottom w:type="dxa" w:w="70"/>
+              <w:right w:type="dxa" w:w="100"/>
+            </w:tcMar>
+          </w:tcPr>
+          <w:p>
+            <w:pPr>
+              <w:spacing w:after="20" w:before="20" w:line="260"/>
+              <w:jc w:val="both"/>
+              <w:ind w:firstLine="0" w:left="0" w:right="0"/>
+            </w:pPr>
+            <w:r>
+              <w:rPr>
+                <w:rFonts w:ascii="Times New Roman" w:cs="Times New Roman" w:eastAsia="Times New Roman" w:hAnsi="Times New Roman"/>
+                <w:b w:val="false"/>
+                <w:bCs w:val="false"/>
+                <w:color w:val="000000"/>
+                <w:sz w:val="22"/>
+                <w:szCs w:val="22"/>
+              </w:rPr>
+              <w:t xml:space="preserve">Bản đồ hiển thị các điểm ghim (marker) tương ứng với bộ lọc, cho phép xem chi tiết thông tin và điều hướng đường đi.</w:t>
+            </w:r>
+          </w:p>
+        </w:tc>
+      </w:tr>
+      <w:tr>
+        <w:tc>
+          <w:tcPr>
+            <w:tcW w:type="pct" w:w="28%"/>
+            <w:tcMar>
+              <w:top w:type="dxa" w:w="70"/>
+              <w:left w:type="dxa" w:w="100"/>
+              <w:bottom w:type="dxa" w:w="70"/>
+              <w:right w:type="dxa" w:w="100"/>
+            </w:tcMar>
+            <w:vAlign w:val="center"/>
+          </w:tcPr>
+          <w:p>
+            <w:pPr>
+              <w:jc w:val="left"/>
+              <w:ind w:firstLine="0" w:left="0" w:right="0"/>
+            </w:pPr>
+            <w:r>
+              <w:rPr>
+                <w:rFonts w:ascii="Times New Roman" w:cs="Times New Roman" w:eastAsia="Times New Roman" w:hAnsi="Times New Roman"/>
+                <w:b/>
+                <w:bCs/>
+                <w:color w:val="000000"/>
+                <w:sz w:val="22"/>
+                <w:szCs w:val="22"/>
+              </w:rPr>
+              <w:t xml:space="preserve">Luồng sự kiện chính (Basic Flow)</w:t>
+            </w:r>
+          </w:p>
+        </w:tc>
+        <w:tc>
+          <w:tcPr>
+            <w:tcW w:type="pct" w:w="72%"/>
+            <w:tcMar>
+              <w:top w:type="dxa" w:w="70"/>
+              <w:left w:type="dxa" w:w="100"/>
+              <w:bottom w:type="dxa" w:w="70"/>
+              <w:right w:type="dxa" w:w="100"/>
+            </w:tcMar>
+          </w:tcPr>
+          <w:p>
+            <w:pPr>
+              <w:spacing w:after="20" w:before="20" w:line="260"/>
+              <w:ind w:left="240" w:hanging="240"/>
+              <w:jc w:val="both"/>
+            </w:pPr>
+            <w:r>
+              <w:rPr>
+                <w:rFonts w:ascii="Times New Roman" w:cs="Times New Roman" w:eastAsia="Times New Roman" w:hAnsi="Times New Roman"/>
+                <w:color w:val="000000"/>
+                <w:sz w:val="22"/>
+                <w:szCs w:val="22"/>
+              </w:rPr>
+              <w:t xml:space="preserve">1. Người dùng truy cập vào tính năng Bản đồ Giáo dục từ Menu chính của ứng dụng.</w:t>
+            </w:r>
+          </w:p>
+          <w:p>
+            <w:pPr>
+              <w:spacing w:after="20" w:before="20" w:line="260"/>
+              <w:ind w:left="240" w:hanging="240"/>
+              <w:jc w:val="both"/>
+            </w:pPr>
+            <w:r>
+              <w:rPr>
+                <w:rFonts w:ascii="Times New Roman" w:cs="Times New Roman" w:eastAsia="Times New Roman" w:hAnsi="Times New Roman"/>
+                <w:color w:val="000000"/>
+                <w:sz w:val="22"/>
+                <w:szCs w:val="22"/>
+              </w:rPr>
+              <w:t xml:space="preserve">2. Hệ thống yêu cầu cấp quyền truy cập vị trí địa lý (GPS) của thiết bị.</w:t>
+            </w:r>
+          </w:p>
+          <w:p>
+            <w:pPr>
+              <w:spacing w:after="20" w:before="20" w:line="260"/>
+              <w:ind w:left="240" w:hanging="240"/>
+              <w:jc w:val="both"/>
+            </w:pPr>
+            <w:r>
+              <w:rPr>
+                <w:rFonts w:ascii="Times New Roman" w:cs="Times New Roman" w:eastAsia="Times New Roman" w:hAnsi="Times New Roman"/>
+                <w:color w:val="000000"/>
+                <w:sz w:val="22"/>
+                <w:szCs w:val="22"/>
+              </w:rPr>
+              <w:t xml:space="preserve">3. Người dùng chấp thuận quyền vị trí, thiết bị gửi tọa độ (Vĩ độ, Kinh độ) về cho ứng dụng.</w:t>
+            </w:r>
+          </w:p>
+          <w:p>
+            <w:pPr>
+              <w:spacing w:after="20" w:before="20" w:line="260"/>
+              <w:ind w:left="240" w:hanging="240"/>
+              <w:jc w:val="both"/>
+            </w:pPr>
+            <w:r>
+              <w:rPr>
+                <w:rFonts w:ascii="Times New Roman" w:cs="Times New Roman" w:eastAsia="Times New Roman" w:hAnsi="Times New Roman"/>
+                <w:color w:val="000000"/>
+                <w:sz w:val="22"/>
+                <w:szCs w:val="22"/>
+              </w:rPr>
+              <w:t xml:space="preserve">4. Hệ thống định vị vị trí người dùng trên bản đồ và kích hoạt bán kính mặc định (5 km).</w:t>
+            </w:r>
+          </w:p>
+          <w:p>
+            <w:pPr>
+              <w:spacing w:after="20" w:before="20" w:line="260"/>
+              <w:ind w:left="240" w:hanging="240"/>
+              <w:jc w:val="both"/>
+            </w:pPr>
+            <w:r>
+              <w:rPr>
+                <w:rFonts w:ascii="Times New Roman" w:cs="Times New Roman" w:eastAsia="Times New Roman" w:hAnsi="Times New Roman"/>
+                <w:color w:val="000000"/>
+                <w:sz w:val="22"/>
+                <w:szCs w:val="22"/>
+              </w:rPr>
+              <w:t xml:space="preserve">5. Người dùng chọn danh mục cần lọc (ví dụ: "Trường Đại học", "Điểm Wi-Fi miễn phí").</w:t>
+            </w:r>
+          </w:p>
+          <w:p>
+            <w:pPr>
+              <w:spacing w:after="20" w:before="20" w:line="260"/>
+              <w:ind w:left="240" w:hanging="240"/>
+              <w:jc w:val="both"/>
+            </w:pPr>
+            <w:r>
+              <w:rPr>
+                <w:rFonts w:ascii="Times New Roman" w:cs="Times New Roman" w:eastAsia="Times New Roman" w:hAnsi="Times New Roman"/>
+                <w:color w:val="000000"/>
+                <w:sz w:val="22"/>
+                <w:szCs w:val="22"/>
+              </w:rPr>
+              <w:t xml:space="preserve">6. Frontend gửi yêu cầu API kèm tọa độ và danh mục tới Backend NestJS.</w:t>
+            </w:r>
+          </w:p>
+          <w:p>
+            <w:pPr>
+              <w:spacing w:after="20" w:before="20" w:line="260"/>
+              <w:ind w:left="240" w:hanging="240"/>
+              <w:jc w:val="both"/>
+            </w:pPr>
+            <w:r>
+              <w:rPr>
+                <w:rFonts w:ascii="Times New Roman" w:cs="Times New Roman" w:eastAsia="Times New Roman" w:hAnsi="Times New Roman"/>
+                <w:color w:val="000000"/>
+                <w:sz w:val="22"/>
+                <w:szCs w:val="22"/>
+              </w:rPr>
+              <w:t xml:space="preserve">7. Backend thực hiện truy vấn không gian PostGIS bằng hàm ST_DWithin với chỉ mục GiST.</w:t>
+            </w:r>
+          </w:p>
+          <w:p>
+            <w:pPr>
+              <w:spacing w:after="20" w:before="20" w:line="260"/>
+              <w:ind w:left="240" w:hanging="240"/>
+              <w:jc w:val="both"/>
+            </w:pPr>
+            <w:r>
+              <w:rPr>
+                <w:rFonts w:ascii="Times New Roman" w:cs="Times New Roman" w:eastAsia="Times New Roman" w:hAnsi="Times New Roman"/>
+                <w:color w:val="000000"/>
+                <w:sz w:val="22"/>
+                <w:szCs w:val="22"/>
+              </w:rPr>
+              <w:t xml:space="preserve">8. CSDL trả về danh sách các điểm thỏa mãn; Backend chuyển đổi dữ liệu chuẩn GeoJSON gửi về Client.</w:t>
+            </w:r>
+          </w:p>
+          <w:p>
+            <w:pPr>
+              <w:spacing w:after="20" w:before="20" w:line="260"/>
+              <w:ind w:left="240" w:hanging="240"/>
+              <w:jc w:val="both"/>
+            </w:pPr>
+            <w:r>
+              <w:rPr>
+                <w:rFonts w:ascii="Times New Roman" w:cs="Times New Roman" w:eastAsia="Times New Roman" w:hAnsi="Times New Roman"/>
+                <w:color w:val="000000"/>
+                <w:sz w:val="22"/>
+                <w:szCs w:val="22"/>
+              </w:rPr>
+              <w:t xml:space="preserve">9. Client hiển thị các marker kèm cụm điểm (Clustering). Người dùng bấm vào marker để xem thông tin tóm tắt (Popup).</w:t>
+            </w:r>
+          </w:p>
+        </w:tc>
+      </w:tr>
+      <w:tr>
+        <w:tc>
+          <w:tcPr>
+            <w:tcW w:type="pct" w:w="28%"/>
+            <w:tcMar>
+              <w:top w:type="dxa" w:w="70"/>
+              <w:left w:type="dxa" w:w="100"/>
+              <w:bottom w:type="dxa" w:w="70"/>
+              <w:right w:type="dxa" w:w="100"/>
+            </w:tcMar>
+            <w:vAlign w:val="center"/>
+          </w:tcPr>
+          <w:p>
+            <w:pPr>
+              <w:jc w:val="left"/>
+              <w:ind w:firstLine="0" w:left="0" w:right="0"/>
+            </w:pPr>
+            <w:r>
+              <w:rPr>
+                <w:rFonts w:ascii="Times New Roman" w:cs="Times New Roman" w:eastAsia="Times New Roman" w:hAnsi="Times New Roman"/>
+                <w:b/>
+                <w:bCs/>
+                <w:color w:val="000000"/>
+                <w:sz w:val="22"/>
+                <w:szCs w:val="22"/>
+              </w:rPr>
+              <w:t xml:space="preserve">Luồng ngoại lệ (Alternative Flow)</w:t>
+            </w:r>
+          </w:p>
+        </w:tc>
+        <w:tc>
+          <w:tcPr>
+            <w:tcW w:type="pct" w:w="72%"/>
+            <w:tcMar>
+              <w:top w:type="dxa" w:w="70"/>
+              <w:left w:type="dxa" w:w="100"/>
+              <w:bottom w:type="dxa" w:w="70"/>
+              <w:right w:type="dxa" w:w="100"/>
+            </w:tcMar>
+          </w:tcPr>
+          <w:p>
+            <w:pPr>
+              <w:spacing w:after="20" w:before="20" w:line="260"/>
+              <w:ind w:left="240" w:hanging="240"/>
+              <w:jc w:val="both"/>
+            </w:pPr>
+            <w:r>
+              <w:rPr>
+                <w:rFonts w:ascii="Times New Roman" w:cs="Times New Roman" w:eastAsia="Times New Roman" w:hAnsi="Times New Roman"/>
+                <w:color w:val="000000"/>
+                <w:sz w:val="22"/>
+                <w:szCs w:val="22"/>
+              </w:rPr>
+              <w:t xml:space="preserve">- 2a. Người dùng từ chối cấp quyền vị trí GPS: Hệ thống tự động thiết lập tọa độ mặc định tại trung tâm TP. Biên Hòa (10.9574° B, 106.8427° Đ) và hiển thị thông báo hướng dẫn.</w:t>
+            </w:r>
+          </w:p>
+          <w:p>
+            <w:pPr>
+              <w:spacing w:after="20" w:before="20" w:line="260"/>
+              <w:ind w:left="240" w:hanging="240"/>
+              <w:jc w:val="both"/>
+            </w:pPr>
+            <w:r>
+              <w:rPr>
+                <w:rFonts w:ascii="Times New Roman" w:cs="Times New Roman" w:eastAsia="Times New Roman" w:hAnsi="Times New Roman"/>
+                <w:color w:val="000000"/>
+                <w:sz w:val="22"/>
+                <w:szCs w:val="22"/>
+              </w:rPr>
+              <w:t xml:space="preserve">- 7a. Không có điểm dữ liệu nào trong bán kính đã chọn: Hệ thống hiển thị thông báo không tìm thấy kết quả và gợi ý người dùng tăng bán kính tìm kiếm lên 10 km hoặc 20 km.</w:t>
+            </w:r>
+          </w:p>
+        </w:tc>
+      </w:tr>
+    </w:tbl>
+    <w:p>
+      <w:pPr>
+        <w:pStyle w:val="Heading3"/>
+        <w:spacing w:after="60" w:before="160"/>
+      </w:pPr>
+      <w:r>
+        <w:rPr>
+          <w:rFonts w:ascii="Times New Roman" w:cs="Times New Roman" w:eastAsia="Times New Roman" w:hAnsi="Times New Roman"/>
+          <w:b/>
+          <w:bCs/>
+          <w:i/>
+          <w:iCs/>
+          <w:color w:val="000000"/>
+          <w:sz w:val="25"/>
+          <w:szCs w:val="25"/>
+        </w:rPr>
+        <w:t xml:space="preserve">b. Đặc tả Ca sử dụng UC04: Chat hỏi đáp RAG với Trợ lý AI</w:t>
+      </w:r>
+    </w:p>
+    <w:p>
+      <w:pPr>
+        <w:spacing w:after="40" w:before="40"/>
+        <w:jc w:val="center"/>
+      </w:pPr>
+      <w:r>
+        <w:rPr>
+          <w:rFonts w:ascii="Times New Roman" w:cs="Times New Roman" w:eastAsia="Times New Roman" w:hAnsi="Times New Roman"/>
+          <w:b/>
+          <w:bCs/>
+          <w:color w:val="000000"/>
+          <w:sz w:val="24"/>
+          <w:szCs w:val="24"/>
+        </w:rPr>
+        <w:t xml:space="preserve">Bảng 2.3: Đặc tả ca sử dụng UC04 - Chat hỏi đáp và tư vấn với Trợ lý AI RAG</w:t>
+      </w:r>
+    </w:p>
+    <w:tbl>
+      <w:tblPr>
+        <w:tblW w:type="pct" w:w="100%"/>
+        <w:tblBorders>
+          <w:top w:val="dotted" w:color="4B88BE" w:sz="8"/>
+          <w:left w:val="dotted" w:color="4B88BE" w:sz="8"/>
+          <w:bottom w:val="dotted" w:color="4B88BE" w:sz="8"/>
+          <w:right w:val="dotted" w:color="4B88BE" w:sz="8"/>
+          <w:insideH w:val="dotted" w:color="4B88BE" w:sz="8"/>
+          <w:insideV w:val="dotted" w:color="4B88BE" w:sz="8"/>
+        </w:tblBorders>
+      </w:tblPr>
+      <w:tblGrid>
+        <w:gridCol w:w="100"/>
+        <w:gridCol w:w="100"/>
+      </w:tblGrid>
+      <w:tr>
+        <w:trPr>
+          <w:tblHeader/>
+        </w:trPr>
+        <w:tc>
+          <w:tcPr>
+            <w:gridSpan w:val="2"/>
+            <w:shd w:fill="FFFFFF"/>
+            <w:tcMar>
+              <w:top w:type="dxa" w:w="90"/>
+              <w:left w:type="dxa" w:w="100"/>
+              <w:bottom w:type="dxa" w:w="90"/>
+              <w:right w:type="dxa" w:w="100"/>
+            </w:tcMar>
+          </w:tcPr>
+          <w:p>
+            <w:pPr>
+              <w:jc w:val="center"/>
+              <w:ind w:firstLine="0" w:left="0" w:right="0"/>
+            </w:pPr>
+            <w:r>
+              <w:rPr>
+                <w:rFonts w:ascii="Times New Roman" w:cs="Times New Roman" w:eastAsia="Times New Roman" w:hAnsi="Times New Roman"/>
+                <w:b/>
+                <w:bCs/>
+                <w:color w:val="000000"/>
+                <w:sz w:val="23"/>
+                <w:szCs w:val="23"/>
+              </w:rPr>
+              <w:t xml:space="preserve">ĐẶC TẢ CA SỬ DỤNG: UC04 - CHAT HỎI ĐÁP TRI THỨC &amp; TƯ VẤN TUYỂN SINH VỚI TRỢ LÝ AI</w:t>
+            </w:r>
+          </w:p>
+        </w:tc>
+      </w:tr>
+      <w:tr>
+        <w:tc>
+          <w:tcPr>
+            <w:tcW w:type="pct" w:w="28%"/>
+            <w:tcMar>
+              <w:top w:type="dxa" w:w="70"/>
+              <w:left w:type="dxa" w:w="100"/>
+              <w:bottom w:type="dxa" w:w="70"/>
+              <w:right w:type="dxa" w:w="100"/>
+            </w:tcMar>
+            <w:vAlign w:val="center"/>
+          </w:tcPr>
+          <w:p>
+            <w:pPr>
+              <w:jc w:val="left"/>
+              <w:ind w:firstLine="0" w:left="0" w:right="0"/>
+            </w:pPr>
+            <w:r>
+              <w:rPr>
+                <w:rFonts w:ascii="Times New Roman" w:cs="Times New Roman" w:eastAsia="Times New Roman" w:hAnsi="Times New Roman"/>
+                <w:b/>
+                <w:bCs/>
+                <w:color w:val="000000"/>
+                <w:sz w:val="22"/>
+                <w:szCs w:val="22"/>
+              </w:rPr>
+              <w:t xml:space="preserve">Mã Ca sử dụng</w:t>
+            </w:r>
+          </w:p>
+        </w:tc>
+        <w:tc>
+          <w:tcPr>
+            <w:tcW w:type="pct" w:w="72%"/>
+            <w:tcMar>
+              <w:top w:type="dxa" w:w="70"/>
+              <w:left w:type="dxa" w:w="100"/>
+              <w:bottom w:type="dxa" w:w="70"/>
+              <w:right w:type="dxa" w:w="100"/>
+            </w:tcMar>
+          </w:tcPr>
+          <w:p>
+            <w:pPr>
+              <w:spacing w:after="20" w:before="20" w:line="260"/>
+              <w:jc w:val="both"/>
+              <w:ind w:firstLine="0" w:left="0" w:right="0"/>
+            </w:pPr>
+            <w:r>
+              <w:rPr>
+                <w:rFonts w:ascii="Times New Roman" w:cs="Times New Roman" w:eastAsia="Times New Roman" w:hAnsi="Times New Roman"/>
+                <w:b/>
+                <w:bCs/>
+                <w:color w:val="000000"/>
+                <w:sz w:val="22"/>
+                <w:szCs w:val="22"/>
+              </w:rPr>
+              <w:t xml:space="preserve">UC04</w:t>
+            </w:r>
+          </w:p>
+        </w:tc>
+      </w:tr>
+      <w:tr>
+        <w:tc>
+          <w:tcPr>
+            <w:tcW w:type="pct" w:w="28%"/>
+            <w:tcMar>
+              <w:top w:type="dxa" w:w="70"/>
+              <w:left w:type="dxa" w:w="100"/>
+              <w:bottom w:type="dxa" w:w="70"/>
+              <w:right w:type="dxa" w:w="100"/>
+            </w:tcMar>
+            <w:vAlign w:val="center"/>
+          </w:tcPr>
+          <w:p>
+            <w:pPr>
+              <w:jc w:val="left"/>
+              <w:ind w:firstLine="0" w:left="0" w:right="0"/>
+            </w:pPr>
+            <w:r>
+              <w:rPr>
+                <w:rFonts w:ascii="Times New Roman" w:cs="Times New Roman" w:eastAsia="Times New Roman" w:hAnsi="Times New Roman"/>
+                <w:b/>
+                <w:bCs/>
+                <w:color w:val="000000"/>
+                <w:sz w:val="22"/>
+                <w:szCs w:val="22"/>
+              </w:rPr>
+              <w:t xml:space="preserve">Tên Ca sử dụng</w:t>
+            </w:r>
+          </w:p>
+        </w:tc>
+        <w:tc>
+          <w:tcPr>
+            <w:tcW w:type="pct" w:w="72%"/>
+            <w:tcMar>
+              <w:top w:type="dxa" w:w="70"/>
+              <w:left w:type="dxa" w:w="100"/>
+              <w:bottom w:type="dxa" w:w="70"/>
+              <w:right w:type="dxa" w:w="100"/>
+            </w:tcMar>
+          </w:tcPr>
+          <w:p>
+            <w:pPr>
+              <w:spacing w:after="20" w:before="20" w:line="260"/>
+              <w:jc w:val="both"/>
+              <w:ind w:firstLine="0" w:left="0" w:right="0"/>
+            </w:pPr>
+            <w:r>
+              <w:rPr>
+                <w:rFonts w:ascii="Times New Roman" w:cs="Times New Roman" w:eastAsia="Times New Roman" w:hAnsi="Times New Roman"/>
+                <w:b/>
+                <w:bCs/>
+                <w:color w:val="000000"/>
+                <w:sz w:val="22"/>
+                <w:szCs w:val="22"/>
+              </w:rPr>
+              <w:t xml:space="preserve">Chat Hỏi đáp Tri thức &amp; Tư vấn Tuyển sinh với Trợ lý AI</w:t>
+            </w:r>
+          </w:p>
+        </w:tc>
+      </w:tr>
+      <w:tr>
+        <w:tc>
+          <w:tcPr>
+            <w:tcW w:type="pct" w:w="28%"/>
+            <w:tcMar>
+              <w:top w:type="dxa" w:w="70"/>
+              <w:left w:type="dxa" w:w="100"/>
+              <w:bottom w:type="dxa" w:w="70"/>
+              <w:right w:type="dxa" w:w="100"/>
+            </w:tcMar>
+            <w:vAlign w:val="center"/>
+          </w:tcPr>
+          <w:p>
+            <w:pPr>
+              <w:jc w:val="left"/>
+              <w:ind w:firstLine="0" w:left="0" w:right="0"/>
+            </w:pPr>
+            <w:r>
+              <w:rPr>
+                <w:rFonts w:ascii="Times New Roman" w:cs="Times New Roman" w:eastAsia="Times New Roman" w:hAnsi="Times New Roman"/>
+                <w:b/>
+                <w:bCs/>
+                <w:color w:val="000000"/>
+                <w:sz w:val="22"/>
+                <w:szCs w:val="22"/>
+              </w:rPr>
+              <w:t xml:space="preserve">Phân hệ nghiệp vụ</w:t>
+            </w:r>
+          </w:p>
+        </w:tc>
+        <w:tc>
+          <w:tcPr>
+            <w:tcW w:type="pct" w:w="72%"/>
+            <w:tcMar>
+              <w:top w:type="dxa" w:w="70"/>
+              <w:left w:type="dxa" w:w="100"/>
+              <w:bottom w:type="dxa" w:w="70"/>
+              <w:right w:type="dxa" w:w="100"/>
+            </w:tcMar>
+          </w:tcPr>
+          <w:p>
+            <w:pPr>
+              <w:spacing w:after="20" w:before="20" w:line="260"/>
+              <w:jc w:val="both"/>
+              <w:ind w:firstLine="0" w:left="0" w:right="0"/>
+            </w:pPr>
+            <w:r>
+              <w:rPr>
+                <w:rFonts w:ascii="Times New Roman" w:cs="Times New Roman" w:eastAsia="Times New Roman" w:hAnsi="Times New Roman"/>
+                <w:b w:val="false"/>
+                <w:bCs w:val="false"/>
+                <w:color w:val="000000"/>
+                <w:sz w:val="22"/>
+                <w:szCs w:val="22"/>
+              </w:rPr>
+              <w:t xml:space="preserve">Phân hệ 2: Trợ lý AI &amp; Hướng nghiệp (MOD-AI)</w:t>
+            </w:r>
+          </w:p>
+        </w:tc>
+      </w:tr>
+      <w:tr>
+        <w:tc>
+          <w:tcPr>
+            <w:tcW w:type="pct" w:w="28%"/>
+            <w:tcMar>
+              <w:top w:type="dxa" w:w="70"/>
+              <w:left w:type="dxa" w:w="100"/>
+              <w:bottom w:type="dxa" w:w="70"/>
+              <w:right w:type="dxa" w:w="100"/>
+            </w:tcMar>
+            <w:vAlign w:val="center"/>
+          </w:tcPr>
+          <w:p>
+            <w:pPr>
+              <w:jc w:val="left"/>
+              <w:ind w:firstLine="0" w:left="0" w:right="0"/>
+            </w:pPr>
+            <w:r>
+              <w:rPr>
+                <w:rFonts w:ascii="Times New Roman" w:cs="Times New Roman" w:eastAsia="Times New Roman" w:hAnsi="Times New Roman"/>
+                <w:b/>
+                <w:bCs/>
+                <w:color w:val="000000"/>
+                <w:sz w:val="22"/>
+                <w:szCs w:val="22"/>
+              </w:rPr>
+              <w:t xml:space="preserve">Tác nhân chính</w:t>
+            </w:r>
+          </w:p>
+        </w:tc>
+        <w:tc>
+          <w:tcPr>
+            <w:tcW w:type="pct" w:w="72%"/>
+            <w:tcMar>
+              <w:top w:type="dxa" w:w="70"/>
+              <w:left w:type="dxa" w:w="100"/>
+              <w:bottom w:type="dxa" w:w="70"/>
+              <w:right w:type="dxa" w:w="100"/>
+            </w:tcMar>
+          </w:tcPr>
+          <w:p>
+            <w:pPr>
+              <w:spacing w:after="20" w:before="20" w:line="260"/>
+              <w:jc w:val="both"/>
+              <w:ind w:firstLine="0" w:left="0" w:right="0"/>
+            </w:pPr>
+            <w:r>
+              <w:rPr>
+                <w:rFonts w:ascii="Times New Roman" w:cs="Times New Roman" w:eastAsia="Times New Roman" w:hAnsi="Times New Roman"/>
+                <w:b w:val="false"/>
+                <w:bCs w:val="false"/>
+                <w:color w:val="000000"/>
+                <w:sz w:val="22"/>
+                <w:szCs w:val="22"/>
+              </w:rPr>
+              <w:t xml:space="preserve">Học sinh / Sinh viên (Student), Phụ huynh</w:t>
+            </w:r>
+          </w:p>
+        </w:tc>
+      </w:tr>
+      <w:tr>
+        <w:tc>
+          <w:tcPr>
+            <w:tcW w:type="pct" w:w="28%"/>
+            <w:tcMar>
+              <w:top w:type="dxa" w:w="70"/>
+              <w:left w:type="dxa" w:w="100"/>
+              <w:bottom w:type="dxa" w:w="70"/>
+              <w:right w:type="dxa" w:w="100"/>
+            </w:tcMar>
+            <w:vAlign w:val="center"/>
+          </w:tcPr>
+          <w:p>
+            <w:pPr>
+              <w:jc w:val="left"/>
+              <w:ind w:firstLine="0" w:left="0" w:right="0"/>
+            </w:pPr>
+            <w:r>
+              <w:rPr>
+                <w:rFonts w:ascii="Times New Roman" w:cs="Times New Roman" w:eastAsia="Times New Roman" w:hAnsi="Times New Roman"/>
+                <w:b/>
+                <w:bCs/>
+                <w:color w:val="000000"/>
+                <w:sz w:val="22"/>
+                <w:szCs w:val="22"/>
+              </w:rPr>
+              <w:t xml:space="preserve">Tác nhân phụ / Hệ thống</w:t>
+            </w:r>
+          </w:p>
+        </w:tc>
+        <w:tc>
+          <w:tcPr>
+            <w:tcW w:type="pct" w:w="72%"/>
+            <w:tcMar>
+              <w:top w:type="dxa" w:w="70"/>
+              <w:left w:type="dxa" w:w="100"/>
+              <w:bottom w:type="dxa" w:w="70"/>
+              <w:right w:type="dxa" w:w="100"/>
+            </w:tcMar>
+          </w:tcPr>
+          <w:p>
+            <w:pPr>
+              <w:spacing w:after="20" w:before="20" w:line="260"/>
+              <w:jc w:val="both"/>
+              <w:ind w:firstLine="0" w:left="0" w:right="0"/>
+            </w:pPr>
+            <w:r>
+              <w:rPr>
+                <w:rFonts w:ascii="Times New Roman" w:cs="Times New Roman" w:eastAsia="Times New Roman" w:hAnsi="Times New Roman"/>
+                <w:b w:val="false"/>
+                <w:bCs w:val="false"/>
+                <w:color w:val="000000"/>
+                <w:sz w:val="22"/>
+                <w:szCs w:val="22"/>
+              </w:rPr>
+              <w:t xml:space="preserve">Vi dịch vụ AI (FastAPI), Kho Vector RAG (ChromaDB), Google Gemini 1.5 Flash API</w:t>
+            </w:r>
+          </w:p>
+        </w:tc>
+      </w:tr>
+      <w:tr>
+        <w:tc>
+          <w:tcPr>
+            <w:tcW w:type="pct" w:w="28%"/>
+            <w:tcMar>
+              <w:top w:type="dxa" w:w="70"/>
+              <w:left w:type="dxa" w:w="100"/>
+              <w:bottom w:type="dxa" w:w="70"/>
+              <w:right w:type="dxa" w:w="100"/>
+            </w:tcMar>
+            <w:vAlign w:val="center"/>
+          </w:tcPr>
+          <w:p>
+            <w:pPr>
+              <w:jc w:val="left"/>
+              <w:ind w:firstLine="0" w:left="0" w:right="0"/>
+            </w:pPr>
+            <w:r>
+              <w:rPr>
+                <w:rFonts w:ascii="Times New Roman" w:cs="Times New Roman" w:eastAsia="Times New Roman" w:hAnsi="Times New Roman"/>
+                <w:b/>
+                <w:bCs/>
+                <w:color w:val="000000"/>
+                <w:sz w:val="22"/>
+                <w:szCs w:val="22"/>
+              </w:rPr>
+              <w:t xml:space="preserve">Mô tả tóm tắt</w:t>
+            </w:r>
+          </w:p>
+        </w:tc>
+        <w:tc>
+          <w:tcPr>
+            <w:tcW w:type="pct" w:w="72%"/>
+            <w:tcMar>
+              <w:top w:type="dxa" w:w="70"/>
+              <w:left w:type="dxa" w:w="100"/>
+              <w:bottom w:type="dxa" w:w="70"/>
+              <w:right w:type="dxa" w:w="100"/>
+            </w:tcMar>
+          </w:tcPr>
+          <w:p>
+            <w:pPr>
+              <w:spacing w:after="20" w:before="20" w:line="260"/>
+              <w:jc w:val="both"/>
+              <w:ind w:firstLine="0" w:left="0" w:right="0"/>
+            </w:pPr>
+            <w:r>
+              <w:rPr>
+                <w:rFonts w:ascii="Times New Roman" w:cs="Times New Roman" w:eastAsia="Times New Roman" w:hAnsi="Times New Roman"/>
+                <w:b w:val="false"/>
+                <w:bCs w:val="false"/>
+                <w:color w:val="000000"/>
+                <w:sz w:val="22"/>
+                <w:szCs w:val="22"/>
+              </w:rPr>
+              <w:t xml:space="preserve">Cung cấp kênh tư vấn tự động 24/7, tiếp nhận câu hỏi tự nhiên về quy chế tuyển sinh, chương trình đào tạo, cơ hội học bổng và thủ tục nhập học; truy xuất tài liệu chính thống và tổng hợp câu trả lời chuẩn xác kèm trích dẫn nguồn.</w:t>
+            </w:r>
+          </w:p>
+        </w:tc>
+      </w:tr>
+      <w:tr>
+        <w:tc>
+          <w:tcPr>
+            <w:tcW w:type="pct" w:w="28%"/>
+            <w:tcMar>
+              <w:top w:type="dxa" w:w="70"/>
+              <w:left w:type="dxa" w:w="100"/>
+              <w:bottom w:type="dxa" w:w="70"/>
+              <w:right w:type="dxa" w:w="100"/>
+            </w:tcMar>
+            <w:vAlign w:val="center"/>
+          </w:tcPr>
+          <w:p>
+            <w:pPr>
+              <w:jc w:val="left"/>
+              <w:ind w:firstLine="0" w:left="0" w:right="0"/>
+            </w:pPr>
+            <w:r>
+              <w:rPr>
+                <w:rFonts w:ascii="Times New Roman" w:cs="Times New Roman" w:eastAsia="Times New Roman" w:hAnsi="Times New Roman"/>
+                <w:b/>
+                <w:bCs/>
+                <w:color w:val="000000"/>
+                <w:sz w:val="22"/>
+                <w:szCs w:val="22"/>
+              </w:rPr>
+              <w:t xml:space="preserve">Tiền điều kiện</w:t>
+            </w:r>
+          </w:p>
+        </w:tc>
+        <w:tc>
+          <w:tcPr>
+            <w:tcW w:type="pct" w:w="72%"/>
+            <w:tcMar>
+              <w:top w:type="dxa" w:w="70"/>
+              <w:left w:type="dxa" w:w="100"/>
+              <w:bottom w:type="dxa" w:w="70"/>
+              <w:right w:type="dxa" w:w="100"/>
+            </w:tcMar>
+          </w:tcPr>
+          <w:p>
+            <w:pPr>
+              <w:spacing w:after="20" w:before="20" w:line="260"/>
+              <w:jc w:val="both"/>
+              <w:ind w:firstLine="0" w:left="0" w:right="0"/>
+            </w:pPr>
+            <w:r>
+              <w:rPr>
+                <w:rFonts w:ascii="Times New Roman" w:cs="Times New Roman" w:eastAsia="Times New Roman" w:hAnsi="Times New Roman"/>
+                <w:b w:val="false"/>
+                <w:bCs w:val="false"/>
+                <w:color w:val="000000"/>
+                <w:sz w:val="22"/>
+                <w:szCs w:val="22"/>
+              </w:rPr>
+              <w:t xml:space="preserve">Hệ thống Backend NestJS và Vi dịch vụ AI FastAPI đang hoạt động bình thường.</w:t>
+            </w:r>
+          </w:p>
+        </w:tc>
+      </w:tr>
+      <w:tr>
+        <w:tc>
+          <w:tcPr>
+            <w:tcW w:type="pct" w:w="28%"/>
+            <w:tcMar>
+              <w:top w:type="dxa" w:w="70"/>
+              <w:left w:type="dxa" w:w="100"/>
+              <w:bottom w:type="dxa" w:w="70"/>
+              <w:right w:type="dxa" w:w="100"/>
+            </w:tcMar>
+            <w:vAlign w:val="center"/>
+          </w:tcPr>
+          <w:p>
+            <w:pPr>
+              <w:jc w:val="left"/>
+              <w:ind w:firstLine="0" w:left="0" w:right="0"/>
+            </w:pPr>
+            <w:r>
+              <w:rPr>
+                <w:rFonts w:ascii="Times New Roman" w:cs="Times New Roman" w:eastAsia="Times New Roman" w:hAnsi="Times New Roman"/>
+                <w:b/>
+                <w:bCs/>
+                <w:color w:val="000000"/>
+                <w:sz w:val="22"/>
+                <w:szCs w:val="22"/>
+              </w:rPr>
+              <w:t xml:space="preserve">Hậu điều kiện</w:t>
+            </w:r>
+          </w:p>
+        </w:tc>
+        <w:tc>
+          <w:tcPr>
+            <w:tcW w:type="pct" w:w="72%"/>
+            <w:tcMar>
+              <w:top w:type="dxa" w:w="70"/>
+              <w:left w:type="dxa" w:w="100"/>
+              <w:bottom w:type="dxa" w:w="70"/>
+              <w:right w:type="dxa" w:w="100"/>
+            </w:tcMar>
+          </w:tcPr>
+          <w:p>
+            <w:pPr>
+              <w:spacing w:after="20" w:before="20" w:line="260"/>
+              <w:jc w:val="both"/>
+              <w:ind w:firstLine="0" w:left="0" w:right="0"/>
+            </w:pPr>
+            <w:r>
+              <w:rPr>
+                <w:rFonts w:ascii="Times New Roman" w:cs="Times New Roman" w:eastAsia="Times New Roman" w:hAnsi="Times New Roman"/>
+                <w:b w:val="false"/>
+                <w:bCs w:val="false"/>
+                <w:color w:val="000000"/>
+                <w:sz w:val="22"/>
+                <w:szCs w:val="22"/>
+              </w:rPr>
+              <w:t xml:space="preserve">Câu trả lời được sinh tự động, hiển thị theo luồng thời gian thực (Streaming) và lưu vết vào lịch sử hội thoại.</w:t>
+            </w:r>
+          </w:p>
+        </w:tc>
+      </w:tr>
+      <w:tr>
+        <w:tc>
+          <w:tcPr>
+            <w:tcW w:type="pct" w:w="28%"/>
+            <w:tcMar>
+              <w:top w:type="dxa" w:w="70"/>
+              <w:left w:type="dxa" w:w="100"/>
+              <w:bottom w:type="dxa" w:w="70"/>
+              <w:right w:type="dxa" w:w="100"/>
+            </w:tcMar>
+            <w:vAlign w:val="center"/>
+          </w:tcPr>
+          <w:p>
+            <w:pPr>
+              <w:jc w:val="left"/>
+              <w:ind w:firstLine="0" w:left="0" w:right="0"/>
+            </w:pPr>
+            <w:r>
+              <w:rPr>
+                <w:rFonts w:ascii="Times New Roman" w:cs="Times New Roman" w:eastAsia="Times New Roman" w:hAnsi="Times New Roman"/>
+                <w:b/>
+                <w:bCs/>
+                <w:color w:val="000000"/>
+                <w:sz w:val="22"/>
+                <w:szCs w:val="22"/>
+              </w:rPr>
+              <w:t xml:space="preserve">Luồng sự kiện chính (Basic Flow)</w:t>
+            </w:r>
+          </w:p>
+        </w:tc>
+        <w:tc>
+          <w:tcPr>
+            <w:tcW w:type="pct" w:w="72%"/>
+            <w:tcMar>
+              <w:top w:type="dxa" w:w="70"/>
+              <w:left w:type="dxa" w:w="100"/>
+              <w:bottom w:type="dxa" w:w="70"/>
+              <w:right w:type="dxa" w:w="100"/>
+            </w:tcMar>
+          </w:tcPr>
+          <w:p>
+            <w:pPr>
+              <w:spacing w:after="20" w:before="20" w:line="260"/>
+              <w:ind w:left="240" w:hanging="240"/>
+              <w:jc w:val="both"/>
+            </w:pPr>
+            <w:r>
+              <w:rPr>
+                <w:rFonts w:ascii="Times New Roman" w:cs="Times New Roman" w:eastAsia="Times New Roman" w:hAnsi="Times New Roman"/>
+                <w:color w:val="000000"/>
+                <w:sz w:val="22"/>
+                <w:szCs w:val="22"/>
+              </w:rPr>
+              <w:t xml:space="preserve">1. Người dùng mở cửa sổ Trợ lý AI trên giao diện Web hoặc Mobile.</w:t>
+            </w:r>
+          </w:p>
+          <w:p>
+            <w:pPr>
+              <w:spacing w:after="20" w:before="20" w:line="260"/>
+              <w:ind w:left="240" w:hanging="240"/>
+              <w:jc w:val="both"/>
+            </w:pPr>
+            <w:r>
+              <w:rPr>
+                <w:rFonts w:ascii="Times New Roman" w:cs="Times New Roman" w:eastAsia="Times New Roman" w:hAnsi="Times New Roman"/>
+                <w:color w:val="000000"/>
+                <w:sz w:val="22"/>
+                <w:szCs w:val="22"/>
+              </w:rPr>
+              <w:t xml:space="preserve">2. Người dùng nhập câu hỏi (ví dụ: "Hồ sơ xét tuyển học bổng Đại học Đồng Nai cần những giấy tờ gì?") và bấm Gửi.</w:t>
+            </w:r>
+          </w:p>
+          <w:p>
+            <w:pPr>
+              <w:spacing w:after="20" w:before="20" w:line="260"/>
+              <w:ind w:left="240" w:hanging="240"/>
+              <w:jc w:val="both"/>
+            </w:pPr>
+            <w:r>
+              <w:rPr>
+                <w:rFonts w:ascii="Times New Roman" w:cs="Times New Roman" w:eastAsia="Times New Roman" w:hAnsi="Times New Roman"/>
+                <w:color w:val="000000"/>
+                <w:sz w:val="22"/>
+                <w:szCs w:val="22"/>
+              </w:rPr>
+              <w:t xml:space="preserve">3. Client gửi tin nhắn qua WebSocket/RESTful API tới Backend NestJS.</w:t>
+            </w:r>
+          </w:p>
+          <w:p>
+            <w:pPr>
+              <w:spacing w:after="20" w:before="20" w:line="260"/>
+              <w:ind w:left="240" w:hanging="240"/>
+              <w:jc w:val="both"/>
+            </w:pPr>
+            <w:r>
+              <w:rPr>
+                <w:rFonts w:ascii="Times New Roman" w:cs="Times New Roman" w:eastAsia="Times New Roman" w:hAnsi="Times New Roman"/>
+                <w:color w:val="000000"/>
+                <w:sz w:val="22"/>
+                <w:szCs w:val="22"/>
+              </w:rPr>
+              <w:t xml:space="preserve">4. Backend chuyển tiếp câu hỏi sang Vi dịch vụ AI FastAPI.</w:t>
+            </w:r>
+          </w:p>
+          <w:p>
+            <w:pPr>
+              <w:spacing w:after="20" w:before="20" w:line="260"/>
+              <w:ind w:left="240" w:hanging="240"/>
+              <w:jc w:val="both"/>
+            </w:pPr>
+            <w:r>
+              <w:rPr>
+                <w:rFonts w:ascii="Times New Roman" w:cs="Times New Roman" w:eastAsia="Times New Roman" w:hAnsi="Times New Roman"/>
+                <w:color w:val="000000"/>
+                <w:sz w:val="22"/>
+                <w:szCs w:val="22"/>
+              </w:rPr>
+              <w:t xml:space="preserve">5. AI Service tiến hành chuẩn hóa văn bản và tạo vector nhúng (Embedding) bằng mô hình text-embedding-004.</w:t>
+            </w:r>
+          </w:p>
+          <w:p>
+            <w:pPr>
+              <w:spacing w:after="20" w:before="20" w:line="260"/>
+              <w:ind w:left="240" w:hanging="240"/>
+              <w:jc w:val="both"/>
+            </w:pPr>
+            <w:r>
+              <w:rPr>
+                <w:rFonts w:ascii="Times New Roman" w:cs="Times New Roman" w:eastAsia="Times New Roman" w:hAnsi="Times New Roman"/>
+                <w:color w:val="000000"/>
+                <w:sz w:val="22"/>
+                <w:szCs w:val="22"/>
+              </w:rPr>
+              <w:t xml:space="preserve">6. AI Service truy vấn kho vector ChromaDB để tìm top 3 đoạn văn bản liên quan nhất dựa trên khoảng cách Cosine Similarity.</w:t>
+            </w:r>
+          </w:p>
+          <w:p>
+            <w:pPr>
+              <w:spacing w:after="20" w:before="20" w:line="260"/>
+              <w:ind w:left="240" w:hanging="240"/>
+              <w:jc w:val="both"/>
+            </w:pPr>
+            <w:r>
+              <w:rPr>
+                <w:rFonts w:ascii="Times New Roman" w:cs="Times New Roman" w:eastAsia="Times New Roman" w:hAnsi="Times New Roman"/>
+                <w:color w:val="000000"/>
+                <w:sz w:val="22"/>
+                <w:szCs w:val="22"/>
+              </w:rPr>
+              <w:t xml:space="preserve">7. AI Service tổng hợp ngữ cảnh (Context) cùng câu hỏi ban đầu thành Prompt hoàn chỉnh.</w:t>
+            </w:r>
+          </w:p>
+          <w:p>
+            <w:pPr>
+              <w:spacing w:after="20" w:before="20" w:line="260"/>
+              <w:ind w:left="240" w:hanging="240"/>
+              <w:jc w:val="both"/>
+            </w:pPr>
+            <w:r>
+              <w:rPr>
+                <w:rFonts w:ascii="Times New Roman" w:cs="Times New Roman" w:eastAsia="Times New Roman" w:hAnsi="Times New Roman"/>
+                <w:color w:val="000000"/>
+                <w:sz w:val="22"/>
+                <w:szCs w:val="22"/>
+              </w:rPr>
+              <w:t xml:space="preserve">8. AI Service gọi Google Gemini 1.5 Flash API sinh câu trả lời theo kỹ thuật RAG.</w:t>
+            </w:r>
+          </w:p>
+          <w:p>
+            <w:pPr>
+              <w:spacing w:after="20" w:before="20" w:line="260"/>
+              <w:ind w:left="240" w:hanging="240"/>
+              <w:jc w:val="both"/>
+            </w:pPr>
+            <w:r>
+              <w:rPr>
+                <w:rFonts w:ascii="Times New Roman" w:cs="Times New Roman" w:eastAsia="Times New Roman" w:hAnsi="Times New Roman"/>
+                <w:color w:val="000000"/>
+                <w:sz w:val="22"/>
+                <w:szCs w:val="22"/>
+              </w:rPr>
+              <w:t xml:space="preserve">9. Câu trả lời được kiểm duyệt an toàn ngữ nghĩa và đẩy về Client theo dạng luồng ký tự (Server-Sent Events).</w:t>
+            </w:r>
+          </w:p>
+          <w:p>
+            <w:pPr>
+              <w:spacing w:after="20" w:before="20" w:line="260"/>
+              <w:ind w:left="240" w:hanging="240"/>
+              <w:jc w:val="both"/>
+            </w:pPr>
+            <w:r>
+              <w:rPr>
+                <w:rFonts w:ascii="Times New Roman" w:cs="Times New Roman" w:eastAsia="Times New Roman" w:hAnsi="Times New Roman"/>
+                <w:color w:val="000000"/>
+                <w:sz w:val="22"/>
+                <w:szCs w:val="22"/>
+              </w:rPr>
+              <w:t xml:space="preserve">10. Người dùng nhận câu trả lời kèm đường dẫn tham chiếu đến văn bản nguồn.</w:t>
+            </w:r>
+          </w:p>
+        </w:tc>
+      </w:tr>
+      <w:tr>
+        <w:tc>
+          <w:tcPr>
+            <w:tcW w:type="pct" w:w="28%"/>
+            <w:tcMar>
+              <w:top w:type="dxa" w:w="70"/>
+              <w:left w:type="dxa" w:w="100"/>
+              <w:bottom w:type="dxa" w:w="70"/>
+              <w:right w:type="dxa" w:w="100"/>
+            </w:tcMar>
+            <w:vAlign w:val="center"/>
+          </w:tcPr>
+          <w:p>
+            <w:pPr>
+              <w:jc w:val="left"/>
+              <w:ind w:firstLine="0" w:left="0" w:right="0"/>
+            </w:pPr>
+            <w:r>
+              <w:rPr>
+                <w:rFonts w:ascii="Times New Roman" w:cs="Times New Roman" w:eastAsia="Times New Roman" w:hAnsi="Times New Roman"/>
+                <w:b/>
+                <w:bCs/>
+                <w:color w:val="000000"/>
+                <w:sz w:val="22"/>
+                <w:szCs w:val="22"/>
+              </w:rPr>
+              <w:t xml:space="preserve">Luồng ngoại lệ (Alternative Flow)</w:t>
+            </w:r>
+          </w:p>
+        </w:tc>
+        <w:tc>
+          <w:tcPr>
+            <w:tcW w:type="pct" w:w="72%"/>
+            <w:tcMar>
+              <w:top w:type="dxa" w:w="70"/>
+              <w:left w:type="dxa" w:w="100"/>
+              <w:bottom w:type="dxa" w:w="70"/>
+              <w:right w:type="dxa" w:w="100"/>
+            </w:tcMar>
+          </w:tcPr>
+          <w:p>
+            <w:pPr>
+              <w:spacing w:after="20" w:before="20" w:line="260"/>
+              <w:ind w:left="240" w:hanging="240"/>
+              <w:jc w:val="both"/>
+            </w:pPr>
+            <w:r>
+              <w:rPr>
+                <w:rFonts w:ascii="Times New Roman" w:cs="Times New Roman" w:eastAsia="Times New Roman" w:hAnsi="Times New Roman"/>
+                <w:color w:val="000000"/>
+                <w:sz w:val="22"/>
+                <w:szCs w:val="22"/>
+              </w:rPr>
+              <w:t xml:space="preserve">- 2a. Người dùng nhập câu hỏi vi phạm tiêu chuẩn cộng đồng (từ ngữ thô tục, bạo lực): Bộ lọc kiểm duyệt tự động từ chối xử lý và hiển thị thông báo nhắc nhở chuẩn mực giao tiếp.</w:t>
+            </w:r>
+          </w:p>
+          <w:p>
+            <w:pPr>
+              <w:spacing w:after="20" w:before="20" w:line="260"/>
+              <w:ind w:left="240" w:hanging="240"/>
+              <w:jc w:val="both"/>
+            </w:pPr>
+            <w:r>
+              <w:rPr>
+                <w:rFonts w:ascii="Times New Roman" w:cs="Times New Roman" w:eastAsia="Times New Roman" w:hAnsi="Times New Roman"/>
+                <w:color w:val="000000"/>
+                <w:sz w:val="22"/>
+                <w:szCs w:val="22"/>
+              </w:rPr>
+              <w:t xml:space="preserve">- 8a. Google Gemini API gặp sự cố quá tải hoặc mất mạng: Hệ thống tự động chuyển sang cơ chế Fallback, lấy câu trả lời mẫu có sẵn từ bộ nhớ đệm Redis Cache cho các câu hỏi phổ biến.</w:t>
+            </w:r>
+          </w:p>
+        </w:tc>
+      </w:tr>
+    </w:tbl>
+    <w:p>
+      <w:pPr>
+        <w:pStyle w:val="Heading3"/>
+        <w:spacing w:after="60" w:before="160"/>
+      </w:pPr>
+      <w:r>
+        <w:rPr>
+          <w:rFonts w:ascii="Times New Roman" w:cs="Times New Roman" w:eastAsia="Times New Roman" w:hAnsi="Times New Roman"/>
+          <w:b/>
+          <w:bCs/>
+          <w:i/>
+          <w:iCs/>
+          <w:color w:val="000000"/>
+          <w:sz w:val="25"/>
+          <w:szCs w:val="25"/>
+        </w:rPr>
+        <w:t xml:space="preserve">c. Đặc tả Ca sử dụng UC07: Đặt lịch hẹn cố vấn học tập 1-1 &amp; Ký quỹ</w:t>
+      </w:r>
+    </w:p>
+    <w:p>
+      <w:pPr>
+        <w:spacing w:after="40" w:before="40"/>
+        <w:jc w:val="center"/>
+      </w:pPr>
+      <w:r>
+        <w:rPr>
+          <w:rFonts w:ascii="Times New Roman" w:cs="Times New Roman" w:eastAsia="Times New Roman" w:hAnsi="Times New Roman"/>
+          <w:b/>
+          <w:bCs/>
+          <w:color w:val="000000"/>
+          <w:sz w:val="24"/>
+          <w:szCs w:val="24"/>
+        </w:rPr>
+        <w:t xml:space="preserve">Bảng 2.4: Đặc tả ca sử dụng UC07 - Đặt lịch hẹn cố vấn 1-1 và ký quỹ thanh toán</w:t>
+      </w:r>
+    </w:p>
+    <w:tbl>
+      <w:tblPr>
+        <w:tblW w:type="pct" w:w="100%"/>
+        <w:tblBorders>
+          <w:top w:val="dotted" w:color="4B88BE" w:sz="8"/>
+          <w:left w:val="dotted" w:color="4B88BE" w:sz="8"/>
+          <w:bottom w:val="dotted" w:color="4B88BE" w:sz="8"/>
+          <w:right w:val="dotted" w:color="4B88BE" w:sz="8"/>
+          <w:insideH w:val="dotted" w:color="4B88BE" w:sz="8"/>
+          <w:insideV w:val="dotted" w:color="4B88BE" w:sz="8"/>
+        </w:tblBorders>
+      </w:tblPr>
+      <w:tblGrid>
+        <w:gridCol w:w="100"/>
+        <w:gridCol w:w="100"/>
+      </w:tblGrid>
+      <w:tr>
+        <w:trPr>
+          <w:tblHeader/>
+        </w:trPr>
+        <w:tc>
+          <w:tcPr>
+            <w:gridSpan w:val="2"/>
+            <w:shd w:fill="FFFFFF"/>
+            <w:tcMar>
+              <w:top w:type="dxa" w:w="90"/>
+              <w:left w:type="dxa" w:w="100"/>
+              <w:bottom w:type="dxa" w:w="90"/>
+              <w:right w:type="dxa" w:w="100"/>
+            </w:tcMar>
+          </w:tcPr>
+          <w:p>
+            <w:pPr>
+              <w:jc w:val="center"/>
+              <w:ind w:firstLine="0" w:left="0" w:right="0"/>
+            </w:pPr>
+            <w:r>
+              <w:rPr>
+                <w:rFonts w:ascii="Times New Roman" w:cs="Times New Roman" w:eastAsia="Times New Roman" w:hAnsi="Times New Roman"/>
+                <w:b/>
+                <w:bCs/>
+                <w:color w:val="000000"/>
+                <w:sz w:val="23"/>
+                <w:szCs w:val="23"/>
+              </w:rPr>
+              <w:t xml:space="preserve">ĐẶC TẢ CA SỬ DỤNG: UC07 - ĐẶT LỊCH HẸN TƯ VẤN CỐ VẤN HỌC TẬP 1-1 &amp; KÝ QUỸ THANH TOÁN</w:t>
+            </w:r>
+          </w:p>
+        </w:tc>
+      </w:tr>
+      <w:tr>
+        <w:tc>
+          <w:tcPr>
+            <w:tcW w:type="pct" w:w="28%"/>
+            <w:tcMar>
+              <w:top w:type="dxa" w:w="70"/>
+              <w:left w:type="dxa" w:w="100"/>
+              <w:bottom w:type="dxa" w:w="70"/>
+              <w:right w:type="dxa" w:w="100"/>
+            </w:tcMar>
+            <w:vAlign w:val="center"/>
+          </w:tcPr>
+          <w:p>
+            <w:pPr>
+              <w:jc w:val="left"/>
+              <w:ind w:firstLine="0" w:left="0" w:right="0"/>
+            </w:pPr>
+            <w:r>
+              <w:rPr>
+                <w:rFonts w:ascii="Times New Roman" w:cs="Times New Roman" w:eastAsia="Times New Roman" w:hAnsi="Times New Roman"/>
+                <w:b/>
+                <w:bCs/>
+                <w:color w:val="000000"/>
+                <w:sz w:val="22"/>
+                <w:szCs w:val="22"/>
+              </w:rPr>
+              <w:t xml:space="preserve">Mã Ca sử dụng</w:t>
+            </w:r>
+          </w:p>
+        </w:tc>
+        <w:tc>
+          <w:tcPr>
+            <w:tcW w:type="pct" w:w="72%"/>
+            <w:tcMar>
+              <w:top w:type="dxa" w:w="70"/>
+              <w:left w:type="dxa" w:w="100"/>
+              <w:bottom w:type="dxa" w:w="70"/>
+              <w:right w:type="dxa" w:w="100"/>
+            </w:tcMar>
+          </w:tcPr>
+          <w:p>
+            <w:pPr>
+              <w:spacing w:after="20" w:before="20" w:line="260"/>
+              <w:jc w:val="both"/>
+              <w:ind w:firstLine="0" w:left="0" w:right="0"/>
+            </w:pPr>
+            <w:r>
+              <w:rPr>
+                <w:rFonts w:ascii="Times New Roman" w:cs="Times New Roman" w:eastAsia="Times New Roman" w:hAnsi="Times New Roman"/>
+                <w:b/>
+                <w:bCs/>
+                <w:color w:val="000000"/>
+                <w:sz w:val="22"/>
+                <w:szCs w:val="22"/>
+              </w:rPr>
+              <w:t xml:space="preserve">UC07</w:t>
+            </w:r>
+          </w:p>
+        </w:tc>
+      </w:tr>
+      <w:tr>
+        <w:tc>
+          <w:tcPr>
+            <w:tcW w:type="pct" w:w="28%"/>
+            <w:tcMar>
+              <w:top w:type="dxa" w:w="70"/>
+              <w:left w:type="dxa" w:w="100"/>
+              <w:bottom w:type="dxa" w:w="70"/>
+              <w:right w:type="dxa" w:w="100"/>
+            </w:tcMar>
+            <w:vAlign w:val="center"/>
+          </w:tcPr>
+          <w:p>
+            <w:pPr>
+              <w:jc w:val="left"/>
+              <w:ind w:firstLine="0" w:left="0" w:right="0"/>
+            </w:pPr>
+            <w:r>
+              <w:rPr>
+                <w:rFonts w:ascii="Times New Roman" w:cs="Times New Roman" w:eastAsia="Times New Roman" w:hAnsi="Times New Roman"/>
+                <w:b/>
+                <w:bCs/>
+                <w:color w:val="000000"/>
+                <w:sz w:val="22"/>
+                <w:szCs w:val="22"/>
+              </w:rPr>
+              <w:t xml:space="preserve">Tên Ca sử dụng</w:t>
+            </w:r>
+          </w:p>
+        </w:tc>
+        <w:tc>
+          <w:tcPr>
+            <w:tcW w:type="pct" w:w="72%"/>
+            <w:tcMar>
+              <w:top w:type="dxa" w:w="70"/>
+              <w:left w:type="dxa" w:w="100"/>
+              <w:bottom w:type="dxa" w:w="70"/>
+              <w:right w:type="dxa" w:w="100"/>
+            </w:tcMar>
+          </w:tcPr>
+          <w:p>
+            <w:pPr>
+              <w:spacing w:after="20" w:before="20" w:line="260"/>
+              <w:jc w:val="both"/>
+              <w:ind w:firstLine="0" w:left="0" w:right="0"/>
+            </w:pPr>
+            <w:r>
+              <w:rPr>
+                <w:rFonts w:ascii="Times New Roman" w:cs="Times New Roman" w:eastAsia="Times New Roman" w:hAnsi="Times New Roman"/>
+                <w:b/>
+                <w:bCs/>
+                <w:color w:val="000000"/>
+                <w:sz w:val="22"/>
+                <w:szCs w:val="22"/>
+              </w:rPr>
+              <w:t xml:space="preserve">Đặt Lịch hẹn Tư vấn Cố vấn Học tập 1-1 &amp; Ký quỹ Thanh toán</w:t>
+            </w:r>
+          </w:p>
+        </w:tc>
+      </w:tr>
+      <w:tr>
+        <w:tc>
+          <w:tcPr>
+            <w:tcW w:type="pct" w:w="28%"/>
+            <w:tcMar>
+              <w:top w:type="dxa" w:w="70"/>
+              <w:left w:type="dxa" w:w="100"/>
+              <w:bottom w:type="dxa" w:w="70"/>
+              <w:right w:type="dxa" w:w="100"/>
+            </w:tcMar>
+            <w:vAlign w:val="center"/>
+          </w:tcPr>
+          <w:p>
+            <w:pPr>
+              <w:jc w:val="left"/>
+              <w:ind w:firstLine="0" w:left="0" w:right="0"/>
+            </w:pPr>
+            <w:r>
+              <w:rPr>
+                <w:rFonts w:ascii="Times New Roman" w:cs="Times New Roman" w:eastAsia="Times New Roman" w:hAnsi="Times New Roman"/>
+                <w:b/>
+                <w:bCs/>
+                <w:color w:val="000000"/>
+                <w:sz w:val="22"/>
+                <w:szCs w:val="22"/>
+              </w:rPr>
+              <w:t xml:space="preserve">Phân hệ nghiệp vụ</w:t>
+            </w:r>
+          </w:p>
+        </w:tc>
+        <w:tc>
+          <w:tcPr>
+            <w:tcW w:type="pct" w:w="72%"/>
+            <w:tcMar>
+              <w:top w:type="dxa" w:w="70"/>
+              <w:left w:type="dxa" w:w="100"/>
+              <w:bottom w:type="dxa" w:w="70"/>
+              <w:right w:type="dxa" w:w="100"/>
+            </w:tcMar>
+          </w:tcPr>
+          <w:p>
+            <w:pPr>
+              <w:spacing w:after="20" w:before="20" w:line="260"/>
+              <w:jc w:val="both"/>
+              <w:ind w:firstLine="0" w:left="0" w:right="0"/>
+            </w:pPr>
+            <w:r>
+              <w:rPr>
+                <w:rFonts w:ascii="Times New Roman" w:cs="Times New Roman" w:eastAsia="Times New Roman" w:hAnsi="Times New Roman"/>
+                <w:b w:val="false"/>
+                <w:bCs w:val="false"/>
+                <w:color w:val="000000"/>
+                <w:sz w:val="22"/>
+                <w:szCs w:val="22"/>
+              </w:rPr>
+              <w:t xml:space="preserve">Phân hệ 3: Tư vấn &amp; Cố vấn Học tập (MOD-MENTOR)</w:t>
+            </w:r>
+          </w:p>
+        </w:tc>
+      </w:tr>
+      <w:tr>
+        <w:tc>
+          <w:tcPr>
+            <w:tcW w:type="pct" w:w="28%"/>
+            <w:tcMar>
+              <w:top w:type="dxa" w:w="70"/>
+              <w:left w:type="dxa" w:w="100"/>
+              <w:bottom w:type="dxa" w:w="70"/>
+              <w:right w:type="dxa" w:w="100"/>
+            </w:tcMar>
+            <w:vAlign w:val="center"/>
+          </w:tcPr>
+          <w:p>
+            <w:pPr>
+              <w:jc w:val="left"/>
+              <w:ind w:firstLine="0" w:left="0" w:right="0"/>
+            </w:pPr>
+            <w:r>
+              <w:rPr>
+                <w:rFonts w:ascii="Times New Roman" w:cs="Times New Roman" w:eastAsia="Times New Roman" w:hAnsi="Times New Roman"/>
+                <w:b/>
+                <w:bCs/>
+                <w:color w:val="000000"/>
+                <w:sz w:val="22"/>
+                <w:szCs w:val="22"/>
+              </w:rPr>
+              <w:t xml:space="preserve">Tác nhân chính</w:t>
+            </w:r>
+          </w:p>
+        </w:tc>
+        <w:tc>
+          <w:tcPr>
+            <w:tcW w:type="pct" w:w="72%"/>
+            <w:tcMar>
+              <w:top w:type="dxa" w:w="70"/>
+              <w:left w:type="dxa" w:w="100"/>
+              <w:bottom w:type="dxa" w:w="70"/>
+              <w:right w:type="dxa" w:w="100"/>
+            </w:tcMar>
+          </w:tcPr>
+          <w:p>
+            <w:pPr>
+              <w:spacing w:after="20" w:before="20" w:line="260"/>
+              <w:jc w:val="both"/>
+              <w:ind w:firstLine="0" w:left="0" w:right="0"/>
+            </w:pPr>
+            <w:r>
+              <w:rPr>
+                <w:rFonts w:ascii="Times New Roman" w:cs="Times New Roman" w:eastAsia="Times New Roman" w:hAnsi="Times New Roman"/>
+                <w:b w:val="false"/>
+                <w:bCs w:val="false"/>
+                <w:color w:val="000000"/>
+                <w:sz w:val="22"/>
+                <w:szCs w:val="22"/>
+              </w:rPr>
+              <w:t xml:space="preserve">Học sinh / Sinh viên (Student)</w:t>
+            </w:r>
+          </w:p>
+        </w:tc>
+      </w:tr>
+      <w:tr>
+        <w:tc>
+          <w:tcPr>
+            <w:tcW w:type="pct" w:w="28%"/>
+            <w:tcMar>
+              <w:top w:type="dxa" w:w="70"/>
+              <w:left w:type="dxa" w:w="100"/>
+              <w:bottom w:type="dxa" w:w="70"/>
+              <w:right w:type="dxa" w:w="100"/>
+            </w:tcMar>
+            <w:vAlign w:val="center"/>
+          </w:tcPr>
+          <w:p>
+            <w:pPr>
+              <w:jc w:val="left"/>
+              <w:ind w:firstLine="0" w:left="0" w:right="0"/>
+            </w:pPr>
+            <w:r>
+              <w:rPr>
+                <w:rFonts w:ascii="Times New Roman" w:cs="Times New Roman" w:eastAsia="Times New Roman" w:hAnsi="Times New Roman"/>
+                <w:b/>
+                <w:bCs/>
+                <w:color w:val="000000"/>
+                <w:sz w:val="22"/>
+                <w:szCs w:val="22"/>
+              </w:rPr>
+              <w:t xml:space="preserve">Tác nhân phụ / Hệ thống</w:t>
+            </w:r>
+          </w:p>
+        </w:tc>
+        <w:tc>
+          <w:tcPr>
+            <w:tcW w:type="pct" w:w="72%"/>
+            <w:tcMar>
+              <w:top w:type="dxa" w:w="70"/>
+              <w:left w:type="dxa" w:w="100"/>
+              <w:bottom w:type="dxa" w:w="70"/>
+              <w:right w:type="dxa" w:w="100"/>
+            </w:tcMar>
+          </w:tcPr>
+          <w:p>
+            <w:pPr>
+              <w:spacing w:after="20" w:before="20" w:line="260"/>
+              <w:jc w:val="both"/>
+              <w:ind w:firstLine="0" w:left="0" w:right="0"/>
+            </w:pPr>
+            <w:r>
+              <w:rPr>
+                <w:rFonts w:ascii="Times New Roman" w:cs="Times New Roman" w:eastAsia="Times New Roman" w:hAnsi="Times New Roman"/>
+                <w:b w:val="false"/>
+                <w:bCs w:val="false"/>
+                <w:color w:val="000000"/>
+                <w:sz w:val="22"/>
+                <w:szCs w:val="22"/>
+              </w:rPr>
+              <w:t xml:space="preserve">Cố vấn (Mentor), Cổng thanh toán điện tử (VNPay / MoMo), Dịch vụ WebRTC Jitsi Meet</w:t>
+            </w:r>
+          </w:p>
+        </w:tc>
+      </w:tr>
+      <w:tr>
+        <w:tc>
+          <w:tcPr>
+            <w:tcW w:type="pct" w:w="28%"/>
+            <w:tcMar>
+              <w:top w:type="dxa" w:w="70"/>
+              <w:left w:type="dxa" w:w="100"/>
+              <w:bottom w:type="dxa" w:w="70"/>
+              <w:right w:type="dxa" w:w="100"/>
+            </w:tcMar>
+            <w:vAlign w:val="center"/>
+          </w:tcPr>
+          <w:p>
+            <w:pPr>
+              <w:jc w:val="left"/>
+              <w:ind w:firstLine="0" w:left="0" w:right="0"/>
+            </w:pPr>
+            <w:r>
+              <w:rPr>
+                <w:rFonts w:ascii="Times New Roman" w:cs="Times New Roman" w:eastAsia="Times New Roman" w:hAnsi="Times New Roman"/>
+                <w:b/>
+                <w:bCs/>
+                <w:color w:val="000000"/>
+                <w:sz w:val="22"/>
+                <w:szCs w:val="22"/>
+              </w:rPr>
+              <w:t xml:space="preserve">Mô tả tóm tắt</w:t>
+            </w:r>
+          </w:p>
+        </w:tc>
+        <w:tc>
+          <w:tcPr>
+            <w:tcW w:type="pct" w:w="72%"/>
+            <w:tcMar>
+              <w:top w:type="dxa" w:w="70"/>
+              <w:left w:type="dxa" w:w="100"/>
+              <w:bottom w:type="dxa" w:w="70"/>
+              <w:right w:type="dxa" w:w="100"/>
+            </w:tcMar>
+          </w:tcPr>
+          <w:p>
+            <w:pPr>
+              <w:spacing w:after="20" w:before="20" w:line="260"/>
+              <w:jc w:val="both"/>
+              <w:ind w:firstLine="0" w:left="0" w:right="0"/>
+            </w:pPr>
+            <w:r>
+              <w:rPr>
+                <w:rFonts w:ascii="Times New Roman" w:cs="Times New Roman" w:eastAsia="Times New Roman" w:hAnsi="Times New Roman"/>
+                <w:b w:val="false"/>
+                <w:bCs w:val="false"/>
+                <w:color w:val="000000"/>
+                <w:sz w:val="22"/>
+                <w:szCs w:val="22"/>
+              </w:rPr>
+              <w:t xml:space="preserve">Quy trình sinh viên tìm kiếm chuyên gia hướng nghiệp, chọn khung thời gian tư vấn phù hợp, tiến hành thanh toán ký quỹ bảo đảm và nhận đường dẫn phòng họp trực tuyến bảo mật.</w:t>
+            </w:r>
+          </w:p>
+        </w:tc>
+      </w:tr>
+      <w:tr>
+        <w:tc>
+          <w:tcPr>
+            <w:tcW w:type="pct" w:w="28%"/>
+            <w:tcMar>
+              <w:top w:type="dxa" w:w="70"/>
+              <w:left w:type="dxa" w:w="100"/>
+              <w:bottom w:type="dxa" w:w="70"/>
+              <w:right w:type="dxa" w:w="100"/>
+            </w:tcMar>
+            <w:vAlign w:val="center"/>
+          </w:tcPr>
+          <w:p>
+            <w:pPr>
+              <w:jc w:val="left"/>
+              <w:ind w:firstLine="0" w:left="0" w:right="0"/>
+            </w:pPr>
+            <w:r>
+              <w:rPr>
+                <w:rFonts w:ascii="Times New Roman" w:cs="Times New Roman" w:eastAsia="Times New Roman" w:hAnsi="Times New Roman"/>
+                <w:b/>
+                <w:bCs/>
+                <w:color w:val="000000"/>
+                <w:sz w:val="22"/>
+                <w:szCs w:val="22"/>
+              </w:rPr>
+              <w:t xml:space="preserve">Tiền điều kiện</w:t>
+            </w:r>
+          </w:p>
+        </w:tc>
+        <w:tc>
+          <w:tcPr>
+            <w:tcW w:type="pct" w:w="72%"/>
+            <w:tcMar>
+              <w:top w:type="dxa" w:w="70"/>
+              <w:left w:type="dxa" w:w="100"/>
+              <w:bottom w:type="dxa" w:w="70"/>
+              <w:right w:type="dxa" w:w="100"/>
+            </w:tcMar>
+          </w:tcPr>
+          <w:p>
+            <w:pPr>
+              <w:spacing w:after="20" w:before="20" w:line="260"/>
+              <w:jc w:val="both"/>
+              <w:ind w:firstLine="0" w:left="0" w:right="0"/>
+            </w:pPr>
+            <w:r>
+              <w:rPr>
+                <w:rFonts w:ascii="Times New Roman" w:cs="Times New Roman" w:eastAsia="Times New Roman" w:hAnsi="Times New Roman"/>
+                <w:b w:val="false"/>
+                <w:bCs w:val="false"/>
+                <w:color w:val="000000"/>
+                <w:sz w:val="22"/>
+                <w:szCs w:val="22"/>
+              </w:rPr>
+              <w:t xml:space="preserve">Sinh viên đã đăng nhập tài khoản; Mentor đã kích hoạt hồ sơ và cấu hình lịch rảnh (Availability).</w:t>
+            </w:r>
+          </w:p>
+        </w:tc>
+      </w:tr>
+      <w:tr>
+        <w:tc>
+          <w:tcPr>
+            <w:tcW w:type="pct" w:w="28%"/>
+            <w:tcMar>
+              <w:top w:type="dxa" w:w="70"/>
+              <w:left w:type="dxa" w:w="100"/>
+              <w:bottom w:type="dxa" w:w="70"/>
+              <w:right w:type="dxa" w:w="100"/>
+            </w:tcMar>
+            <w:vAlign w:val="center"/>
+          </w:tcPr>
+          <w:p>
+            <w:pPr>
+              <w:jc w:val="left"/>
+              <w:ind w:firstLine="0" w:left="0" w:right="0"/>
+            </w:pPr>
+            <w:r>
+              <w:rPr>
+                <w:rFonts w:ascii="Times New Roman" w:cs="Times New Roman" w:eastAsia="Times New Roman" w:hAnsi="Times New Roman"/>
+                <w:b/>
+                <w:bCs/>
+                <w:color w:val="000000"/>
+                <w:sz w:val="22"/>
+                <w:szCs w:val="22"/>
+              </w:rPr>
+              <w:t xml:space="preserve">Hậu điều kiện</w:t>
+            </w:r>
+          </w:p>
+        </w:tc>
+        <w:tc>
+          <w:tcPr>
+            <w:tcW w:type="pct" w:w="72%"/>
+            <w:tcMar>
+              <w:top w:type="dxa" w:w="70"/>
+              <w:left w:type="dxa" w:w="100"/>
+              <w:bottom w:type="dxa" w:w="70"/>
+              <w:right w:type="dxa" w:w="100"/>
+            </w:tcMar>
+          </w:tcPr>
+          <w:p>
+            <w:pPr>
+              <w:spacing w:after="20" w:before="20" w:line="260"/>
+              <w:jc w:val="both"/>
+              <w:ind w:firstLine="0" w:left="0" w:right="0"/>
+            </w:pPr>
+            <w:r>
+              <w:rPr>
+                <w:rFonts w:ascii="Times New Roman" w:cs="Times New Roman" w:eastAsia="Times New Roman" w:hAnsi="Times New Roman"/>
+                <w:b w:val="false"/>
+                <w:bCs w:val="false"/>
+                <w:color w:val="000000"/>
+                <w:sz w:val="22"/>
+                <w:szCs w:val="22"/>
+              </w:rPr>
+              <w:t xml:space="preserve">Lịch hẹn được xác nhận (CONFIRMED), tiền thù lao được giữ an toàn tại tài khoản ký quỹ (Escrow), phòng họp trực tuyến được khởi tạo tự động.</w:t>
+            </w:r>
+          </w:p>
+        </w:tc>
+      </w:tr>
+      <w:tr>
+        <w:tc>
+          <w:tcPr>
+            <w:tcW w:type="pct" w:w="28%"/>
+            <w:tcMar>
+              <w:top w:type="dxa" w:w="70"/>
+              <w:left w:type="dxa" w:w="100"/>
+              <w:bottom w:type="dxa" w:w="70"/>
+              <w:right w:type="dxa" w:w="100"/>
+            </w:tcMar>
+            <w:vAlign w:val="center"/>
+          </w:tcPr>
+          <w:p>
+            <w:pPr>
+              <w:jc w:val="left"/>
+              <w:ind w:firstLine="0" w:left="0" w:right="0"/>
+            </w:pPr>
+            <w:r>
+              <w:rPr>
+                <w:rFonts w:ascii="Times New Roman" w:cs="Times New Roman" w:eastAsia="Times New Roman" w:hAnsi="Times New Roman"/>
+                <w:b/>
+                <w:bCs/>
+                <w:color w:val="000000"/>
+                <w:sz w:val="22"/>
+                <w:szCs w:val="22"/>
+              </w:rPr>
+              <w:t xml:space="preserve">Luồng sự kiện chính (Basic Flow)</w:t>
+            </w:r>
+          </w:p>
+        </w:tc>
+        <w:tc>
+          <w:tcPr>
+            <w:tcW w:type="pct" w:w="72%"/>
+            <w:tcMar>
+              <w:top w:type="dxa" w:w="70"/>
+              <w:left w:type="dxa" w:w="100"/>
+              <w:bottom w:type="dxa" w:w="70"/>
+              <w:right w:type="dxa" w:w="100"/>
+            </w:tcMar>
+          </w:tcPr>
+          <w:p>
+            <w:pPr>
+              <w:spacing w:after="20" w:before="20" w:line="260"/>
+              <w:ind w:left="240" w:hanging="240"/>
+              <w:jc w:val="both"/>
+            </w:pPr>
+            <w:r>
+              <w:rPr>
+                <w:rFonts w:ascii="Times New Roman" w:cs="Times New Roman" w:eastAsia="Times New Roman" w:hAnsi="Times New Roman"/>
+                <w:color w:val="000000"/>
+                <w:sz w:val="22"/>
+                <w:szCs w:val="22"/>
+              </w:rPr>
+              <w:t xml:space="preserve">1. Sinh viên vào phân hệ Mentor, duyệt danh sách chuyên gia theo lĩnh vực (Công nghệ, Du học, Kinh tế).</w:t>
+            </w:r>
+          </w:p>
+          <w:p>
+            <w:pPr>
+              <w:spacing w:after="20" w:before="20" w:line="260"/>
+              <w:ind w:left="240" w:hanging="240"/>
+              <w:jc w:val="both"/>
+            </w:pPr>
+            <w:r>
+              <w:rPr>
+                <w:rFonts w:ascii="Times New Roman" w:cs="Times New Roman" w:eastAsia="Times New Roman" w:hAnsi="Times New Roman"/>
+                <w:color w:val="000000"/>
+                <w:sz w:val="22"/>
+                <w:szCs w:val="22"/>
+              </w:rPr>
+              <w:t xml:space="preserve">2. Sinh viên bấm xem hồ sơ chi tiết của Mentor, đánh giá học viên cũ và mức thù lao theo giờ.</w:t>
+            </w:r>
+          </w:p>
+          <w:p>
+            <w:pPr>
+              <w:spacing w:after="20" w:before="20" w:line="260"/>
+              <w:ind w:left="240" w:hanging="240"/>
+              <w:jc w:val="both"/>
+            </w:pPr>
+            <w:r>
+              <w:rPr>
+                <w:rFonts w:ascii="Times New Roman" w:cs="Times New Roman" w:eastAsia="Times New Roman" w:hAnsi="Times New Roman"/>
+                <w:color w:val="000000"/>
+                <w:sz w:val="22"/>
+                <w:szCs w:val="22"/>
+              </w:rPr>
+              <w:t xml:space="preserve">3. Sinh viên chọn ngày và khung giờ còn trống trong lịch làm việc của Mentor.</w:t>
+            </w:r>
+          </w:p>
+          <w:p>
+            <w:pPr>
+              <w:spacing w:after="20" w:before="20" w:line="260"/>
+              <w:ind w:left="240" w:hanging="240"/>
+              <w:jc w:val="both"/>
+            </w:pPr>
+            <w:r>
+              <w:rPr>
+                <w:rFonts w:ascii="Times New Roman" w:cs="Times New Roman" w:eastAsia="Times New Roman" w:hAnsi="Times New Roman"/>
+                <w:color w:val="000000"/>
+                <w:sz w:val="22"/>
+                <w:szCs w:val="22"/>
+              </w:rPr>
+              <w:t xml:space="preserve">4. Sinh viên điền phiếu tóm tắt mục tiêu tư vấn và các câu hỏi cần giải đáp.</w:t>
+            </w:r>
+          </w:p>
+          <w:p>
+            <w:pPr>
+              <w:spacing w:after="20" w:before="20" w:line="260"/>
+              <w:ind w:left="240" w:hanging="240"/>
+              <w:jc w:val="both"/>
+            </w:pPr>
+            <w:r>
+              <w:rPr>
+                <w:rFonts w:ascii="Times New Roman" w:cs="Times New Roman" w:eastAsia="Times New Roman" w:hAnsi="Times New Roman"/>
+                <w:color w:val="000000"/>
+                <w:sz w:val="22"/>
+                <w:szCs w:val="22"/>
+              </w:rPr>
+              <w:t xml:space="preserve">5. Hệ thống tạm khóa (Lock) khung giờ đã chọn trong 15 phút để chờ thanh toán.</w:t>
+            </w:r>
+          </w:p>
+          <w:p>
+            <w:pPr>
+              <w:spacing w:after="20" w:before="20" w:line="260"/>
+              <w:ind w:left="240" w:hanging="240"/>
+              <w:jc w:val="both"/>
+            </w:pPr>
+            <w:r>
+              <w:rPr>
+                <w:rFonts w:ascii="Times New Roman" w:cs="Times New Roman" w:eastAsia="Times New Roman" w:hAnsi="Times New Roman"/>
+                <w:color w:val="000000"/>
+                <w:sz w:val="22"/>
+                <w:szCs w:val="22"/>
+              </w:rPr>
+              <w:t xml:space="preserve">6. Sinh viên chọn cổng thanh toán (VNPay / MoMo) và quét mã QR thanh toán phí tư vấn.</w:t>
+            </w:r>
+          </w:p>
+          <w:p>
+            <w:pPr>
+              <w:spacing w:after="20" w:before="20" w:line="260"/>
+              <w:ind w:left="240" w:hanging="240"/>
+              <w:jc w:val="both"/>
+            </w:pPr>
+            <w:r>
+              <w:rPr>
+                <w:rFonts w:ascii="Times New Roman" w:cs="Times New Roman" w:eastAsia="Times New Roman" w:hAnsi="Times New Roman"/>
+                <w:color w:val="000000"/>
+                <w:sz w:val="22"/>
+                <w:szCs w:val="22"/>
+              </w:rPr>
+              <w:t xml:space="preserve">7. Cổng thanh toán gửi Webhook xác nhận giao dịch thành công (IPN) tới Backend EduMap.</w:t>
+            </w:r>
+          </w:p>
+          <w:p>
+            <w:pPr>
+              <w:spacing w:after="20" w:before="20" w:line="260"/>
+              <w:ind w:left="240" w:hanging="240"/>
+              <w:jc w:val="both"/>
+            </w:pPr>
+            <w:r>
+              <w:rPr>
+                <w:rFonts w:ascii="Times New Roman" w:cs="Times New Roman" w:eastAsia="Times New Roman" w:hAnsi="Times New Roman"/>
+                <w:color w:val="000000"/>
+                <w:sz w:val="22"/>
+                <w:szCs w:val="22"/>
+              </w:rPr>
+              <w:t xml:space="preserve">8. Backend ghi nhận trạng thái đơn đặt lịch thành CONFIRMED và giữ tiền ở trạng thái Ký quỹ (Escrow).</w:t>
+            </w:r>
+          </w:p>
+          <w:p>
+            <w:pPr>
+              <w:spacing w:after="20" w:before="20" w:line="260"/>
+              <w:ind w:left="240" w:hanging="240"/>
+              <w:jc w:val="both"/>
+            </w:pPr>
+            <w:r>
+              <w:rPr>
+                <w:rFonts w:ascii="Times New Roman" w:cs="Times New Roman" w:eastAsia="Times New Roman" w:hAnsi="Times New Roman"/>
+                <w:color w:val="000000"/>
+                <w:sz w:val="22"/>
+                <w:szCs w:val="22"/>
+              </w:rPr>
+              <w:t xml:space="preserve">9. Hệ thống tự động sinh phòng họp trực tuyến Jitsi Meet bảo mật bằng JWT Secret.</w:t>
+            </w:r>
+          </w:p>
+          <w:p>
+            <w:pPr>
+              <w:spacing w:after="20" w:before="20" w:line="260"/>
+              <w:ind w:left="240" w:hanging="240"/>
+              <w:jc w:val="both"/>
+            </w:pPr>
+            <w:r>
+              <w:rPr>
+                <w:rFonts w:ascii="Times New Roman" w:cs="Times New Roman" w:eastAsia="Times New Roman" w:hAnsi="Times New Roman"/>
+                <w:color w:val="000000"/>
+                <w:sz w:val="22"/>
+                <w:szCs w:val="22"/>
+              </w:rPr>
+              <w:t xml:space="preserve">10. Hệ thống gửi thông báo đẩy (Push Notification) và Email xác nhận kèm link phòng họp cho cả Sinh viên và Mentor.</w:t>
+            </w:r>
+          </w:p>
+        </w:tc>
+      </w:tr>
+      <w:tr>
+        <w:tc>
+          <w:tcPr>
+            <w:tcW w:type="pct" w:w="28%"/>
+            <w:tcMar>
+              <w:top w:type="dxa" w:w="70"/>
+              <w:left w:type="dxa" w:w="100"/>
+              <w:bottom w:type="dxa" w:w="70"/>
+              <w:right w:type="dxa" w:w="100"/>
+            </w:tcMar>
+            <w:vAlign w:val="center"/>
+          </w:tcPr>
+          <w:p>
+            <w:pPr>
+              <w:jc w:val="left"/>
+              <w:ind w:firstLine="0" w:left="0" w:right="0"/>
+            </w:pPr>
+            <w:r>
+              <w:rPr>
+                <w:rFonts w:ascii="Times New Roman" w:cs="Times New Roman" w:eastAsia="Times New Roman" w:hAnsi="Times New Roman"/>
+                <w:b/>
+                <w:bCs/>
+                <w:color w:val="000000"/>
+                <w:sz w:val="22"/>
+                <w:szCs w:val="22"/>
+              </w:rPr>
+              <w:t xml:space="preserve">Luồng ngoại lệ (Alternative Flow)</w:t>
+            </w:r>
+          </w:p>
+        </w:tc>
+        <w:tc>
+          <w:tcPr>
+            <w:tcW w:type="pct" w:w="72%"/>
+            <w:tcMar>
+              <w:top w:type="dxa" w:w="70"/>
+              <w:left w:type="dxa" w:w="100"/>
+              <w:bottom w:type="dxa" w:w="70"/>
+              <w:right w:type="dxa" w:w="100"/>
+            </w:tcMar>
+          </w:tcPr>
+          <w:p>
+            <w:pPr>
+              <w:spacing w:after="20" w:before="20" w:line="260"/>
+              <w:ind w:left="240" w:hanging="240"/>
+              <w:jc w:val="both"/>
+            </w:pPr>
+            <w:r>
+              <w:rPr>
+                <w:rFonts w:ascii="Times New Roman" w:cs="Times New Roman" w:eastAsia="Times New Roman" w:hAnsi="Times New Roman"/>
+                <w:color w:val="000000"/>
+                <w:sz w:val="22"/>
+                <w:szCs w:val="22"/>
+              </w:rPr>
+              <w:t xml:space="preserve">- 6a. Quá 15 phút sinh viên không hoàn tất thanh toán: Hệ thống tự động hủy đơn đặt lịch và giải phóng khung giờ trống để người khác có thể đặt.</w:t>
+            </w:r>
+          </w:p>
+          <w:p>
+            <w:pPr>
+              <w:spacing w:after="20" w:before="20" w:line="260"/>
+              <w:ind w:left="240" w:hanging="240"/>
+              <w:jc w:val="both"/>
+            </w:pPr>
+            <w:r>
+              <w:rPr>
+                <w:rFonts w:ascii="Times New Roman" w:cs="Times New Roman" w:eastAsia="Times New Roman" w:hAnsi="Times New Roman"/>
+                <w:color w:val="000000"/>
+                <w:sz w:val="22"/>
+                <w:szCs w:val="22"/>
+              </w:rPr>
+              <w:t xml:space="preserve">- 8a. Mentor có việc đột xuất từ chối lịch hẹn trước 24 giờ: Hệ thống tự động hoàn lại 100% số tiền ký quỹ về tài khoản của sinh viên và gửi thông báo cáo lỗi.</w:t>
+            </w:r>
+          </w:p>
+        </w:tc>
+      </w:tr>
+    </w:tbl>
+    <w:p>
+      <w:pPr>
+        <w:pStyle w:val="Heading3"/>
+        <w:spacing w:after="60" w:before="160"/>
+      </w:pPr>
+      <w:r>
+        <w:rPr>
+          <w:rFonts w:ascii="Times New Roman" w:cs="Times New Roman" w:eastAsia="Times New Roman" w:hAnsi="Times New Roman"/>
+          <w:b/>
+          <w:bCs/>
+          <w:i/>
+          <w:iCs/>
+          <w:color w:val="000000"/>
+          <w:sz w:val="25"/>
+          <w:szCs w:val="25"/>
+        </w:rPr>
+        <w:t xml:space="preserve">d. Đặc tả Ca sử dụng UC13: Đặt mua tài liệu học tập &amp; Đăng ký dịch vụ số</w:t>
+      </w:r>
+    </w:p>
+    <w:p>
+      <w:pPr>
+        <w:spacing w:after="40" w:before="40"/>
+        <w:jc w:val="center"/>
+      </w:pPr>
+      <w:r>
+        <w:rPr>
+          <w:rFonts w:ascii="Times New Roman" w:cs="Times New Roman" w:eastAsia="Times New Roman" w:hAnsi="Times New Roman"/>
+          <w:b/>
+          <w:bCs/>
+          <w:color w:val="000000"/>
+          <w:sz w:val="24"/>
+          <w:szCs w:val="24"/>
+        </w:rPr>
+        <w:t xml:space="preserve">Bảng 2.5: Đặc tả ca sử dụng UC13 - Đặt mua tài liệu học tập và dịch vụ số</w:t>
+      </w:r>
+    </w:p>
+    <w:tbl>
+      <w:tblPr>
+        <w:tblW w:type="pct" w:w="100%"/>
+        <w:tblBorders>
+          <w:top w:val="dotted" w:color="4B88BE" w:sz="8"/>
+          <w:left w:val="dotted" w:color="4B88BE" w:sz="8"/>
+          <w:bottom w:val="dotted" w:color="4B88BE" w:sz="8"/>
+          <w:right w:val="dotted" w:color="4B88BE" w:sz="8"/>
+          <w:insideH w:val="dotted" w:color="4B88BE" w:sz="8"/>
+          <w:insideV w:val="dotted" w:color="4B88BE" w:sz="8"/>
+        </w:tblBorders>
+      </w:tblPr>
+      <w:tblGrid>
+        <w:gridCol w:w="100"/>
+        <w:gridCol w:w="100"/>
+      </w:tblGrid>
+      <w:tr>
+        <w:trPr>
+          <w:tblHeader/>
+        </w:trPr>
+        <w:tc>
+          <w:tcPr>
+            <w:gridSpan w:val="2"/>
+            <w:shd w:fill="FFFFFF"/>
+            <w:tcMar>
+              <w:top w:type="dxa" w:w="90"/>
+              <w:left w:type="dxa" w:w="100"/>
+              <w:bottom w:type="dxa" w:w="90"/>
+              <w:right w:type="dxa" w:w="100"/>
+            </w:tcMar>
+          </w:tcPr>
+          <w:p>
+            <w:pPr>
+              <w:jc w:val="center"/>
+              <w:ind w:firstLine="0" w:left="0" w:right="0"/>
+            </w:pPr>
+            <w:r>
+              <w:rPr>
+                <w:rFonts w:ascii="Times New Roman" w:cs="Times New Roman" w:eastAsia="Times New Roman" w:hAnsi="Times New Roman"/>
+                <w:b/>
+                <w:bCs/>
+                <w:color w:val="000000"/>
+                <w:sz w:val="23"/>
+                <w:szCs w:val="23"/>
+              </w:rPr>
+              <w:t xml:space="preserve">ĐẶC TẢ CA SỬ DỤNG: UC13 - ĐẶT MUA TÀI LIỆU HỌC TẬP &amp; ĐĂNG KÝ KHÓA HỌC TRỰC TUYẾN</w:t>
+            </w:r>
+          </w:p>
+        </w:tc>
+      </w:tr>
+      <w:tr>
+        <w:tc>
+          <w:tcPr>
+            <w:tcW w:type="pct" w:w="28%"/>
+            <w:tcMar>
+              <w:top w:type="dxa" w:w="70"/>
+              <w:left w:type="dxa" w:w="100"/>
+              <w:bottom w:type="dxa" w:w="70"/>
+              <w:right w:type="dxa" w:w="100"/>
+            </w:tcMar>
+            <w:vAlign w:val="center"/>
+          </w:tcPr>
+          <w:p>
+            <w:pPr>
+              <w:jc w:val="left"/>
+              <w:ind w:firstLine="0" w:left="0" w:right="0"/>
+            </w:pPr>
+            <w:r>
+              <w:rPr>
+                <w:rFonts w:ascii="Times New Roman" w:cs="Times New Roman" w:eastAsia="Times New Roman" w:hAnsi="Times New Roman"/>
+                <w:b/>
+                <w:bCs/>
+                <w:color w:val="000000"/>
+                <w:sz w:val="22"/>
+                <w:szCs w:val="22"/>
+              </w:rPr>
+              <w:t xml:space="preserve">Mã Ca sử dụng</w:t>
+            </w:r>
+          </w:p>
+        </w:tc>
+        <w:tc>
+          <w:tcPr>
+            <w:tcW w:type="pct" w:w="72%"/>
+            <w:tcMar>
+              <w:top w:type="dxa" w:w="70"/>
+              <w:left w:type="dxa" w:w="100"/>
+              <w:bottom w:type="dxa" w:w="70"/>
+              <w:right w:type="dxa" w:w="100"/>
+            </w:tcMar>
+          </w:tcPr>
+          <w:p>
+            <w:pPr>
+              <w:spacing w:after="20" w:before="20" w:line="260"/>
+              <w:jc w:val="both"/>
+              <w:ind w:firstLine="0" w:left="0" w:right="0"/>
+            </w:pPr>
+            <w:r>
+              <w:rPr>
+                <w:rFonts w:ascii="Times New Roman" w:cs="Times New Roman" w:eastAsia="Times New Roman" w:hAnsi="Times New Roman"/>
+                <w:b/>
+                <w:bCs/>
+                <w:color w:val="000000"/>
+                <w:sz w:val="22"/>
+                <w:szCs w:val="22"/>
+              </w:rPr>
+              <w:t xml:space="preserve">UC13</w:t>
+            </w:r>
+          </w:p>
+        </w:tc>
+      </w:tr>
+      <w:tr>
+        <w:tc>
+          <w:tcPr>
+            <w:tcW w:type="pct" w:w="28%"/>
+            <w:tcMar>
+              <w:top w:type="dxa" w:w="70"/>
+              <w:left w:type="dxa" w:w="100"/>
+              <w:bottom w:type="dxa" w:w="70"/>
+              <w:right w:type="dxa" w:w="100"/>
+            </w:tcMar>
+            <w:vAlign w:val="center"/>
+          </w:tcPr>
+          <w:p>
+            <w:pPr>
+              <w:jc w:val="left"/>
+              <w:ind w:firstLine="0" w:left="0" w:right="0"/>
+            </w:pPr>
+            <w:r>
+              <w:rPr>
+                <w:rFonts w:ascii="Times New Roman" w:cs="Times New Roman" w:eastAsia="Times New Roman" w:hAnsi="Times New Roman"/>
+                <w:b/>
+                <w:bCs/>
+                <w:color w:val="000000"/>
+                <w:sz w:val="22"/>
+                <w:szCs w:val="22"/>
+              </w:rPr>
+              <w:t xml:space="preserve">Tên Ca sử dụng</w:t>
+            </w:r>
+          </w:p>
+        </w:tc>
+        <w:tc>
+          <w:tcPr>
+            <w:tcW w:type="pct" w:w="72%"/>
+            <w:tcMar>
+              <w:top w:type="dxa" w:w="70"/>
+              <w:left w:type="dxa" w:w="100"/>
+              <w:bottom w:type="dxa" w:w="70"/>
+              <w:right w:type="dxa" w:w="100"/>
+            </w:tcMar>
+          </w:tcPr>
+          <w:p>
+            <w:pPr>
+              <w:spacing w:after="20" w:before="20" w:line="260"/>
+              <w:jc w:val="both"/>
+              <w:ind w:firstLine="0" w:left="0" w:right="0"/>
+            </w:pPr>
+            <w:r>
+              <w:rPr>
+                <w:rFonts w:ascii="Times New Roman" w:cs="Times New Roman" w:eastAsia="Times New Roman" w:hAnsi="Times New Roman"/>
+                <w:b/>
+                <w:bCs/>
+                <w:color w:val="000000"/>
+                <w:sz w:val="22"/>
+                <w:szCs w:val="22"/>
+              </w:rPr>
+              <w:t xml:space="preserve">Đặt Mua Tài liệu Học tập &amp; Đăng ký Khóa học Trực tuyến</w:t>
+            </w:r>
+          </w:p>
+        </w:tc>
+      </w:tr>
+      <w:tr>
+        <w:tc>
+          <w:tcPr>
+            <w:tcW w:type="pct" w:w="28%"/>
+            <w:tcMar>
+              <w:top w:type="dxa" w:w="70"/>
+              <w:left w:type="dxa" w:w="100"/>
+              <w:bottom w:type="dxa" w:w="70"/>
+              <w:right w:type="dxa" w:w="100"/>
+            </w:tcMar>
+            <w:vAlign w:val="center"/>
+          </w:tcPr>
+          <w:p>
+            <w:pPr>
+              <w:jc w:val="left"/>
+              <w:ind w:firstLine="0" w:left="0" w:right="0"/>
+            </w:pPr>
+            <w:r>
+              <w:rPr>
+                <w:rFonts w:ascii="Times New Roman" w:cs="Times New Roman" w:eastAsia="Times New Roman" w:hAnsi="Times New Roman"/>
+                <w:b/>
+                <w:bCs/>
+                <w:color w:val="000000"/>
+                <w:sz w:val="22"/>
+                <w:szCs w:val="22"/>
+              </w:rPr>
+              <w:t xml:space="preserve">Phân hệ nghiệp vụ</w:t>
+            </w:r>
+          </w:p>
+        </w:tc>
+        <w:tc>
+          <w:tcPr>
+            <w:tcW w:type="pct" w:w="72%"/>
+            <w:tcMar>
+              <w:top w:type="dxa" w:w="70"/>
+              <w:left w:type="dxa" w:w="100"/>
+              <w:bottom w:type="dxa" w:w="70"/>
+              <w:right w:type="dxa" w:w="100"/>
+            </w:tcMar>
+          </w:tcPr>
+          <w:p>
+            <w:pPr>
+              <w:spacing w:after="20" w:before="20" w:line="260"/>
+              <w:jc w:val="both"/>
+              <w:ind w:firstLine="0" w:left="0" w:right="0"/>
+            </w:pPr>
+            <w:r>
+              <w:rPr>
+                <w:rFonts w:ascii="Times New Roman" w:cs="Times New Roman" w:eastAsia="Times New Roman" w:hAnsi="Times New Roman"/>
+                <w:b w:val="false"/>
+                <w:bCs w:val="false"/>
+                <w:color w:val="000000"/>
+                <w:sz w:val="22"/>
+                <w:szCs w:val="22"/>
+              </w:rPr>
+              <w:t xml:space="preserve">Phân hệ 5: Sàn Giáo dục &amp; Giao dịch (MOD-COMMERCE)</w:t>
+            </w:r>
+          </w:p>
+        </w:tc>
+      </w:tr>
+      <w:tr>
+        <w:tc>
+          <w:tcPr>
+            <w:tcW w:type="pct" w:w="28%"/>
+            <w:tcMar>
+              <w:top w:type="dxa" w:w="70"/>
+              <w:left w:type="dxa" w:w="100"/>
+              <w:bottom w:type="dxa" w:w="70"/>
+              <w:right w:type="dxa" w:w="100"/>
+            </w:tcMar>
+            <w:vAlign w:val="center"/>
+          </w:tcPr>
+          <w:p>
+            <w:pPr>
+              <w:jc w:val="left"/>
+              <w:ind w:firstLine="0" w:left="0" w:right="0"/>
+            </w:pPr>
+            <w:r>
+              <w:rPr>
+                <w:rFonts w:ascii="Times New Roman" w:cs="Times New Roman" w:eastAsia="Times New Roman" w:hAnsi="Times New Roman"/>
+                <w:b/>
+                <w:bCs/>
+                <w:color w:val="000000"/>
+                <w:sz w:val="22"/>
+                <w:szCs w:val="22"/>
+              </w:rPr>
+              <w:t xml:space="preserve">Tác nhân chính</w:t>
+            </w:r>
+          </w:p>
+        </w:tc>
+        <w:tc>
+          <w:tcPr>
+            <w:tcW w:type="pct" w:w="72%"/>
+            <w:tcMar>
+              <w:top w:type="dxa" w:w="70"/>
+              <w:left w:type="dxa" w:w="100"/>
+              <w:bottom w:type="dxa" w:w="70"/>
+              <w:right w:type="dxa" w:w="100"/>
+            </w:tcMar>
+          </w:tcPr>
+          <w:p>
+            <w:pPr>
+              <w:spacing w:after="20" w:before="20" w:line="260"/>
+              <w:jc w:val="both"/>
+              <w:ind w:firstLine="0" w:left="0" w:right="0"/>
+            </w:pPr>
+            <w:r>
+              <w:rPr>
+                <w:rFonts w:ascii="Times New Roman" w:cs="Times New Roman" w:eastAsia="Times New Roman" w:hAnsi="Times New Roman"/>
+                <w:b w:val="false"/>
+                <w:bCs w:val="false"/>
+                <w:color w:val="000000"/>
+                <w:sz w:val="22"/>
+                <w:szCs w:val="22"/>
+              </w:rPr>
+              <w:t xml:space="preserve">Học sinh / Sinh viên (Student)</w:t>
+            </w:r>
+          </w:p>
+        </w:tc>
+      </w:tr>
+      <w:tr>
+        <w:tc>
+          <w:tcPr>
+            <w:tcW w:type="pct" w:w="28%"/>
+            <w:tcMar>
+              <w:top w:type="dxa" w:w="70"/>
+              <w:left w:type="dxa" w:w="100"/>
+              <w:bottom w:type="dxa" w:w="70"/>
+              <w:right w:type="dxa" w:w="100"/>
+            </w:tcMar>
+            <w:vAlign w:val="center"/>
+          </w:tcPr>
+          <w:p>
+            <w:pPr>
+              <w:jc w:val="left"/>
+              <w:ind w:firstLine="0" w:left="0" w:right="0"/>
+            </w:pPr>
+            <w:r>
+              <w:rPr>
+                <w:rFonts w:ascii="Times New Roman" w:cs="Times New Roman" w:eastAsia="Times New Roman" w:hAnsi="Times New Roman"/>
+                <w:b/>
+                <w:bCs/>
+                <w:color w:val="000000"/>
+                <w:sz w:val="22"/>
+                <w:szCs w:val="22"/>
+              </w:rPr>
+              <w:t xml:space="preserve">Tác nhân phụ / Hệ thống</w:t>
+            </w:r>
+          </w:p>
+        </w:tc>
+        <w:tc>
+          <w:tcPr>
+            <w:tcW w:type="pct" w:w="72%"/>
+            <w:tcMar>
+              <w:top w:type="dxa" w:w="70"/>
+              <w:left w:type="dxa" w:w="100"/>
+              <w:bottom w:type="dxa" w:w="70"/>
+              <w:right w:type="dxa" w:w="100"/>
+            </w:tcMar>
+          </w:tcPr>
+          <w:p>
+            <w:pPr>
+              <w:spacing w:after="20" w:before="20" w:line="260"/>
+              <w:jc w:val="both"/>
+              <w:ind w:firstLine="0" w:left="0" w:right="0"/>
+            </w:pPr>
+            <w:r>
+              <w:rPr>
+                <w:rFonts w:ascii="Times New Roman" w:cs="Times New Roman" w:eastAsia="Times New Roman" w:hAnsi="Times New Roman"/>
+                <w:b w:val="false"/>
+                <w:bCs w:val="false"/>
+                <w:color w:val="000000"/>
+                <w:sz w:val="22"/>
+                <w:szCs w:val="22"/>
+              </w:rPr>
+              <w:t xml:space="preserve">Doanh nghiệp / Nhà xuất bản đối tác (Partner), Cổng thanh toán trực tuyến</w:t>
+            </w:r>
+          </w:p>
+        </w:tc>
+      </w:tr>
+      <w:tr>
+        <w:tc>
+          <w:tcPr>
+            <w:tcW w:type="pct" w:w="28%"/>
+            <w:tcMar>
+              <w:top w:type="dxa" w:w="70"/>
+              <w:left w:type="dxa" w:w="100"/>
+              <w:bottom w:type="dxa" w:w="70"/>
+              <w:right w:type="dxa" w:w="100"/>
+            </w:tcMar>
+            <w:vAlign w:val="center"/>
+          </w:tcPr>
+          <w:p>
+            <w:pPr>
+              <w:jc w:val="left"/>
+              <w:ind w:firstLine="0" w:left="0" w:right="0"/>
+            </w:pPr>
+            <w:r>
+              <w:rPr>
+                <w:rFonts w:ascii="Times New Roman" w:cs="Times New Roman" w:eastAsia="Times New Roman" w:hAnsi="Times New Roman"/>
+                <w:b/>
+                <w:bCs/>
+                <w:color w:val="000000"/>
+                <w:sz w:val="22"/>
+                <w:szCs w:val="22"/>
+              </w:rPr>
+              <w:t xml:space="preserve">Mô tả tóm tắt</w:t>
+            </w:r>
+          </w:p>
+        </w:tc>
+        <w:tc>
+          <w:tcPr>
+            <w:tcW w:type="pct" w:w="72%"/>
+            <w:tcMar>
+              <w:top w:type="dxa" w:w="70"/>
+              <w:left w:type="dxa" w:w="100"/>
+              <w:bottom w:type="dxa" w:w="70"/>
+              <w:right w:type="dxa" w:w="100"/>
+            </w:tcMar>
+          </w:tcPr>
+          <w:p>
+            <w:pPr>
+              <w:spacing w:after="20" w:before="20" w:line="260"/>
+              <w:jc w:val="both"/>
+              <w:ind w:firstLine="0" w:left="0" w:right="0"/>
+            </w:pPr>
+            <w:r>
+              <w:rPr>
+                <w:rFonts w:ascii="Times New Roman" w:cs="Times New Roman" w:eastAsia="Times New Roman" w:hAnsi="Times New Roman"/>
+                <w:b w:val="false"/>
+                <w:bCs w:val="false"/>
+                <w:color w:val="000000"/>
+                <w:sz w:val="22"/>
+                <w:szCs w:val="22"/>
+              </w:rPr>
+              <w:t xml:space="preserve">Quy trình sinh viên đặt mua tài liệu học tập vật lý (sách, giáo trình) hoặc đăng ký dịch vụ số (khóa học trực tuyến, bản quyền phần mềm học tập) và hoàn tất thanh toán qua mạng.</w:t>
+            </w:r>
+          </w:p>
+        </w:tc>
+      </w:tr>
+      <w:tr>
+        <w:tc>
+          <w:tcPr>
+            <w:tcW w:type="pct" w:w="28%"/>
+            <w:tcMar>
+              <w:top w:type="dxa" w:w="70"/>
+              <w:left w:type="dxa" w:w="100"/>
+              <w:bottom w:type="dxa" w:w="70"/>
+              <w:right w:type="dxa" w:w="100"/>
+            </w:tcMar>
+            <w:vAlign w:val="center"/>
+          </w:tcPr>
+          <w:p>
+            <w:pPr>
+              <w:jc w:val="left"/>
+              <w:ind w:firstLine="0" w:left="0" w:right="0"/>
+            </w:pPr>
+            <w:r>
+              <w:rPr>
+                <w:rFonts w:ascii="Times New Roman" w:cs="Times New Roman" w:eastAsia="Times New Roman" w:hAnsi="Times New Roman"/>
+                <w:b/>
+                <w:bCs/>
+                <w:color w:val="000000"/>
+                <w:sz w:val="22"/>
+                <w:szCs w:val="22"/>
+              </w:rPr>
+              <w:t xml:space="preserve">Tiền điều kiện</w:t>
+            </w:r>
+          </w:p>
+        </w:tc>
+        <w:tc>
+          <w:tcPr>
+            <w:tcW w:type="pct" w:w="72%"/>
+            <w:tcMar>
+              <w:top w:type="dxa" w:w="70"/>
+              <w:left w:type="dxa" w:w="100"/>
+              <w:bottom w:type="dxa" w:w="70"/>
+              <w:right w:type="dxa" w:w="100"/>
+            </w:tcMar>
+          </w:tcPr>
+          <w:p>
+            <w:pPr>
+              <w:spacing w:after="20" w:before="20" w:line="260"/>
+              <w:jc w:val="both"/>
+              <w:ind w:firstLine="0" w:left="0" w:right="0"/>
+            </w:pPr>
+            <w:r>
+              <w:rPr>
+                <w:rFonts w:ascii="Times New Roman" w:cs="Times New Roman" w:eastAsia="Times New Roman" w:hAnsi="Times New Roman"/>
+                <w:b w:val="false"/>
+                <w:bCs w:val="false"/>
+                <w:color w:val="000000"/>
+                <w:sz w:val="22"/>
+                <w:szCs w:val="22"/>
+              </w:rPr>
+              <w:t xml:space="preserve">Sinh viên đã đăng nhập và thêm ít nhất một sản phẩm/dịch vụ vào giỏ hàng.</w:t>
+            </w:r>
+          </w:p>
+        </w:tc>
+      </w:tr>
+      <w:tr>
+        <w:tc>
+          <w:tcPr>
+            <w:tcW w:type="pct" w:w="28%"/>
+            <w:tcMar>
+              <w:top w:type="dxa" w:w="70"/>
+              <w:left w:type="dxa" w:w="100"/>
+              <w:bottom w:type="dxa" w:w="70"/>
+              <w:right w:type="dxa" w:w="100"/>
+            </w:tcMar>
+            <w:vAlign w:val="center"/>
+          </w:tcPr>
+          <w:p>
+            <w:pPr>
+              <w:jc w:val="left"/>
+              <w:ind w:firstLine="0" w:left="0" w:right="0"/>
+            </w:pPr>
+            <w:r>
+              <w:rPr>
+                <w:rFonts w:ascii="Times New Roman" w:cs="Times New Roman" w:eastAsia="Times New Roman" w:hAnsi="Times New Roman"/>
+                <w:b/>
+                <w:bCs/>
+                <w:color w:val="000000"/>
+                <w:sz w:val="22"/>
+                <w:szCs w:val="22"/>
+              </w:rPr>
+              <w:t xml:space="preserve">Hậu điều kiện</w:t>
+            </w:r>
+          </w:p>
+        </w:tc>
+        <w:tc>
+          <w:tcPr>
+            <w:tcW w:type="pct" w:w="72%"/>
+            <w:tcMar>
+              <w:top w:type="dxa" w:w="70"/>
+              <w:left w:type="dxa" w:w="100"/>
+              <w:bottom w:type="dxa" w:w="70"/>
+              <w:right w:type="dxa" w:w="100"/>
+            </w:tcMar>
+          </w:tcPr>
+          <w:p>
+            <w:pPr>
+              <w:spacing w:after="20" w:before="20" w:line="260"/>
+              <w:jc w:val="both"/>
+              <w:ind w:firstLine="0" w:left="0" w:right="0"/>
+            </w:pPr>
+            <w:r>
+              <w:rPr>
+                <w:rFonts w:ascii="Times New Roman" w:cs="Times New Roman" w:eastAsia="Times New Roman" w:hAnsi="Times New Roman"/>
+                <w:b w:val="false"/>
+                <w:bCs w:val="false"/>
+                <w:color w:val="000000"/>
+                <w:sz w:val="22"/>
+                <w:szCs w:val="22"/>
+              </w:rPr>
+              <w:t xml:space="preserve">Đơn hàng được lưu vào hệ thống, số lượng tồn kho được cập nhật tự động, quyền truy cập dịch vụ số được kích hoạt ngay lập tức.</w:t>
+            </w:r>
+          </w:p>
+        </w:tc>
+      </w:tr>
+      <w:tr>
+        <w:tc>
+          <w:tcPr>
+            <w:tcW w:type="pct" w:w="28%"/>
+            <w:tcMar>
+              <w:top w:type="dxa" w:w="70"/>
+              <w:left w:type="dxa" w:w="100"/>
+              <w:bottom w:type="dxa" w:w="70"/>
+              <w:right w:type="dxa" w:w="100"/>
+            </w:tcMar>
+            <w:vAlign w:val="center"/>
+          </w:tcPr>
+          <w:p>
+            <w:pPr>
+              <w:jc w:val="left"/>
+              <w:ind w:firstLine="0" w:left="0" w:right="0"/>
+            </w:pPr>
+            <w:r>
+              <w:rPr>
+                <w:rFonts w:ascii="Times New Roman" w:cs="Times New Roman" w:eastAsia="Times New Roman" w:hAnsi="Times New Roman"/>
+                <w:b/>
+                <w:bCs/>
+                <w:color w:val="000000"/>
+                <w:sz w:val="22"/>
+                <w:szCs w:val="22"/>
+              </w:rPr>
+              <w:t xml:space="preserve">Luồng sự kiện chính (Basic Flow)</w:t>
+            </w:r>
+          </w:p>
+        </w:tc>
+        <w:tc>
+          <w:tcPr>
+            <w:tcW w:type="pct" w:w="72%"/>
+            <w:tcMar>
+              <w:top w:type="dxa" w:w="70"/>
+              <w:left w:type="dxa" w:w="100"/>
+              <w:bottom w:type="dxa" w:w="70"/>
+              <w:right w:type="dxa" w:w="100"/>
+            </w:tcMar>
+          </w:tcPr>
+          <w:p>
+            <w:pPr>
+              <w:spacing w:after="20" w:before="20" w:line="260"/>
+              <w:ind w:left="240" w:hanging="240"/>
+              <w:jc w:val="both"/>
+            </w:pPr>
+            <w:r>
+              <w:rPr>
+                <w:rFonts w:ascii="Times New Roman" w:cs="Times New Roman" w:eastAsia="Times New Roman" w:hAnsi="Times New Roman"/>
+                <w:color w:val="000000"/>
+                <w:sz w:val="22"/>
+                <w:szCs w:val="22"/>
+              </w:rPr>
+              <w:t xml:space="preserve">1. Sinh viên mở giao diện Giỏ hàng (Cart), kiểm tra danh sách sản phẩm và số lượng cần mua.</w:t>
+            </w:r>
+          </w:p>
+          <w:p>
+            <w:pPr>
+              <w:spacing w:after="20" w:before="20" w:line="260"/>
+              <w:ind w:left="240" w:hanging="240"/>
+              <w:jc w:val="both"/>
+            </w:pPr>
+            <w:r>
+              <w:rPr>
+                <w:rFonts w:ascii="Times New Roman" w:cs="Times New Roman" w:eastAsia="Times New Roman" w:hAnsi="Times New Roman"/>
+                <w:color w:val="000000"/>
+                <w:sz w:val="22"/>
+                <w:szCs w:val="22"/>
+              </w:rPr>
+              <w:t xml:space="preserve">2. Sinh viên bấm nút "Tiến hành Đặt hàng".</w:t>
+            </w:r>
+          </w:p>
+          <w:p>
+            <w:pPr>
+              <w:spacing w:after="20" w:before="20" w:line="260"/>
+              <w:ind w:left="240" w:hanging="240"/>
+              <w:jc w:val="both"/>
+            </w:pPr>
+            <w:r>
+              <w:rPr>
+                <w:rFonts w:ascii="Times New Roman" w:cs="Times New Roman" w:eastAsia="Times New Roman" w:hAnsi="Times New Roman"/>
+                <w:color w:val="000000"/>
+                <w:sz w:val="22"/>
+                <w:szCs w:val="22"/>
+              </w:rPr>
+              <w:t xml:space="preserve">3. Đối với tài liệu vật lý: Sinh viên nhập địa chỉ giao hàng, số điện thoại người nhận.</w:t>
+            </w:r>
+          </w:p>
+          <w:p>
+            <w:pPr>
+              <w:spacing w:after="20" w:before="20" w:line="260"/>
+              <w:ind w:left="240" w:hanging="240"/>
+              <w:jc w:val="both"/>
+            </w:pPr>
+            <w:r>
+              <w:rPr>
+                <w:rFonts w:ascii="Times New Roman" w:cs="Times New Roman" w:eastAsia="Times New Roman" w:hAnsi="Times New Roman"/>
+                <w:color w:val="000000"/>
+                <w:sz w:val="22"/>
+                <w:szCs w:val="22"/>
+              </w:rPr>
+              <w:t xml:space="preserve">4. Hệ thống tính toán tổng tiền thanh toán (bao gồm giá sản phẩm và phí vận chuyển).</w:t>
+            </w:r>
+          </w:p>
+          <w:p>
+            <w:pPr>
+              <w:spacing w:after="20" w:before="20" w:line="260"/>
+              <w:ind w:left="240" w:hanging="240"/>
+              <w:jc w:val="both"/>
+            </w:pPr>
+            <w:r>
+              <w:rPr>
+                <w:rFonts w:ascii="Times New Roman" w:cs="Times New Roman" w:eastAsia="Times New Roman" w:hAnsi="Times New Roman"/>
+                <w:color w:val="000000"/>
+                <w:sz w:val="22"/>
+                <w:szCs w:val="22"/>
+              </w:rPr>
+              <w:t xml:space="preserve">5. Sinh viên chọn hình thức thanh toán trực tuyến (VNPay / Quét mã VietQR).</w:t>
+            </w:r>
+          </w:p>
+          <w:p>
+            <w:pPr>
+              <w:spacing w:after="20" w:before="20" w:line="260"/>
+              <w:ind w:left="240" w:hanging="240"/>
+              <w:jc w:val="both"/>
+            </w:pPr>
+            <w:r>
+              <w:rPr>
+                <w:rFonts w:ascii="Times New Roman" w:cs="Times New Roman" w:eastAsia="Times New Roman" w:hAnsi="Times New Roman"/>
+                <w:color w:val="000000"/>
+                <w:sz w:val="22"/>
+                <w:szCs w:val="22"/>
+              </w:rPr>
+              <w:t xml:space="preserve">6. Hệ thống tạo đơn hàng với trạng thái PENDING và chuyển hướng sinh viên sang cổng thanh toán.</w:t>
+            </w:r>
+          </w:p>
+          <w:p>
+            <w:pPr>
+              <w:spacing w:after="20" w:before="20" w:line="260"/>
+              <w:ind w:left="240" w:hanging="240"/>
+              <w:jc w:val="both"/>
+            </w:pPr>
+            <w:r>
+              <w:rPr>
+                <w:rFonts w:ascii="Times New Roman" w:cs="Times New Roman" w:eastAsia="Times New Roman" w:hAnsi="Times New Roman"/>
+                <w:color w:val="000000"/>
+                <w:sz w:val="22"/>
+                <w:szCs w:val="22"/>
+              </w:rPr>
+              <w:t xml:space="preserve">7. Sinh viên xác thực thanh toán tại ứng dụng Ngân hàng / Ví điện tử.</w:t>
+            </w:r>
+          </w:p>
+          <w:p>
+            <w:pPr>
+              <w:spacing w:after="20" w:before="20" w:line="260"/>
+              <w:ind w:left="240" w:hanging="240"/>
+              <w:jc w:val="both"/>
+            </w:pPr>
+            <w:r>
+              <w:rPr>
+                <w:rFonts w:ascii="Times New Roman" w:cs="Times New Roman" w:eastAsia="Times New Roman" w:hAnsi="Times New Roman"/>
+                <w:color w:val="000000"/>
+                <w:sz w:val="22"/>
+                <w:szCs w:val="22"/>
+              </w:rPr>
+              <w:t xml:space="preserve">8. Backend nhận thông báo thanh toán thành công, kích hoạt Database Transaction mức Read Committed.</w:t>
+            </w:r>
+          </w:p>
+          <w:p>
+            <w:pPr>
+              <w:spacing w:after="20" w:before="20" w:line="260"/>
+              <w:ind w:left="240" w:hanging="240"/>
+              <w:jc w:val="both"/>
+            </w:pPr>
+            <w:r>
+              <w:rPr>
+                <w:rFonts w:ascii="Times New Roman" w:cs="Times New Roman" w:eastAsia="Times New Roman" w:hAnsi="Times New Roman"/>
+                <w:color w:val="000000"/>
+                <w:sz w:val="22"/>
+                <w:szCs w:val="22"/>
+              </w:rPr>
+              <w:t xml:space="preserve">9. Hệ thống cập nhật trạng thái đơn hàng sang PAID, tự động trừ số lượng tồn kho sản phẩm.</w:t>
+            </w:r>
+          </w:p>
+          <w:p>
+            <w:pPr>
+              <w:spacing w:after="20" w:before="20" w:line="260"/>
+              <w:ind w:left="240" w:hanging="240"/>
+              <w:jc w:val="both"/>
+            </w:pPr>
+            <w:r>
+              <w:rPr>
+                <w:rFonts w:ascii="Times New Roman" w:cs="Times New Roman" w:eastAsia="Times New Roman" w:hAnsi="Times New Roman"/>
+                <w:color w:val="000000"/>
+                <w:sz w:val="22"/>
+                <w:szCs w:val="22"/>
+              </w:rPr>
+              <w:t xml:space="preserve">10. Đối với dịch vụ số / khóa học: Hệ thống tự động phân quyền tài khoản để sinh viên vào học ngay.</w:t>
+            </w:r>
+          </w:p>
+          <w:p>
+            <w:pPr>
+              <w:spacing w:after="20" w:before="20" w:line="260"/>
+              <w:ind w:left="240" w:hanging="240"/>
+              <w:jc w:val="both"/>
+            </w:pPr>
+            <w:r>
+              <w:rPr>
+                <w:rFonts w:ascii="Times New Roman" w:cs="Times New Roman" w:eastAsia="Times New Roman" w:hAnsi="Times New Roman"/>
+                <w:color w:val="000000"/>
+                <w:sz w:val="22"/>
+                <w:szCs w:val="22"/>
+              </w:rPr>
+              <w:t xml:space="preserve">11. Hệ thống gửi Email hóa đơn điện tử xác nhận đơn hàng thành công.</w:t>
+            </w:r>
+          </w:p>
+        </w:tc>
+      </w:tr>
+      <w:tr>
+        <w:tc>
+          <w:tcPr>
+            <w:tcW w:type="pct" w:w="28%"/>
+            <w:tcMar>
+              <w:top w:type="dxa" w:w="70"/>
+              <w:left w:type="dxa" w:w="100"/>
+              <w:bottom w:type="dxa" w:w="70"/>
+              <w:right w:type="dxa" w:w="100"/>
+            </w:tcMar>
+            <w:vAlign w:val="center"/>
+          </w:tcPr>
+          <w:p>
+            <w:pPr>
+              <w:jc w:val="left"/>
+              <w:ind w:firstLine="0" w:left="0" w:right="0"/>
+            </w:pPr>
+            <w:r>
+              <w:rPr>
+                <w:rFonts w:ascii="Times New Roman" w:cs="Times New Roman" w:eastAsia="Times New Roman" w:hAnsi="Times New Roman"/>
+                <w:b/>
+                <w:bCs/>
+                <w:color w:val="000000"/>
+                <w:sz w:val="22"/>
+                <w:szCs w:val="22"/>
+              </w:rPr>
+              <w:t xml:space="preserve">Luồng ngoại lệ (Alternative Flow)</w:t>
+            </w:r>
+          </w:p>
+        </w:tc>
+        <w:tc>
+          <w:tcPr>
+            <w:tcW w:type="pct" w:w="72%"/>
+            <w:tcMar>
+              <w:top w:type="dxa" w:w="70"/>
+              <w:left w:type="dxa" w:w="100"/>
+              <w:bottom w:type="dxa" w:w="70"/>
+              <w:right w:type="dxa" w:w="100"/>
+            </w:tcMar>
+          </w:tcPr>
+          <w:p>
+            <w:pPr>
+              <w:spacing w:after="20" w:before="20" w:line="260"/>
+              <w:ind w:left="240" w:hanging="240"/>
+              <w:jc w:val="both"/>
+            </w:pPr>
+            <w:r>
+              <w:rPr>
+                <w:rFonts w:ascii="Times New Roman" w:cs="Times New Roman" w:eastAsia="Times New Roman" w:hAnsi="Times New Roman"/>
+                <w:color w:val="000000"/>
+                <w:sz w:val="22"/>
+                <w:szCs w:val="22"/>
+              </w:rPr>
+              <w:t xml:space="preserve">- 8a. Sản phẩm bị mua hết bởi người khác trong lúc đang thanh toán: Giao dịch được rollback, hệ thống tự động hoàn tiền và gửi thông báo xin lỗi người dùng.</w:t>
+            </w:r>
+          </w:p>
+          <w:p>
+            <w:pPr>
+              <w:spacing w:after="20" w:before="20" w:line="260"/>
+              <w:ind w:left="240" w:hanging="240"/>
+              <w:jc w:val="both"/>
+            </w:pPr>
+            <w:r>
+              <w:rPr>
+                <w:rFonts w:ascii="Times New Roman" w:cs="Times New Roman" w:eastAsia="Times New Roman" w:hAnsi="Times New Roman"/>
+                <w:color w:val="000000"/>
+                <w:sz w:val="22"/>
+                <w:szCs w:val="22"/>
+              </w:rPr>
+              <w:t xml:space="preserve">- 7a. Sinh viên hủy giao dịch tại cổng thanh toán: Đơn hàng chuyển sang trạng thái CANCELLED, sản phẩm trong giỏ hàng vẫn được giữ nguyên.</w:t>
+            </w:r>
+          </w:p>
+        </w:tc>
+      </w:tr>
+    </w:tbl>
+    <w:p>
+      <w:pPr>
+        <w:pStyle w:val="Heading3"/>
+        <w:spacing w:after="60" w:before="160"/>
+      </w:pPr>
+      <w:r>
+        <w:rPr>
+          <w:rFonts w:ascii="Times New Roman" w:cs="Times New Roman" w:eastAsia="Times New Roman" w:hAnsi="Times New Roman"/>
+          <w:b/>
+          <w:bCs/>
+          <w:i/>
+          <w:iCs/>
+          <w:color w:val="000000"/>
+          <w:sz w:val="25"/>
+          <w:szCs w:val="25"/>
+        </w:rPr>
+        <w:t xml:space="preserve">e. Đặc tả Ca sử dụng UC15: Đăng thảo luận &amp; Tương tác bài viết cộng đồng</w:t>
+      </w:r>
+    </w:p>
+    <w:p>
+      <w:pPr>
+        <w:spacing w:after="40" w:before="40"/>
+        <w:jc w:val="center"/>
+      </w:pPr>
+      <w:r>
+        <w:rPr>
+          <w:rFonts w:ascii="Times New Roman" w:cs="Times New Roman" w:eastAsia="Times New Roman" w:hAnsi="Times New Roman"/>
+          <w:b/>
+          <w:bCs/>
+          <w:color w:val="000000"/>
+          <w:sz w:val="24"/>
+          <w:szCs w:val="24"/>
+        </w:rPr>
+        <w:t xml:space="preserve">Bảng 2.6: Đặc tả ca sử dụng UC15 - Đăng thảo luận và kiểm duyệt bài viết 2 tầng</w:t>
+      </w:r>
+    </w:p>
+    <w:tbl>
+      <w:tblPr>
+        <w:tblW w:type="pct" w:w="100%"/>
+        <w:tblBorders>
+          <w:top w:val="dotted" w:color="4B88BE" w:sz="8"/>
+          <w:left w:val="dotted" w:color="4B88BE" w:sz="8"/>
+          <w:bottom w:val="dotted" w:color="4B88BE" w:sz="8"/>
+          <w:right w:val="dotted" w:color="4B88BE" w:sz="8"/>
+          <w:insideH w:val="dotted" w:color="4B88BE" w:sz="8"/>
+          <w:insideV w:val="dotted" w:color="4B88BE" w:sz="8"/>
+        </w:tblBorders>
+      </w:tblPr>
+      <w:tblGrid>
+        <w:gridCol w:w="100"/>
+        <w:gridCol w:w="100"/>
+      </w:tblGrid>
+      <w:tr>
+        <w:trPr>
+          <w:tblHeader/>
+        </w:trPr>
+        <w:tc>
+          <w:tcPr>
+            <w:gridSpan w:val="2"/>
+            <w:shd w:fill="FFFFFF"/>
+            <w:tcMar>
+              <w:top w:type="dxa" w:w="90"/>
+              <w:left w:type="dxa" w:w="100"/>
+              <w:bottom w:type="dxa" w:w="90"/>
+              <w:right w:type="dxa" w:w="100"/>
+            </w:tcMar>
+          </w:tcPr>
+          <w:p>
+            <w:pPr>
+              <w:jc w:val="center"/>
+              <w:ind w:firstLine="0" w:left="0" w:right="0"/>
+            </w:pPr>
+            <w:r>
+              <w:rPr>
+                <w:rFonts w:ascii="Times New Roman" w:cs="Times New Roman" w:eastAsia="Times New Roman" w:hAnsi="Times New Roman"/>
+                <w:b/>
+                <w:bCs/>
+                <w:color w:val="000000"/>
+                <w:sz w:val="23"/>
+                <w:szCs w:val="23"/>
+              </w:rPr>
+              <w:t xml:space="preserve">ĐẶC TẢ CA SỬ DỤNG: UC15 - ĐĂNG THẢO LUẬN &amp; TƯƠNG TÁC BÀI VIẾT CỘNG ĐỒNG HỌC TẬP</w:t>
+            </w:r>
+          </w:p>
+        </w:tc>
+      </w:tr>
+      <w:tr>
+        <w:tc>
+          <w:tcPr>
+            <w:tcW w:type="pct" w:w="28%"/>
+            <w:tcMar>
+              <w:top w:type="dxa" w:w="70"/>
+              <w:left w:type="dxa" w:w="100"/>
+              <w:bottom w:type="dxa" w:w="70"/>
+              <w:right w:type="dxa" w:w="100"/>
+            </w:tcMar>
+            <w:vAlign w:val="center"/>
+          </w:tcPr>
+          <w:p>
+            <w:pPr>
+              <w:jc w:val="left"/>
+              <w:ind w:firstLine="0" w:left="0" w:right="0"/>
+            </w:pPr>
+            <w:r>
+              <w:rPr>
+                <w:rFonts w:ascii="Times New Roman" w:cs="Times New Roman" w:eastAsia="Times New Roman" w:hAnsi="Times New Roman"/>
+                <w:b/>
+                <w:bCs/>
+                <w:color w:val="000000"/>
+                <w:sz w:val="22"/>
+                <w:szCs w:val="22"/>
+              </w:rPr>
+              <w:t xml:space="preserve">Mã Ca sử dụng</w:t>
+            </w:r>
+          </w:p>
+        </w:tc>
+        <w:tc>
+          <w:tcPr>
+            <w:tcW w:type="pct" w:w="72%"/>
+            <w:tcMar>
+              <w:top w:type="dxa" w:w="70"/>
+              <w:left w:type="dxa" w:w="100"/>
+              <w:bottom w:type="dxa" w:w="70"/>
+              <w:right w:type="dxa" w:w="100"/>
+            </w:tcMar>
+          </w:tcPr>
+          <w:p>
+            <w:pPr>
+              <w:spacing w:after="20" w:before="20" w:line="260"/>
+              <w:jc w:val="both"/>
+              <w:ind w:firstLine="0" w:left="0" w:right="0"/>
+            </w:pPr>
+            <w:r>
+              <w:rPr>
+                <w:rFonts w:ascii="Times New Roman" w:cs="Times New Roman" w:eastAsia="Times New Roman" w:hAnsi="Times New Roman"/>
+                <w:b/>
+                <w:bCs/>
+                <w:color w:val="000000"/>
+                <w:sz w:val="22"/>
+                <w:szCs w:val="22"/>
+              </w:rPr>
+              <w:t xml:space="preserve">UC15</w:t>
+            </w:r>
+          </w:p>
+        </w:tc>
+      </w:tr>
+      <w:tr>
+        <w:tc>
+          <w:tcPr>
+            <w:tcW w:type="pct" w:w="28%"/>
+            <w:tcMar>
+              <w:top w:type="dxa" w:w="70"/>
+              <w:left w:type="dxa" w:w="100"/>
+              <w:bottom w:type="dxa" w:w="70"/>
+              <w:right w:type="dxa" w:w="100"/>
+            </w:tcMar>
+            <w:vAlign w:val="center"/>
+          </w:tcPr>
+          <w:p>
+            <w:pPr>
+              <w:jc w:val="left"/>
+              <w:ind w:firstLine="0" w:left="0" w:right="0"/>
+            </w:pPr>
+            <w:r>
+              <w:rPr>
+                <w:rFonts w:ascii="Times New Roman" w:cs="Times New Roman" w:eastAsia="Times New Roman" w:hAnsi="Times New Roman"/>
+                <w:b/>
+                <w:bCs/>
+                <w:color w:val="000000"/>
+                <w:sz w:val="22"/>
+                <w:szCs w:val="22"/>
+              </w:rPr>
+              <w:t xml:space="preserve">Tên Ca sử dụng</w:t>
+            </w:r>
+          </w:p>
+        </w:tc>
+        <w:tc>
+          <w:tcPr>
+            <w:tcW w:type="pct" w:w="72%"/>
+            <w:tcMar>
+              <w:top w:type="dxa" w:w="70"/>
+              <w:left w:type="dxa" w:w="100"/>
+              <w:bottom w:type="dxa" w:w="70"/>
+              <w:right w:type="dxa" w:w="100"/>
+            </w:tcMar>
+          </w:tcPr>
+          <w:p>
+            <w:pPr>
+              <w:spacing w:after="20" w:before="20" w:line="260"/>
+              <w:jc w:val="both"/>
+              <w:ind w:firstLine="0" w:left="0" w:right="0"/>
+            </w:pPr>
+            <w:r>
+              <w:rPr>
+                <w:rFonts w:ascii="Times New Roman" w:cs="Times New Roman" w:eastAsia="Times New Roman" w:hAnsi="Times New Roman"/>
+                <w:b/>
+                <w:bCs/>
+                <w:color w:val="000000"/>
+                <w:sz w:val="22"/>
+                <w:szCs w:val="22"/>
+              </w:rPr>
+              <w:t xml:space="preserve">Đăng Thảo luận &amp; Tương tác Bài viết Cộng đồng Học tập</w:t>
+            </w:r>
+          </w:p>
+        </w:tc>
+      </w:tr>
+      <w:tr>
+        <w:tc>
+          <w:tcPr>
+            <w:tcW w:type="pct" w:w="28%"/>
+            <w:tcMar>
+              <w:top w:type="dxa" w:w="70"/>
+              <w:left w:type="dxa" w:w="100"/>
+              <w:bottom w:type="dxa" w:w="70"/>
+              <w:right w:type="dxa" w:w="100"/>
+            </w:tcMar>
+            <w:vAlign w:val="center"/>
+          </w:tcPr>
+          <w:p>
+            <w:pPr>
+              <w:jc w:val="left"/>
+              <w:ind w:firstLine="0" w:left="0" w:right="0"/>
+            </w:pPr>
+            <w:r>
+              <w:rPr>
+                <w:rFonts w:ascii="Times New Roman" w:cs="Times New Roman" w:eastAsia="Times New Roman" w:hAnsi="Times New Roman"/>
+                <w:b/>
+                <w:bCs/>
+                <w:color w:val="000000"/>
+                <w:sz w:val="22"/>
+                <w:szCs w:val="22"/>
+              </w:rPr>
+              <w:t xml:space="preserve">Phân hệ nghiệp vụ</w:t>
+            </w:r>
+          </w:p>
+        </w:tc>
+        <w:tc>
+          <w:tcPr>
+            <w:tcW w:type="pct" w:w="72%"/>
+            <w:tcMar>
+              <w:top w:type="dxa" w:w="70"/>
+              <w:left w:type="dxa" w:w="100"/>
+              <w:bottom w:type="dxa" w:w="70"/>
+              <w:right w:type="dxa" w:w="100"/>
+            </w:tcMar>
+          </w:tcPr>
+          <w:p>
+            <w:pPr>
+              <w:spacing w:after="20" w:before="20" w:line="260"/>
+              <w:jc w:val="both"/>
+              <w:ind w:firstLine="0" w:left="0" w:right="0"/>
+            </w:pPr>
+            <w:r>
+              <w:rPr>
+                <w:rFonts w:ascii="Times New Roman" w:cs="Times New Roman" w:eastAsia="Times New Roman" w:hAnsi="Times New Roman"/>
+                <w:b w:val="false"/>
+                <w:bCs w:val="false"/>
+                <w:color w:val="000000"/>
+                <w:sz w:val="22"/>
+                <w:szCs w:val="22"/>
+              </w:rPr>
+              <w:t xml:space="preserve">Phân hệ 5: Sàn Giáo dục &amp; Cộng đồng (MOD-COMMUNITY)</w:t>
+            </w:r>
+          </w:p>
+        </w:tc>
+      </w:tr>
+      <w:tr>
+        <w:tc>
+          <w:tcPr>
+            <w:tcW w:type="pct" w:w="28%"/>
+            <w:tcMar>
+              <w:top w:type="dxa" w:w="70"/>
+              <w:left w:type="dxa" w:w="100"/>
+              <w:bottom w:type="dxa" w:w="70"/>
+              <w:right w:type="dxa" w:w="100"/>
+            </w:tcMar>
+            <w:vAlign w:val="center"/>
+          </w:tcPr>
+          <w:p>
+            <w:pPr>
+              <w:jc w:val="left"/>
+              <w:ind w:firstLine="0" w:left="0" w:right="0"/>
+            </w:pPr>
+            <w:r>
+              <w:rPr>
+                <w:rFonts w:ascii="Times New Roman" w:cs="Times New Roman" w:eastAsia="Times New Roman" w:hAnsi="Times New Roman"/>
+                <w:b/>
+                <w:bCs/>
+                <w:color w:val="000000"/>
+                <w:sz w:val="22"/>
+                <w:szCs w:val="22"/>
+              </w:rPr>
+              <w:t xml:space="preserve">Tác nhân chính</w:t>
+            </w:r>
+          </w:p>
+        </w:tc>
+        <w:tc>
+          <w:tcPr>
+            <w:tcW w:type="pct" w:w="72%"/>
+            <w:tcMar>
+              <w:top w:type="dxa" w:w="70"/>
+              <w:left w:type="dxa" w:w="100"/>
+              <w:bottom w:type="dxa" w:w="70"/>
+              <w:right w:type="dxa" w:w="100"/>
+            </w:tcMar>
+          </w:tcPr>
+          <w:p>
+            <w:pPr>
+              <w:spacing w:after="20" w:before="20" w:line="260"/>
+              <w:jc w:val="both"/>
+              <w:ind w:firstLine="0" w:left="0" w:right="0"/>
+            </w:pPr>
+            <w:r>
+              <w:rPr>
+                <w:rFonts w:ascii="Times New Roman" w:cs="Times New Roman" w:eastAsia="Times New Roman" w:hAnsi="Times New Roman"/>
+                <w:b w:val="false"/>
+                <w:bCs w:val="false"/>
+                <w:color w:val="000000"/>
+                <w:sz w:val="22"/>
+                <w:szCs w:val="22"/>
+              </w:rPr>
+              <w:t xml:space="preserve">Toàn bộ Người dùng đã đăng nhập (Student, Mentor, Teacher)</w:t>
+            </w:r>
+          </w:p>
+        </w:tc>
+      </w:tr>
+      <w:tr>
+        <w:tc>
+          <w:tcPr>
+            <w:tcW w:type="pct" w:w="28%"/>
+            <w:tcMar>
+              <w:top w:type="dxa" w:w="70"/>
+              <w:left w:type="dxa" w:w="100"/>
+              <w:bottom w:type="dxa" w:w="70"/>
+              <w:right w:type="dxa" w:w="100"/>
+            </w:tcMar>
+            <w:vAlign w:val="center"/>
+          </w:tcPr>
+          <w:p>
+            <w:pPr>
+              <w:jc w:val="left"/>
+              <w:ind w:firstLine="0" w:left="0" w:right="0"/>
+            </w:pPr>
+            <w:r>
+              <w:rPr>
+                <w:rFonts w:ascii="Times New Roman" w:cs="Times New Roman" w:eastAsia="Times New Roman" w:hAnsi="Times New Roman"/>
+                <w:b/>
+                <w:bCs/>
+                <w:color w:val="000000"/>
+                <w:sz w:val="22"/>
+                <w:szCs w:val="22"/>
+              </w:rPr>
+              <w:t xml:space="preserve">Tác nhân phụ / Hệ thống</w:t>
+            </w:r>
+          </w:p>
+        </w:tc>
+        <w:tc>
+          <w:tcPr>
+            <w:tcW w:type="pct" w:w="72%"/>
+            <w:tcMar>
+              <w:top w:type="dxa" w:w="70"/>
+              <w:left w:type="dxa" w:w="100"/>
+              <w:bottom w:type="dxa" w:w="70"/>
+              <w:right w:type="dxa" w:w="100"/>
+            </w:tcMar>
+          </w:tcPr>
+          <w:p>
+            <w:pPr>
+              <w:spacing w:after="20" w:before="20" w:line="260"/>
+              <w:jc w:val="both"/>
+              <w:ind w:firstLine="0" w:left="0" w:right="0"/>
+            </w:pPr>
+            <w:r>
+              <w:rPr>
+                <w:rFonts w:ascii="Times New Roman" w:cs="Times New Roman" w:eastAsia="Times New Roman" w:hAnsi="Times New Roman"/>
+                <w:b w:val="false"/>
+                <w:bCs w:val="false"/>
+                <w:color w:val="000000"/>
+                <w:sz w:val="22"/>
+                <w:szCs w:val="22"/>
+              </w:rPr>
+              <w:t xml:space="preserve">Động cơ Kiểm duyệt Tự động AI (Gemini Safety Filter), Ban Quản trị viên</w:t>
+            </w:r>
+          </w:p>
+        </w:tc>
+      </w:tr>
+      <w:tr>
+        <w:tc>
+          <w:tcPr>
+            <w:tcW w:type="pct" w:w="28%"/>
+            <w:tcMar>
+              <w:top w:type="dxa" w:w="70"/>
+              <w:left w:type="dxa" w:w="100"/>
+              <w:bottom w:type="dxa" w:w="70"/>
+              <w:right w:type="dxa" w:w="100"/>
+            </w:tcMar>
+            <w:vAlign w:val="center"/>
+          </w:tcPr>
+          <w:p>
+            <w:pPr>
+              <w:jc w:val="left"/>
+              <w:ind w:firstLine="0" w:left="0" w:right="0"/>
+            </w:pPr>
+            <w:r>
+              <w:rPr>
+                <w:rFonts w:ascii="Times New Roman" w:cs="Times New Roman" w:eastAsia="Times New Roman" w:hAnsi="Times New Roman"/>
+                <w:b/>
+                <w:bCs/>
+                <w:color w:val="000000"/>
+                <w:sz w:val="22"/>
+                <w:szCs w:val="22"/>
+              </w:rPr>
+              <w:t xml:space="preserve">Mô tả tóm tắt</w:t>
+            </w:r>
+          </w:p>
+        </w:tc>
+        <w:tc>
+          <w:tcPr>
+            <w:tcW w:type="pct" w:w="72%"/>
+            <w:tcMar>
+              <w:top w:type="dxa" w:w="70"/>
+              <w:left w:type="dxa" w:w="100"/>
+              <w:bottom w:type="dxa" w:w="70"/>
+              <w:right w:type="dxa" w:w="100"/>
+            </w:tcMar>
+          </w:tcPr>
+          <w:p>
+            <w:pPr>
+              <w:spacing w:after="20" w:before="20" w:line="260"/>
+              <w:jc w:val="both"/>
+              <w:ind w:firstLine="0" w:left="0" w:right="0"/>
+            </w:pPr>
+            <w:r>
+              <w:rPr>
+                <w:rFonts w:ascii="Times New Roman" w:cs="Times New Roman" w:eastAsia="Times New Roman" w:hAnsi="Times New Roman"/>
+                <w:b w:val="false"/>
+                <w:bCs w:val="false"/>
+                <w:color w:val="000000"/>
+                <w:sz w:val="22"/>
+                <w:szCs w:val="22"/>
+              </w:rPr>
+              <w:t xml:space="preserve">Quy trình người dùng chia sẻ kinh nghiệm học tập, đặt câu hỏi học thuật lên diễn đàn cộng đồng; bài viết được kiểm duyệt tự động trước khi xuất bản rộng rãi.</w:t>
+            </w:r>
+          </w:p>
+        </w:tc>
+      </w:tr>
+      <w:tr>
+        <w:tc>
+          <w:tcPr>
+            <w:tcW w:type="pct" w:w="28%"/>
+            <w:tcMar>
+              <w:top w:type="dxa" w:w="70"/>
+              <w:left w:type="dxa" w:w="100"/>
+              <w:bottom w:type="dxa" w:w="70"/>
+              <w:right w:type="dxa" w:w="100"/>
+            </w:tcMar>
+            <w:vAlign w:val="center"/>
+          </w:tcPr>
+          <w:p>
+            <w:pPr>
+              <w:jc w:val="left"/>
+              <w:ind w:firstLine="0" w:left="0" w:right="0"/>
+            </w:pPr>
+            <w:r>
+              <w:rPr>
+                <w:rFonts w:ascii="Times New Roman" w:cs="Times New Roman" w:eastAsia="Times New Roman" w:hAnsi="Times New Roman"/>
+                <w:b/>
+                <w:bCs/>
+                <w:color w:val="000000"/>
+                <w:sz w:val="22"/>
+                <w:szCs w:val="22"/>
+              </w:rPr>
+              <w:t xml:space="preserve">Tiền điều kiện</w:t>
+            </w:r>
+          </w:p>
+        </w:tc>
+        <w:tc>
+          <w:tcPr>
+            <w:tcW w:type="pct" w:w="72%"/>
+            <w:tcMar>
+              <w:top w:type="dxa" w:w="70"/>
+              <w:left w:type="dxa" w:w="100"/>
+              <w:bottom w:type="dxa" w:w="70"/>
+              <w:right w:type="dxa" w:w="100"/>
+            </w:tcMar>
+          </w:tcPr>
+          <w:p>
+            <w:pPr>
+              <w:spacing w:after="20" w:before="20" w:line="260"/>
+              <w:jc w:val="both"/>
+              <w:ind w:firstLine="0" w:left="0" w:right="0"/>
+            </w:pPr>
+            <w:r>
+              <w:rPr>
+                <w:rFonts w:ascii="Times New Roman" w:cs="Times New Roman" w:eastAsia="Times New Roman" w:hAnsi="Times New Roman"/>
+                <w:b w:val="false"/>
+                <w:bCs w:val="false"/>
+                <w:color w:val="000000"/>
+                <w:sz w:val="22"/>
+                <w:szCs w:val="22"/>
+              </w:rPr>
+              <w:t xml:space="preserve">Người dùng đã đăng nhập và tài khoản ở trạng thái hoạt động bình thường (không bị kỷ luật cấm đăng bài).</w:t>
+            </w:r>
+          </w:p>
+        </w:tc>
+      </w:tr>
+      <w:tr>
+        <w:tc>
+          <w:tcPr>
+            <w:tcW w:type="pct" w:w="28%"/>
+            <w:tcMar>
+              <w:top w:type="dxa" w:w="70"/>
+              <w:left w:type="dxa" w:w="100"/>
+              <w:bottom w:type="dxa" w:w="70"/>
+              <w:right w:type="dxa" w:w="100"/>
+            </w:tcMar>
+            <w:vAlign w:val="center"/>
+          </w:tcPr>
+          <w:p>
+            <w:pPr>
+              <w:jc w:val="left"/>
+              <w:ind w:firstLine="0" w:left="0" w:right="0"/>
+            </w:pPr>
+            <w:r>
+              <w:rPr>
+                <w:rFonts w:ascii="Times New Roman" w:cs="Times New Roman" w:eastAsia="Times New Roman" w:hAnsi="Times New Roman"/>
+                <w:b/>
+                <w:bCs/>
+                <w:color w:val="000000"/>
+                <w:sz w:val="22"/>
+                <w:szCs w:val="22"/>
+              </w:rPr>
+              <w:t xml:space="preserve">Hậu điều kiện</w:t>
+            </w:r>
+          </w:p>
+        </w:tc>
+        <w:tc>
+          <w:tcPr>
+            <w:tcW w:type="pct" w:w="72%"/>
+            <w:tcMar>
+              <w:top w:type="dxa" w:w="70"/>
+              <w:left w:type="dxa" w:w="100"/>
+              <w:bottom w:type="dxa" w:w="70"/>
+              <w:right w:type="dxa" w:w="100"/>
+            </w:tcMar>
+          </w:tcPr>
+          <w:p>
+            <w:pPr>
+              <w:spacing w:after="20" w:before="20" w:line="260"/>
+              <w:jc w:val="both"/>
+              <w:ind w:firstLine="0" w:left="0" w:right="0"/>
+            </w:pPr>
+            <w:r>
+              <w:rPr>
+                <w:rFonts w:ascii="Times New Roman" w:cs="Times New Roman" w:eastAsia="Times New Roman" w:hAnsi="Times New Roman"/>
+                <w:b w:val="false"/>
+                <w:bCs w:val="false"/>
+                <w:color w:val="000000"/>
+                <w:sz w:val="22"/>
+                <w:szCs w:val="22"/>
+              </w:rPr>
+              <w:t xml:space="preserve">Bài viết hợp lệ được hiển thị trên Bảng tin chung; người dùng khác có thể xem, thích và bình luận.</w:t>
+            </w:r>
+          </w:p>
+        </w:tc>
+      </w:tr>
+      <w:tr>
+        <w:tc>
+          <w:tcPr>
+            <w:tcW w:type="pct" w:w="28%"/>
+            <w:tcMar>
+              <w:top w:type="dxa" w:w="70"/>
+              <w:left w:type="dxa" w:w="100"/>
+              <w:bottom w:type="dxa" w:w="70"/>
+              <w:right w:type="dxa" w:w="100"/>
+            </w:tcMar>
+            <w:vAlign w:val="center"/>
+          </w:tcPr>
+          <w:p>
+            <w:pPr>
+              <w:jc w:val="left"/>
+              <w:ind w:firstLine="0" w:left="0" w:right="0"/>
+            </w:pPr>
+            <w:r>
+              <w:rPr>
+                <w:rFonts w:ascii="Times New Roman" w:cs="Times New Roman" w:eastAsia="Times New Roman" w:hAnsi="Times New Roman"/>
+                <w:b/>
+                <w:bCs/>
+                <w:color w:val="000000"/>
+                <w:sz w:val="22"/>
+                <w:szCs w:val="22"/>
+              </w:rPr>
+              <w:t xml:space="preserve">Luồng sự kiện chính (Basic Flow)</w:t>
+            </w:r>
+          </w:p>
+        </w:tc>
+        <w:tc>
+          <w:tcPr>
+            <w:tcW w:type="pct" w:w="72%"/>
+            <w:tcMar>
+              <w:top w:type="dxa" w:w="70"/>
+              <w:left w:type="dxa" w:w="100"/>
+              <w:bottom w:type="dxa" w:w="70"/>
+              <w:right w:type="dxa" w:w="100"/>
+            </w:tcMar>
+          </w:tcPr>
+          <w:p>
+            <w:pPr>
+              <w:spacing w:after="20" w:before="20" w:line="260"/>
+              <w:ind w:left="240" w:hanging="240"/>
+              <w:jc w:val="both"/>
+            </w:pPr>
+            <w:r>
+              <w:rPr>
+                <w:rFonts w:ascii="Times New Roman" w:cs="Times New Roman" w:eastAsia="Times New Roman" w:hAnsi="Times New Roman"/>
+                <w:color w:val="000000"/>
+                <w:sz w:val="22"/>
+                <w:szCs w:val="22"/>
+              </w:rPr>
+              <w:t xml:space="preserve">1. Người dùng chọn nhóm thảo luận hoặc bảng tin cộng đồng, bấm "Tạo bài viết mới".</w:t>
+            </w:r>
+          </w:p>
+          <w:p>
+            <w:pPr>
+              <w:spacing w:after="20" w:before="20" w:line="260"/>
+              <w:ind w:left="240" w:hanging="240"/>
+              <w:jc w:val="both"/>
+            </w:pPr>
+            <w:r>
+              <w:rPr>
+                <w:rFonts w:ascii="Times New Roman" w:cs="Times New Roman" w:eastAsia="Times New Roman" w:hAnsi="Times New Roman"/>
+                <w:color w:val="000000"/>
+                <w:sz w:val="22"/>
+                <w:szCs w:val="22"/>
+              </w:rPr>
+              <w:t xml:space="preserve">2. Người dùng nhập tiêu đề, nội dung văn bản, gắn nhãn chủ đề (Tag) và đính kèm tệp ảnh/tài liệu.</w:t>
+            </w:r>
+          </w:p>
+          <w:p>
+            <w:pPr>
+              <w:spacing w:after="20" w:before="20" w:line="260"/>
+              <w:ind w:left="240" w:hanging="240"/>
+              <w:jc w:val="both"/>
+            </w:pPr>
+            <w:r>
+              <w:rPr>
+                <w:rFonts w:ascii="Times New Roman" w:cs="Times New Roman" w:eastAsia="Times New Roman" w:hAnsi="Times New Roman"/>
+                <w:color w:val="000000"/>
+                <w:sz w:val="22"/>
+                <w:szCs w:val="22"/>
+              </w:rPr>
+              <w:t xml:space="preserve">3. Người dùng bấm nút "Đăng bài".</w:t>
+            </w:r>
+          </w:p>
+          <w:p>
+            <w:pPr>
+              <w:spacing w:after="20" w:before="20" w:line="260"/>
+              <w:ind w:left="240" w:hanging="240"/>
+              <w:jc w:val="both"/>
+            </w:pPr>
+            <w:r>
+              <w:rPr>
+                <w:rFonts w:ascii="Times New Roman" w:cs="Times New Roman" w:eastAsia="Times New Roman" w:hAnsi="Times New Roman"/>
+                <w:color w:val="000000"/>
+                <w:sz w:val="22"/>
+                <w:szCs w:val="22"/>
+              </w:rPr>
+              <w:t xml:space="preserve">4. Backend tiếp nhận bài viết và kích hoạt luồng Kiểm duyệt 2 tầng (Two-Tier Moderation).</w:t>
+            </w:r>
+          </w:p>
+          <w:p>
+            <w:pPr>
+              <w:spacing w:after="20" w:before="20" w:line="260"/>
+              <w:ind w:left="240" w:hanging="240"/>
+              <w:jc w:val="both"/>
+            </w:pPr>
+            <w:r>
+              <w:rPr>
+                <w:rFonts w:ascii="Times New Roman" w:cs="Times New Roman" w:eastAsia="Times New Roman" w:hAnsi="Times New Roman"/>
+                <w:color w:val="000000"/>
+                <w:sz w:val="22"/>
+                <w:szCs w:val="22"/>
+              </w:rPr>
+              <w:t xml:space="preserve">5. Tầng 1 (Regex Blacklist): Hệ thống quét nhanh các từ khóa tục tĩu, vi phạm thuần phong mỹ tục.</w:t>
+            </w:r>
+          </w:p>
+          <w:p>
+            <w:pPr>
+              <w:spacing w:after="20" w:before="20" w:line="260"/>
+              <w:ind w:left="240" w:hanging="240"/>
+              <w:jc w:val="both"/>
+            </w:pPr>
+            <w:r>
+              <w:rPr>
+                <w:rFonts w:ascii="Times New Roman" w:cs="Times New Roman" w:eastAsia="Times New Roman" w:hAnsi="Times New Roman"/>
+                <w:color w:val="000000"/>
+                <w:sz w:val="22"/>
+                <w:szCs w:val="22"/>
+              </w:rPr>
+              <w:t xml:space="preserve">6. Tầng 2 (AI Semantic Analysis): Hệ thống gọi mô hình phân tích ngữ nghĩa để phát hiện nội dung thù ghét, tin giả.</w:t>
+            </w:r>
+          </w:p>
+          <w:p>
+            <w:pPr>
+              <w:spacing w:after="20" w:before="20" w:line="260"/>
+              <w:ind w:left="240" w:hanging="240"/>
+              <w:jc w:val="both"/>
+            </w:pPr>
+            <w:r>
+              <w:rPr>
+                <w:rFonts w:ascii="Times New Roman" w:cs="Times New Roman" w:eastAsia="Times New Roman" w:hAnsi="Times New Roman"/>
+                <w:color w:val="000000"/>
+                <w:sz w:val="22"/>
+                <w:szCs w:val="22"/>
+              </w:rPr>
+              <w:t xml:space="preserve">7. Nếu bài viết đạt chuẩn an toàn: Hệ thống lưu bài viết với trạng thái APPROVED.</w:t>
+            </w:r>
+          </w:p>
+          <w:p>
+            <w:pPr>
+              <w:spacing w:after="20" w:before="20" w:line="260"/>
+              <w:ind w:left="240" w:hanging="240"/>
+              <w:jc w:val="both"/>
+            </w:pPr>
+            <w:r>
+              <w:rPr>
+                <w:rFonts w:ascii="Times New Roman" w:cs="Times New Roman" w:eastAsia="Times New Roman" w:hAnsi="Times New Roman"/>
+                <w:color w:val="000000"/>
+                <w:sz w:val="22"/>
+                <w:szCs w:val="22"/>
+              </w:rPr>
+              <w:t xml:space="preserve">8. Bài viết xuất hiện tức thì trên Bảng tin công khai; hệ thống gửi thông báo WebSocket tới các thành viên theo dõi nhóm.</w:t>
+            </w:r>
+          </w:p>
+          <w:p>
+            <w:pPr>
+              <w:spacing w:after="20" w:before="20" w:line="260"/>
+              <w:ind w:left="240" w:hanging="240"/>
+              <w:jc w:val="both"/>
+            </w:pPr>
+            <w:r>
+              <w:rPr>
+                <w:rFonts w:ascii="Times New Roman" w:cs="Times New Roman" w:eastAsia="Times New Roman" w:hAnsi="Times New Roman"/>
+                <w:color w:val="000000"/>
+                <w:sz w:val="22"/>
+                <w:szCs w:val="22"/>
+              </w:rPr>
+              <w:t xml:space="preserve">9. Người dùng khác có thể tương tác: Thả tim, Bình luận, Chia sẻ tài liệu.</w:t>
+            </w:r>
+          </w:p>
+        </w:tc>
+      </w:tr>
+      <w:tr>
+        <w:tc>
+          <w:tcPr>
+            <w:tcW w:type="pct" w:w="28%"/>
+            <w:tcMar>
+              <w:top w:type="dxa" w:w="70"/>
+              <w:left w:type="dxa" w:w="100"/>
+              <w:bottom w:type="dxa" w:w="70"/>
+              <w:right w:type="dxa" w:w="100"/>
+            </w:tcMar>
+            <w:vAlign w:val="center"/>
+          </w:tcPr>
+          <w:p>
+            <w:pPr>
+              <w:jc w:val="left"/>
+              <w:ind w:firstLine="0" w:left="0" w:right="0"/>
+            </w:pPr>
+            <w:r>
+              <w:rPr>
+                <w:rFonts w:ascii="Times New Roman" w:cs="Times New Roman" w:eastAsia="Times New Roman" w:hAnsi="Times New Roman"/>
+                <w:b/>
+                <w:bCs/>
+                <w:color w:val="000000"/>
+                <w:sz w:val="22"/>
+                <w:szCs w:val="22"/>
+              </w:rPr>
+              <w:t xml:space="preserve">Luồng ngoại lệ (Alternative Flow)</w:t>
+            </w:r>
+          </w:p>
+        </w:tc>
+        <w:tc>
+          <w:tcPr>
+            <w:tcW w:type="pct" w:w="72%"/>
+            <w:tcMar>
+              <w:top w:type="dxa" w:w="70"/>
+              <w:left w:type="dxa" w:w="100"/>
+              <w:bottom w:type="dxa" w:w="70"/>
+              <w:right w:type="dxa" w:w="100"/>
+            </w:tcMar>
+          </w:tcPr>
+          <w:p>
+            <w:pPr>
+              <w:spacing w:after="20" w:before="20" w:line="260"/>
+              <w:ind w:left="240" w:hanging="240"/>
+              <w:jc w:val="both"/>
+            </w:pPr>
+            <w:r>
+              <w:rPr>
+                <w:rFonts w:ascii="Times New Roman" w:cs="Times New Roman" w:eastAsia="Times New Roman" w:hAnsi="Times New Roman"/>
+                <w:color w:val="000000"/>
+                <w:sz w:val="22"/>
+                <w:szCs w:val="22"/>
+              </w:rPr>
+              <w:t xml:space="preserve">- 5a/6a. Bài viết chứa từ ngữ vi phạm hoặc AI đánh giá độc hại vượt ngưỡng: Hệ thống tự động chuyển bài viết sang trạng thái PENDING_REVIEW.</w:t>
+            </w:r>
+          </w:p>
+          <w:p>
+            <w:pPr>
+              <w:spacing w:after="20" w:before="20" w:line="260"/>
+              <w:ind w:left="240" w:hanging="240"/>
+              <w:jc w:val="both"/>
+            </w:pPr>
+            <w:r>
+              <w:rPr>
+                <w:rFonts w:ascii="Times New Roman" w:cs="Times New Roman" w:eastAsia="Times New Roman" w:hAnsi="Times New Roman"/>
+                <w:color w:val="000000"/>
+                <w:sz w:val="22"/>
+                <w:szCs w:val="22"/>
+              </w:rPr>
+              <w:t xml:space="preserve">- 6b. Bài viết bị giữ lại kiểm duyệt: Hệ thống gửi thông báo cho tác giả "Bài viết đang được Ban quản trị duyệt thủ công" và đẩy vào hàng đợi của Admin Dashboard.</w:t>
+            </w:r>
+          </w:p>
+        </w:tc>
+      </w:tr>
+    </w:tbl>
+    <w:p>
+      <w:pPr>
+        <w:pStyle w:val="Heading3"/>
+        <w:spacing w:after="60" w:before="160"/>
+      </w:pPr>
+      <w:r>
+        <w:rPr>
+          <w:rFonts w:ascii="Times New Roman" w:cs="Times New Roman" w:eastAsia="Times New Roman" w:hAnsi="Times New Roman"/>
+          <w:b/>
+          <w:bCs/>
+          <w:i/>
+          <w:iCs/>
+          <w:color w:val="000000"/>
+          <w:sz w:val="25"/>
+          <w:szCs w:val="25"/>
+        </w:rPr>
+        <w:t xml:space="preserve">f. Đặc tả Ca sử dụng UC17: Quản trị tài khoản người dùng &amp; Phân quyền RBAC</w:t>
+      </w:r>
+    </w:p>
+    <w:p>
+      <w:pPr>
+        <w:spacing w:after="40" w:before="40"/>
+        <w:jc w:val="center"/>
+      </w:pPr>
+      <w:r>
+        <w:rPr>
+          <w:rFonts w:ascii="Times New Roman" w:cs="Times New Roman" w:eastAsia="Times New Roman" w:hAnsi="Times New Roman"/>
+          <w:b/>
+          <w:bCs/>
+          <w:color w:val="000000"/>
+          <w:sz w:val="24"/>
+          <w:szCs w:val="24"/>
+        </w:rPr>
+        <w:t xml:space="preserve">Bảng 2.7: Đặc tả ca sử dụng UC17 - Quản trị tài khoản và phân quyền hệ thống (RBAC)</w:t>
+      </w:r>
+    </w:p>
+    <w:tbl>
+      <w:tblPr>
+        <w:tblW w:type="pct" w:w="100%"/>
+        <w:tblBorders>
+          <w:top w:val="dotted" w:color="4B88BE" w:sz="8"/>
+          <w:left w:val="dotted" w:color="4B88BE" w:sz="8"/>
+          <w:bottom w:val="dotted" w:color="4B88BE" w:sz="8"/>
+          <w:right w:val="dotted" w:color="4B88BE" w:sz="8"/>
+          <w:insideH w:val="dotted" w:color="4B88BE" w:sz="8"/>
+          <w:insideV w:val="dotted" w:color="4B88BE" w:sz="8"/>
+        </w:tblBorders>
+      </w:tblPr>
+      <w:tblGrid>
+        <w:gridCol w:w="100"/>
+        <w:gridCol w:w="100"/>
+      </w:tblGrid>
+      <w:tr>
+        <w:trPr>
+          <w:tblHeader/>
+        </w:trPr>
+        <w:tc>
+          <w:tcPr>
+            <w:gridSpan w:val="2"/>
+            <w:shd w:fill="FFFFFF"/>
+            <w:tcMar>
+              <w:top w:type="dxa" w:w="90"/>
+              <w:left w:type="dxa" w:w="100"/>
+              <w:bottom w:type="dxa" w:w="90"/>
+              <w:right w:type="dxa" w:w="100"/>
+            </w:tcMar>
+          </w:tcPr>
+          <w:p>
+            <w:pPr>
+              <w:jc w:val="center"/>
+              <w:ind w:firstLine="0" w:left="0" w:right="0"/>
+            </w:pPr>
+            <w:r>
+              <w:rPr>
+                <w:rFonts w:ascii="Times New Roman" w:cs="Times New Roman" w:eastAsia="Times New Roman" w:hAnsi="Times New Roman"/>
+                <w:b/>
+                <w:bCs/>
+                <w:color w:val="000000"/>
+                <w:sz w:val="23"/>
+                <w:szCs w:val="23"/>
+              </w:rPr>
+              <w:t xml:space="preserve">ĐẶC TẢ CA SỬ DỤNG: UC17 - QUẢN TRỊ TÀI KHOẢN NGƯỜI DÙNG &amp; PHÂN QUYỀN HỆ THỐNG (RBAC)</w:t>
+            </w:r>
+          </w:p>
+        </w:tc>
+      </w:tr>
+      <w:tr>
+        <w:tc>
+          <w:tcPr>
+            <w:tcW w:type="pct" w:w="28%"/>
+            <w:tcMar>
+              <w:top w:type="dxa" w:w="70"/>
+              <w:left w:type="dxa" w:w="100"/>
+              <w:bottom w:type="dxa" w:w="70"/>
+              <w:right w:type="dxa" w:w="100"/>
+            </w:tcMar>
+            <w:vAlign w:val="center"/>
+          </w:tcPr>
+          <w:p>
+            <w:pPr>
+              <w:jc w:val="left"/>
+              <w:ind w:firstLine="0" w:left="0" w:right="0"/>
+            </w:pPr>
+            <w:r>
+              <w:rPr>
+                <w:rFonts w:ascii="Times New Roman" w:cs="Times New Roman" w:eastAsia="Times New Roman" w:hAnsi="Times New Roman"/>
+                <w:b/>
+                <w:bCs/>
+                <w:color w:val="000000"/>
+                <w:sz w:val="22"/>
+                <w:szCs w:val="22"/>
+              </w:rPr>
+              <w:t xml:space="preserve">Mã Ca sử dụng</w:t>
+            </w:r>
+          </w:p>
+        </w:tc>
+        <w:tc>
+          <w:tcPr>
+            <w:tcW w:type="pct" w:w="72%"/>
+            <w:tcMar>
+              <w:top w:type="dxa" w:w="70"/>
+              <w:left w:type="dxa" w:w="100"/>
+              <w:bottom w:type="dxa" w:w="70"/>
+              <w:right w:type="dxa" w:w="100"/>
+            </w:tcMar>
+          </w:tcPr>
+          <w:p>
+            <w:pPr>
+              <w:spacing w:after="20" w:before="20" w:line="260"/>
+              <w:jc w:val="both"/>
+              <w:ind w:firstLine="0" w:left="0" w:right="0"/>
+            </w:pPr>
+            <w:r>
+              <w:rPr>
+                <w:rFonts w:ascii="Times New Roman" w:cs="Times New Roman" w:eastAsia="Times New Roman" w:hAnsi="Times New Roman"/>
+                <w:b/>
+                <w:bCs/>
+                <w:color w:val="000000"/>
+                <w:sz w:val="22"/>
+                <w:szCs w:val="22"/>
+              </w:rPr>
+              <w:t xml:space="preserve">UC17</w:t>
+            </w:r>
+          </w:p>
+        </w:tc>
+      </w:tr>
+      <w:tr>
+        <w:tc>
+          <w:tcPr>
+            <w:tcW w:type="pct" w:w="28%"/>
+            <w:tcMar>
+              <w:top w:type="dxa" w:w="70"/>
+              <w:left w:type="dxa" w:w="100"/>
+              <w:bottom w:type="dxa" w:w="70"/>
+              <w:right w:type="dxa" w:w="100"/>
+            </w:tcMar>
+            <w:vAlign w:val="center"/>
+          </w:tcPr>
+          <w:p>
+            <w:pPr>
+              <w:jc w:val="left"/>
+              <w:ind w:firstLine="0" w:left="0" w:right="0"/>
+            </w:pPr>
+            <w:r>
+              <w:rPr>
+                <w:rFonts w:ascii="Times New Roman" w:cs="Times New Roman" w:eastAsia="Times New Roman" w:hAnsi="Times New Roman"/>
+                <w:b/>
+                <w:bCs/>
+                <w:color w:val="000000"/>
+                <w:sz w:val="22"/>
+                <w:szCs w:val="22"/>
+              </w:rPr>
+              <w:t xml:space="preserve">Tên Ca sử dụng</w:t>
+            </w:r>
+          </w:p>
+        </w:tc>
+        <w:tc>
+          <w:tcPr>
+            <w:tcW w:type="pct" w:w="72%"/>
+            <w:tcMar>
+              <w:top w:type="dxa" w:w="70"/>
+              <w:left w:type="dxa" w:w="100"/>
+              <w:bottom w:type="dxa" w:w="70"/>
+              <w:right w:type="dxa" w:w="100"/>
+            </w:tcMar>
+          </w:tcPr>
+          <w:p>
+            <w:pPr>
+              <w:spacing w:after="20" w:before="20" w:line="260"/>
+              <w:jc w:val="both"/>
+              <w:ind w:firstLine="0" w:left="0" w:right="0"/>
+            </w:pPr>
+            <w:r>
+              <w:rPr>
+                <w:rFonts w:ascii="Times New Roman" w:cs="Times New Roman" w:eastAsia="Times New Roman" w:hAnsi="Times New Roman"/>
+                <w:b/>
+                <w:bCs/>
+                <w:color w:val="000000"/>
+                <w:sz w:val="22"/>
+                <w:szCs w:val="22"/>
+              </w:rPr>
+              <w:t xml:space="preserve">Quản trị Tài khoản Người dùng &amp; Phân quyền Hệ thống (RBAC)</w:t>
+            </w:r>
+          </w:p>
+        </w:tc>
+      </w:tr>
+      <w:tr>
+        <w:tc>
+          <w:tcPr>
+            <w:tcW w:type="pct" w:w="28%"/>
+            <w:tcMar>
+              <w:top w:type="dxa" w:w="70"/>
+              <w:left w:type="dxa" w:w="100"/>
+              <w:bottom w:type="dxa" w:w="70"/>
+              <w:right w:type="dxa" w:w="100"/>
+            </w:tcMar>
+            <w:vAlign w:val="center"/>
+          </w:tcPr>
+          <w:p>
+            <w:pPr>
+              <w:jc w:val="left"/>
+              <w:ind w:firstLine="0" w:left="0" w:right="0"/>
+            </w:pPr>
+            <w:r>
+              <w:rPr>
+                <w:rFonts w:ascii="Times New Roman" w:cs="Times New Roman" w:eastAsia="Times New Roman" w:hAnsi="Times New Roman"/>
+                <w:b/>
+                <w:bCs/>
+                <w:color w:val="000000"/>
+                <w:sz w:val="22"/>
+                <w:szCs w:val="22"/>
+              </w:rPr>
+              <w:t xml:space="preserve">Phân hệ nghiệp vụ</w:t>
+            </w:r>
+          </w:p>
+        </w:tc>
+        <w:tc>
+          <w:tcPr>
+            <w:tcW w:type="pct" w:w="72%"/>
+            <w:tcMar>
+              <w:top w:type="dxa" w:w="70"/>
+              <w:left w:type="dxa" w:w="100"/>
+              <w:bottom w:type="dxa" w:w="70"/>
+              <w:right w:type="dxa" w:w="100"/>
+            </w:tcMar>
+          </w:tcPr>
+          <w:p>
+            <w:pPr>
+              <w:spacing w:after="20" w:before="20" w:line="260"/>
+              <w:jc w:val="both"/>
+              <w:ind w:firstLine="0" w:left="0" w:right="0"/>
+            </w:pPr>
+            <w:r>
+              <w:rPr>
+                <w:rFonts w:ascii="Times New Roman" w:cs="Times New Roman" w:eastAsia="Times New Roman" w:hAnsi="Times New Roman"/>
+                <w:b w:val="false"/>
+                <w:bCs w:val="false"/>
+                <w:color w:val="000000"/>
+                <w:sz w:val="22"/>
+                <w:szCs w:val="22"/>
+              </w:rPr>
+              <w:t xml:space="preserve">Phân hệ 6: Quản trị &amp; Điều hành Nền tảng (MOD-AUTH / ADMIN)</w:t>
+            </w:r>
+          </w:p>
+        </w:tc>
+      </w:tr>
+      <w:tr>
+        <w:tc>
+          <w:tcPr>
+            <w:tcW w:type="pct" w:w="28%"/>
+            <w:tcMar>
+              <w:top w:type="dxa" w:w="70"/>
+              <w:left w:type="dxa" w:w="100"/>
+              <w:bottom w:type="dxa" w:w="70"/>
+              <w:right w:type="dxa" w:w="100"/>
+            </w:tcMar>
+            <w:vAlign w:val="center"/>
+          </w:tcPr>
+          <w:p>
+            <w:pPr>
+              <w:jc w:val="left"/>
+              <w:ind w:firstLine="0" w:left="0" w:right="0"/>
+            </w:pPr>
+            <w:r>
+              <w:rPr>
+                <w:rFonts w:ascii="Times New Roman" w:cs="Times New Roman" w:eastAsia="Times New Roman" w:hAnsi="Times New Roman"/>
+                <w:b/>
+                <w:bCs/>
+                <w:color w:val="000000"/>
+                <w:sz w:val="22"/>
+                <w:szCs w:val="22"/>
+              </w:rPr>
+              <w:t xml:space="preserve">Tác nhân chính</w:t>
+            </w:r>
+          </w:p>
+        </w:tc>
+        <w:tc>
+          <w:tcPr>
+            <w:tcW w:type="pct" w:w="72%"/>
+            <w:tcMar>
+              <w:top w:type="dxa" w:w="70"/>
+              <w:left w:type="dxa" w:w="100"/>
+              <w:bottom w:type="dxa" w:w="70"/>
+              <w:right w:type="dxa" w:w="100"/>
+            </w:tcMar>
+          </w:tcPr>
+          <w:p>
+            <w:pPr>
+              <w:spacing w:after="20" w:before="20" w:line="260"/>
+              <w:jc w:val="both"/>
+              <w:ind w:firstLine="0" w:left="0" w:right="0"/>
+            </w:pPr>
+            <w:r>
+              <w:rPr>
+                <w:rFonts w:ascii="Times New Roman" w:cs="Times New Roman" w:eastAsia="Times New Roman" w:hAnsi="Times New Roman"/>
+                <w:b w:val="false"/>
+                <w:bCs w:val="false"/>
+                <w:color w:val="000000"/>
+                <w:sz w:val="22"/>
+                <w:szCs w:val="22"/>
+              </w:rPr>
+              <w:t xml:space="preserve">Quản trị viên Hệ thống (System Administrator)</w:t>
+            </w:r>
+          </w:p>
+        </w:tc>
+      </w:tr>
+      <w:tr>
+        <w:tc>
+          <w:tcPr>
+            <w:tcW w:type="pct" w:w="28%"/>
+            <w:tcMar>
+              <w:top w:type="dxa" w:w="70"/>
+              <w:left w:type="dxa" w:w="100"/>
+              <w:bottom w:type="dxa" w:w="70"/>
+              <w:right w:type="dxa" w:w="100"/>
+            </w:tcMar>
+            <w:vAlign w:val="center"/>
+          </w:tcPr>
+          <w:p>
+            <w:pPr>
+              <w:jc w:val="left"/>
+              <w:ind w:firstLine="0" w:left="0" w:right="0"/>
+            </w:pPr>
+            <w:r>
+              <w:rPr>
+                <w:rFonts w:ascii="Times New Roman" w:cs="Times New Roman" w:eastAsia="Times New Roman" w:hAnsi="Times New Roman"/>
+                <w:b/>
+                <w:bCs/>
+                <w:color w:val="000000"/>
+                <w:sz w:val="22"/>
+                <w:szCs w:val="22"/>
+              </w:rPr>
+              <w:t xml:space="preserve">Tác nhân phụ / Hệ thống</w:t>
+            </w:r>
+          </w:p>
+        </w:tc>
+        <w:tc>
+          <w:tcPr>
+            <w:tcW w:type="pct" w:w="72%"/>
+            <w:tcMar>
+              <w:top w:type="dxa" w:w="70"/>
+              <w:left w:type="dxa" w:w="100"/>
+              <w:bottom w:type="dxa" w:w="70"/>
+              <w:right w:type="dxa" w:w="100"/>
+            </w:tcMar>
+          </w:tcPr>
+          <w:p>
+            <w:pPr>
+              <w:spacing w:after="20" w:before="20" w:line="260"/>
+              <w:jc w:val="both"/>
+              <w:ind w:firstLine="0" w:left="0" w:right="0"/>
+            </w:pPr>
+            <w:r>
+              <w:rPr>
+                <w:rFonts w:ascii="Times New Roman" w:cs="Times New Roman" w:eastAsia="Times New Roman" w:hAnsi="Times New Roman"/>
+                <w:b w:val="false"/>
+                <w:bCs w:val="false"/>
+                <w:color w:val="000000"/>
+                <w:sz w:val="22"/>
+                <w:szCs w:val="22"/>
+              </w:rPr>
+              <w:t xml:space="preserve">Hệ thống Phân quyền Role-Based Access Control (RBAC), Nhật ký Kiểm toán (Audit Log)</w:t>
+            </w:r>
+          </w:p>
+        </w:tc>
+      </w:tr>
+      <w:tr>
+        <w:tc>
+          <w:tcPr>
+            <w:tcW w:type="pct" w:w="28%"/>
+            <w:tcMar>
+              <w:top w:type="dxa" w:w="70"/>
+              <w:left w:type="dxa" w:w="100"/>
+              <w:bottom w:type="dxa" w:w="70"/>
+              <w:right w:type="dxa" w:w="100"/>
+            </w:tcMar>
+            <w:vAlign w:val="center"/>
+          </w:tcPr>
+          <w:p>
+            <w:pPr>
+              <w:jc w:val="left"/>
+              <w:ind w:firstLine="0" w:left="0" w:right="0"/>
+            </w:pPr>
+            <w:r>
+              <w:rPr>
+                <w:rFonts w:ascii="Times New Roman" w:cs="Times New Roman" w:eastAsia="Times New Roman" w:hAnsi="Times New Roman"/>
+                <w:b/>
+                <w:bCs/>
+                <w:color w:val="000000"/>
+                <w:sz w:val="22"/>
+                <w:szCs w:val="22"/>
+              </w:rPr>
+              <w:t xml:space="preserve">Mô tả tóm tắt</w:t>
+            </w:r>
+          </w:p>
+        </w:tc>
+        <w:tc>
+          <w:tcPr>
+            <w:tcW w:type="pct" w:w="72%"/>
+            <w:tcMar>
+              <w:top w:type="dxa" w:w="70"/>
+              <w:left w:type="dxa" w:w="100"/>
+              <w:bottom w:type="dxa" w:w="70"/>
+              <w:right w:type="dxa" w:w="100"/>
+            </w:tcMar>
+          </w:tcPr>
+          <w:p>
+            <w:pPr>
+              <w:spacing w:after="20" w:before="20" w:line="260"/>
+              <w:jc w:val="both"/>
+              <w:ind w:firstLine="0" w:left="0" w:right="0"/>
+            </w:pPr>
+            <w:r>
+              <w:rPr>
+                <w:rFonts w:ascii="Times New Roman" w:cs="Times New Roman" w:eastAsia="Times New Roman" w:hAnsi="Times New Roman"/>
+                <w:b w:val="false"/>
+                <w:bCs w:val="false"/>
+                <w:color w:val="000000"/>
+                <w:sz w:val="22"/>
+                <w:szCs w:val="22"/>
+              </w:rPr>
+              <w:t xml:space="preserve">Cung cấp công cụ cho Quản trị viên theo dõi danh sách người dùng, cấp phát/thu hồi vai trò (Roles &amp; Permissions), khóa tài khoản vi phạm và phê duyệt chứng nhận uy tín cho Mentor.</w:t>
+            </w:r>
+          </w:p>
+        </w:tc>
+      </w:tr>
+      <w:tr>
+        <w:tc>
+          <w:tcPr>
+            <w:tcW w:type="pct" w:w="28%"/>
+            <w:tcMar>
+              <w:top w:type="dxa" w:w="70"/>
+              <w:left w:type="dxa" w:w="100"/>
+              <w:bottom w:type="dxa" w:w="70"/>
+              <w:right w:type="dxa" w:w="100"/>
+            </w:tcMar>
+            <w:vAlign w:val="center"/>
+          </w:tcPr>
+          <w:p>
+            <w:pPr>
+              <w:jc w:val="left"/>
+              <w:ind w:firstLine="0" w:left="0" w:right="0"/>
+            </w:pPr>
+            <w:r>
+              <w:rPr>
+                <w:rFonts w:ascii="Times New Roman" w:cs="Times New Roman" w:eastAsia="Times New Roman" w:hAnsi="Times New Roman"/>
+                <w:b/>
+                <w:bCs/>
+                <w:color w:val="000000"/>
+                <w:sz w:val="22"/>
+                <w:szCs w:val="22"/>
+              </w:rPr>
+              <w:t xml:space="preserve">Tiền điều kiện</w:t>
+            </w:r>
+          </w:p>
+        </w:tc>
+        <w:tc>
+          <w:tcPr>
+            <w:tcW w:type="pct" w:w="72%"/>
+            <w:tcMar>
+              <w:top w:type="dxa" w:w="70"/>
+              <w:left w:type="dxa" w:w="100"/>
+              <w:bottom w:type="dxa" w:w="70"/>
+              <w:right w:type="dxa" w:w="100"/>
+            </w:tcMar>
+          </w:tcPr>
+          <w:p>
+            <w:pPr>
+              <w:spacing w:after="20" w:before="20" w:line="260"/>
+              <w:jc w:val="both"/>
+              <w:ind w:firstLine="0" w:left="0" w:right="0"/>
+            </w:pPr>
+            <w:r>
+              <w:rPr>
+                <w:rFonts w:ascii="Times New Roman" w:cs="Times New Roman" w:eastAsia="Times New Roman" w:hAnsi="Times New Roman"/>
+                <w:b w:val="false"/>
+                <w:bCs w:val="false"/>
+                <w:color w:val="000000"/>
+                <w:sz w:val="22"/>
+                <w:szCs w:val="22"/>
+              </w:rPr>
+              <w:t xml:space="preserve">Người dùng đăng nhập bằng tài khoản có vai trò SUPER_ADMIN hoặc ADMIN.</w:t>
+            </w:r>
+          </w:p>
+        </w:tc>
+      </w:tr>
+      <w:tr>
+        <w:tc>
+          <w:tcPr>
+            <w:tcW w:type="pct" w:w="28%"/>
+            <w:tcMar>
+              <w:top w:type="dxa" w:w="70"/>
+              <w:left w:type="dxa" w:w="100"/>
+              <w:bottom w:type="dxa" w:w="70"/>
+              <w:right w:type="dxa" w:w="100"/>
+            </w:tcMar>
+            <w:vAlign w:val="center"/>
+          </w:tcPr>
+          <w:p>
+            <w:pPr>
+              <w:jc w:val="left"/>
+              <w:ind w:firstLine="0" w:left="0" w:right="0"/>
+            </w:pPr>
+            <w:r>
+              <w:rPr>
+                <w:rFonts w:ascii="Times New Roman" w:cs="Times New Roman" w:eastAsia="Times New Roman" w:hAnsi="Times New Roman"/>
+                <w:b/>
+                <w:bCs/>
+                <w:color w:val="000000"/>
+                <w:sz w:val="22"/>
+                <w:szCs w:val="22"/>
+              </w:rPr>
+              <w:t xml:space="preserve">Hậu điều kiện</w:t>
+            </w:r>
+          </w:p>
+        </w:tc>
+        <w:tc>
+          <w:tcPr>
+            <w:tcW w:type="pct" w:w="72%"/>
+            <w:tcMar>
+              <w:top w:type="dxa" w:w="70"/>
+              <w:left w:type="dxa" w:w="100"/>
+              <w:bottom w:type="dxa" w:w="70"/>
+              <w:right w:type="dxa" w:w="100"/>
+            </w:tcMar>
+          </w:tcPr>
+          <w:p>
+            <w:pPr>
+              <w:spacing w:after="20" w:before="20" w:line="260"/>
+              <w:jc w:val="both"/>
+              <w:ind w:firstLine="0" w:left="0" w:right="0"/>
+            </w:pPr>
+            <w:r>
+              <w:rPr>
+                <w:rFonts w:ascii="Times New Roman" w:cs="Times New Roman" w:eastAsia="Times New Roman" w:hAnsi="Times New Roman"/>
+                <w:b w:val="false"/>
+                <w:bCs w:val="false"/>
+                <w:color w:val="000000"/>
+                <w:sz w:val="22"/>
+                <w:szCs w:val="22"/>
+              </w:rPr>
+              <w:t xml:space="preserve">Quyền hạn người dùng được cập nhật trong CSDL; mọi thao tác quản trị được lưu vết kiểm toán vĩnh viễn.</w:t>
+            </w:r>
+          </w:p>
+        </w:tc>
+      </w:tr>
+      <w:tr>
+        <w:tc>
+          <w:tcPr>
+            <w:tcW w:type="pct" w:w="28%"/>
+            <w:tcMar>
+              <w:top w:type="dxa" w:w="70"/>
+              <w:left w:type="dxa" w:w="100"/>
+              <w:bottom w:type="dxa" w:w="70"/>
+              <w:right w:type="dxa" w:w="100"/>
+            </w:tcMar>
+            <w:vAlign w:val="center"/>
+          </w:tcPr>
+          <w:p>
+            <w:pPr>
+              <w:jc w:val="left"/>
+              <w:ind w:firstLine="0" w:left="0" w:right="0"/>
+            </w:pPr>
+            <w:r>
+              <w:rPr>
+                <w:rFonts w:ascii="Times New Roman" w:cs="Times New Roman" w:eastAsia="Times New Roman" w:hAnsi="Times New Roman"/>
+                <w:b/>
+                <w:bCs/>
+                <w:color w:val="000000"/>
+                <w:sz w:val="22"/>
+                <w:szCs w:val="22"/>
+              </w:rPr>
+              <w:t xml:space="preserve">Luồng sự kiện chính (Basic Flow)</w:t>
+            </w:r>
+          </w:p>
+        </w:tc>
+        <w:tc>
+          <w:tcPr>
+            <w:tcW w:type="pct" w:w="72%"/>
+            <w:tcMar>
+              <w:top w:type="dxa" w:w="70"/>
+              <w:left w:type="dxa" w:w="100"/>
+              <w:bottom w:type="dxa" w:w="70"/>
+              <w:right w:type="dxa" w:w="100"/>
+            </w:tcMar>
+          </w:tcPr>
+          <w:p>
+            <w:pPr>
+              <w:spacing w:after="20" w:before="20" w:line="260"/>
+              <w:ind w:left="240" w:hanging="240"/>
+              <w:jc w:val="both"/>
+            </w:pPr>
+            <w:r>
+              <w:rPr>
+                <w:rFonts w:ascii="Times New Roman" w:cs="Times New Roman" w:eastAsia="Times New Roman" w:hAnsi="Times New Roman"/>
+                <w:color w:val="000000"/>
+                <w:sz w:val="22"/>
+                <w:szCs w:val="22"/>
+              </w:rPr>
+              <w:t xml:space="preserve">1. Quản trị viên truy cập vào Bảng điều khiển Quản trị (Admin Dashboard).</w:t>
+            </w:r>
+          </w:p>
+          <w:p>
+            <w:pPr>
+              <w:spacing w:after="20" w:before="20" w:line="260"/>
+              <w:ind w:left="240" w:hanging="240"/>
+              <w:jc w:val="both"/>
+            </w:pPr>
+            <w:r>
+              <w:rPr>
+                <w:rFonts w:ascii="Times New Roman" w:cs="Times New Roman" w:eastAsia="Times New Roman" w:hAnsi="Times New Roman"/>
+                <w:color w:val="000000"/>
+                <w:sz w:val="22"/>
+                <w:szCs w:val="22"/>
+              </w:rPr>
+              <w:t xml:space="preserve">2. Quản trị viên chọn mục "Quản lý Người dùng" (User Management).</w:t>
+            </w:r>
+          </w:p>
+          <w:p>
+            <w:pPr>
+              <w:spacing w:after="20" w:before="20" w:line="260"/>
+              <w:ind w:left="240" w:hanging="240"/>
+              <w:jc w:val="both"/>
+            </w:pPr>
+            <w:r>
+              <w:rPr>
+                <w:rFonts w:ascii="Times New Roman" w:cs="Times New Roman" w:eastAsia="Times New Roman" w:hAnsi="Times New Roman"/>
+                <w:color w:val="000000"/>
+                <w:sz w:val="22"/>
+                <w:szCs w:val="22"/>
+              </w:rPr>
+              <w:t xml:space="preserve">3. Hệ thống hiển thị danh sách người dùng phân trang kèm bộ lọc theo Vai trò, Trạng thái, Ngày đăng ký.</w:t>
+            </w:r>
+          </w:p>
+          <w:p>
+            <w:pPr>
+              <w:spacing w:after="20" w:before="20" w:line="260"/>
+              <w:ind w:left="240" w:hanging="240"/>
+              <w:jc w:val="both"/>
+            </w:pPr>
+            <w:r>
+              <w:rPr>
+                <w:rFonts w:ascii="Times New Roman" w:cs="Times New Roman" w:eastAsia="Times New Roman" w:hAnsi="Times New Roman"/>
+                <w:color w:val="000000"/>
+                <w:sz w:val="22"/>
+                <w:szCs w:val="22"/>
+              </w:rPr>
+              <w:t xml:space="preserve">4. Quản trị viên tìm kiếm tài khoản cụ thể theo Email hoặc Tên người dùng.</w:t>
+            </w:r>
+          </w:p>
+          <w:p>
+            <w:pPr>
+              <w:spacing w:after="20" w:before="20" w:line="260"/>
+              <w:ind w:left="240" w:hanging="240"/>
+              <w:jc w:val="both"/>
+            </w:pPr>
+            <w:r>
+              <w:rPr>
+                <w:rFonts w:ascii="Times New Roman" w:cs="Times New Roman" w:eastAsia="Times New Roman" w:hAnsi="Times New Roman"/>
+                <w:color w:val="000000"/>
+                <w:sz w:val="22"/>
+                <w:szCs w:val="22"/>
+              </w:rPr>
+              <w:t xml:space="preserve">5. Quản trị viên xem hồ sơ chi tiết, lịch sử đăng nhập và nhật ký hoạt động của tài khoản.</w:t>
+            </w:r>
+          </w:p>
+          <w:p>
+            <w:pPr>
+              <w:spacing w:after="20" w:before="20" w:line="260"/>
+              <w:ind w:left="240" w:hanging="240"/>
+              <w:jc w:val="both"/>
+            </w:pPr>
+            <w:r>
+              <w:rPr>
+                <w:rFonts w:ascii="Times New Roman" w:cs="Times New Roman" w:eastAsia="Times New Roman" w:hAnsi="Times New Roman"/>
+                <w:color w:val="000000"/>
+                <w:sz w:val="22"/>
+                <w:szCs w:val="22"/>
+              </w:rPr>
+              <w:t xml:space="preserve">6. Quản trị viên thực hiện thao tác nghiệp vụ: Thay đổi vai trò (gán quyền Mentor, Mod), Khóa tài khoản (Lock) hoặc Cấp tích xanh xác thực.</w:t>
+            </w:r>
+          </w:p>
+          <w:p>
+            <w:pPr>
+              <w:spacing w:after="20" w:before="20" w:line="260"/>
+              <w:ind w:left="240" w:hanging="240"/>
+              <w:jc w:val="both"/>
+            </w:pPr>
+            <w:r>
+              <w:rPr>
+                <w:rFonts w:ascii="Times New Roman" w:cs="Times New Roman" w:eastAsia="Times New Roman" w:hAnsi="Times New Roman"/>
+                <w:color w:val="000000"/>
+                <w:sz w:val="22"/>
+                <w:szCs w:val="22"/>
+              </w:rPr>
+              <w:t xml:space="preserve">7. Quản trị viên nhập lý do thay đổi vào trường ghi chú bắt buộc.</w:t>
+            </w:r>
+          </w:p>
+          <w:p>
+            <w:pPr>
+              <w:spacing w:after="20" w:before="20" w:line="260"/>
+              <w:ind w:left="240" w:hanging="240"/>
+              <w:jc w:val="both"/>
+            </w:pPr>
+            <w:r>
+              <w:rPr>
+                <w:rFonts w:ascii="Times New Roman" w:cs="Times New Roman" w:eastAsia="Times New Roman" w:hAnsi="Times New Roman"/>
+                <w:color w:val="000000"/>
+                <w:sz w:val="22"/>
+                <w:szCs w:val="22"/>
+              </w:rPr>
+              <w:t xml:space="preserve">8. Quản trị viên bấm "Xác nhận Lưu thay đổi".</w:t>
+            </w:r>
+          </w:p>
+          <w:p>
+            <w:pPr>
+              <w:spacing w:after="20" w:before="20" w:line="260"/>
+              <w:ind w:left="240" w:hanging="240"/>
+              <w:jc w:val="both"/>
+            </w:pPr>
+            <w:r>
+              <w:rPr>
+                <w:rFonts w:ascii="Times New Roman" w:cs="Times New Roman" w:eastAsia="Times New Roman" w:hAnsi="Times New Roman"/>
+                <w:color w:val="000000"/>
+                <w:sz w:val="22"/>
+                <w:szCs w:val="22"/>
+              </w:rPr>
+              <w:t xml:space="preserve">9. Hệ thống cập nhật bảng dữ liệu users và user_roles trong PostgreSQL.</w:t>
+            </w:r>
+          </w:p>
+          <w:p>
+            <w:pPr>
+              <w:spacing w:after="20" w:before="20" w:line="260"/>
+              <w:ind w:left="240" w:hanging="240"/>
+              <w:jc w:val="both"/>
+            </w:pPr>
+            <w:r>
+              <w:rPr>
+                <w:rFonts w:ascii="Times New Roman" w:cs="Times New Roman" w:eastAsia="Times New Roman" w:hAnsi="Times New Roman"/>
+                <w:color w:val="000000"/>
+                <w:sz w:val="22"/>
+                <w:szCs w:val="22"/>
+              </w:rPr>
+              <w:t xml:space="preserve">10. Hệ thống ghi một bản ghi mới vào bảng audit_logs lưu vết: Admin ID, Hành động, Thời gian, Dữ liệu cũ, Dữ liệu mới.</w:t>
+            </w:r>
+          </w:p>
+          <w:p>
+            <w:pPr>
+              <w:spacing w:after="20" w:before="20" w:line="260"/>
+              <w:ind w:left="240" w:hanging="240"/>
+              <w:jc w:val="both"/>
+            </w:pPr>
+            <w:r>
+              <w:rPr>
+                <w:rFonts w:ascii="Times New Roman" w:cs="Times New Roman" w:eastAsia="Times New Roman" w:hAnsi="Times New Roman"/>
+                <w:color w:val="000000"/>
+                <w:sz w:val="22"/>
+                <w:szCs w:val="22"/>
+              </w:rPr>
+              <w:t xml:space="preserve">11. Hệ thống gửi thông báo qua Email tới chủ tài khoản về quyết định thay đổi trạng thái.</w:t>
+            </w:r>
+          </w:p>
+        </w:tc>
+      </w:tr>
+      <w:tr>
+        <w:tc>
+          <w:tcPr>
+            <w:tcW w:type="pct" w:w="28%"/>
+            <w:tcMar>
+              <w:top w:type="dxa" w:w="70"/>
+              <w:left w:type="dxa" w:w="100"/>
+              <w:bottom w:type="dxa" w:w="70"/>
+              <w:right w:type="dxa" w:w="100"/>
+            </w:tcMar>
+            <w:vAlign w:val="center"/>
+          </w:tcPr>
+          <w:p>
+            <w:pPr>
+              <w:jc w:val="left"/>
+              <w:ind w:firstLine="0" w:left="0" w:right="0"/>
+            </w:pPr>
+            <w:r>
+              <w:rPr>
+                <w:rFonts w:ascii="Times New Roman" w:cs="Times New Roman" w:eastAsia="Times New Roman" w:hAnsi="Times New Roman"/>
+                <w:b/>
+                <w:bCs/>
+                <w:color w:val="000000"/>
+                <w:sz w:val="22"/>
+                <w:szCs w:val="22"/>
+              </w:rPr>
+              <w:t xml:space="preserve">Luồng ngoại lệ (Alternative Flow)</w:t>
+            </w:r>
+          </w:p>
+        </w:tc>
+        <w:tc>
+          <w:tcPr>
+            <w:tcW w:type="pct" w:w="72%"/>
+            <w:tcMar>
+              <w:top w:type="dxa" w:w="70"/>
+              <w:left w:type="dxa" w:w="100"/>
+              <w:bottom w:type="dxa" w:w="70"/>
+              <w:right w:type="dxa" w:w="100"/>
+            </w:tcMar>
+          </w:tcPr>
+          <w:p>
+            <w:pPr>
+              <w:spacing w:after="20" w:before="20" w:line="260"/>
+              <w:ind w:left="240" w:hanging="240"/>
+              <w:jc w:val="both"/>
+            </w:pPr>
+            <w:r>
+              <w:rPr>
+                <w:rFonts w:ascii="Times New Roman" w:cs="Times New Roman" w:eastAsia="Times New Roman" w:hAnsi="Times New Roman"/>
+                <w:color w:val="000000"/>
+                <w:sz w:val="22"/>
+                <w:szCs w:val="22"/>
+              </w:rPr>
+              <w:t xml:space="preserve">- 6a. Quản trị viên vô tình chọn thao tác khóa tài khoản chính mình: Hệ thống phát hiện logic xung đột, từ chối thực thi và cảnh báo "Không thể tự khóa tài khoản quản trị đang đăng nhập".</w:t>
+            </w:r>
+          </w:p>
+          <w:p>
+            <w:pPr>
+              <w:spacing w:after="20" w:before="20" w:line="260"/>
+              <w:ind w:left="240" w:hanging="240"/>
+              <w:jc w:val="both"/>
+            </w:pPr>
+            <w:r>
+              <w:rPr>
+                <w:rFonts w:ascii="Times New Roman" w:cs="Times New Roman" w:eastAsia="Times New Roman" w:hAnsi="Times New Roman"/>
+                <w:color w:val="000000"/>
+                <w:sz w:val="22"/>
+                <w:szCs w:val="22"/>
+              </w:rPr>
+              <w:t xml:space="preserve">- 9a. Lỗi kết nối CSDL trong quá trình lưu quyền: Hệ thống thực hiện rollback transaction, giữ nguyên quyền cũ và thông báo lỗi kỹ thuật.</w:t>
+            </w:r>
+          </w:p>
+        </w:tc>
+      </w:tr>
+    </w:tbl>
+    <w:p>
+      <w:pPr>
+        <w:pStyle w:val="Heading1"/>
+        <w:spacing w:after="100" w:before="260"/>
+      </w:pPr>
+      <w:r>
+        <w:rPr>
+          <w:rFonts w:ascii="Times New Roman" w:cs="Times New Roman" w:eastAsia="Times New Roman" w:hAnsi="Times New Roman"/>
+          <w:b/>
+          <w:bCs/>
+          <w:color w:val="000000"/>
+          <w:sz w:val="28"/>
+          <w:szCs w:val="28"/>
+        </w:rPr>
+        <w:t xml:space="preserve">2.2. Khảo sát và Đánh giá Lựa chọn Công nghệ Hệ thống</w:t>
+      </w:r>
+    </w:p>
+    <w:p>
+      <w:pPr>
+        <w:spacing w:after="70" w:before="30" w:line="300"/>
+        <w:ind w:firstLine="450"/>
+        <w:jc w:val="both"/>
+      </w:pPr>
+      <w:r>
+        <w:rPr>
+          <w:rFonts w:ascii="Times New Roman" w:cs="Times New Roman" w:eastAsia="Times New Roman" w:hAnsi="Times New Roman"/>
+          <w:b w:val="false"/>
+          <w:bCs w:val="false"/>
+          <w:i w:val="false"/>
+          <w:iCs w:val="false"/>
+          <w:color w:val="000000"/>
+          <w:sz w:val="26"/>
+          <w:szCs w:val="26"/>
+        </w:rPr>
+        <w:t xml:space="preserve">Bảng 2.8 tổng hợp đánh giá và đối chiếu các công nghệ được lựa chọn trong quá trình xây dựng hệ thống:</w:t>
+      </w:r>
+    </w:p>
+    <w:p>
+      <w:pPr>
+        <w:spacing w:after="60" w:before="60"/>
+        <w:jc w:val="center"/>
+      </w:pPr>
+      <w:r>
+        <w:rPr>
+          <w:rFonts w:ascii="Times New Roman" w:cs="Times New Roman" w:eastAsia="Times New Roman" w:hAnsi="Times New Roman"/>
+          <w:b/>
+          <w:bCs/>
+          <w:color w:val="000000"/>
+          <w:sz w:val="24"/>
+          <w:szCs w:val="24"/>
+        </w:rPr>
+        <w:t xml:space="preserve">Bảng 2.8: Ma trận đánh giá và so sánh công nghệ hệ thống EduMap</w:t>
       </w:r>
     </w:p>
     <w:tbl>
@@ -373,6 +8949,7 @@
           <w:p>
             <w:pPr>
               <w:jc w:val="center"/>
+              <w:ind w:firstLine="0" w:left="0" w:right="0"/>
             </w:pPr>
             <w:r>
               <w:rPr>
@@ -401,6 +8978,7 @@
           <w:p>
             <w:pPr>
               <w:jc w:val="center"/>
+              <w:ind w:firstLine="0" w:left="0" w:right="0"/>
             </w:pPr>
             <w:r>
               <w:rPr>
@@ -429,6 +9007,7 @@
           <w:p>
             <w:pPr>
               <w:jc w:val="center"/>
+              <w:ind w:firstLine="0" w:left="0" w:right="0"/>
             </w:pPr>
             <w:r>
               <w:rPr>
@@ -457,6 +9036,7 @@
           <w:p>
             <w:pPr>
               <w:jc w:val="center"/>
+              <w:ind w:firstLine="0" w:left="0" w:right="0"/>
             </w:pPr>
             <w:r>
               <w:rPr>
@@ -485,6 +9065,7 @@
           <w:p>
             <w:pPr>
               <w:jc w:val="center"/>
+              <w:ind w:firstLine="0" w:left="0" w:right="0"/>
             </w:pPr>
             <w:r>
               <w:rPr>
@@ -516,6 +9097,7 @@
             <w:pPr>
               <w:spacing w:line="260"/>
               <w:jc w:val="center"/>
+              <w:ind w:firstLine="0" w:left="0" w:right="0"/>
             </w:pPr>
             <w:r>
               <w:rPr>
@@ -543,6 +9125,7 @@
             <w:pPr>
               <w:spacing w:line="260"/>
               <w:jc w:val="left"/>
+              <w:ind w:firstLine="0" w:left="0" w:right="0"/>
             </w:pPr>
             <w:r>
               <w:rPr>
@@ -570,6 +9153,7 @@
             <w:pPr>
               <w:spacing w:line="260"/>
               <w:jc w:val="left"/>
+              <w:ind w:firstLine="0" w:left="0" w:right="0"/>
             </w:pPr>
             <w:r>
               <w:rPr>
@@ -597,6 +9181,7 @@
             <w:pPr>
               <w:spacing w:line="260"/>
               <w:jc w:val="left"/>
+              <w:ind w:firstLine="0" w:left="0" w:right="0"/>
             </w:pPr>
             <w:r>
               <w:rPr>
@@ -624,6 +9209,7 @@
             <w:pPr>
               <w:spacing w:line="260"/>
               <w:jc w:val="left"/>
+              <w:ind w:firstLine="0" w:left="0" w:right="0"/>
             </w:pPr>
             <w:r>
               <w:rPr>
@@ -653,6 +9239,7 @@
             <w:pPr>
               <w:spacing w:line="260"/>
               <w:jc w:val="center"/>
+              <w:ind w:firstLine="0" w:left="0" w:right="0"/>
             </w:pPr>
             <w:r>
               <w:rPr>
@@ -680,6 +9267,7 @@
             <w:pPr>
               <w:spacing w:line="260"/>
               <w:jc w:val="left"/>
+              <w:ind w:firstLine="0" w:left="0" w:right="0"/>
             </w:pPr>
             <w:r>
               <w:rPr>
@@ -707,6 +9295,7 @@
             <w:pPr>
               <w:spacing w:line="260"/>
               <w:jc w:val="left"/>
+              <w:ind w:firstLine="0" w:left="0" w:right="0"/>
             </w:pPr>
             <w:r>
               <w:rPr>
@@ -734,6 +9323,7 @@
             <w:pPr>
               <w:spacing w:line="260"/>
               <w:jc w:val="left"/>
+              <w:ind w:firstLine="0" w:left="0" w:right="0"/>
             </w:pPr>
             <w:r>
               <w:rPr>
@@ -761,6 +9351,7 @@
             <w:pPr>
               <w:spacing w:line="260"/>
               <w:jc w:val="left"/>
+              <w:ind w:firstLine="0" w:left="0" w:right="0"/>
             </w:pPr>
             <w:r>
               <w:rPr>
@@ -790,6 +9381,7 @@
             <w:pPr>
               <w:spacing w:line="260"/>
               <w:jc w:val="center"/>
+              <w:ind w:firstLine="0" w:left="0" w:right="0"/>
             </w:pPr>
             <w:r>
               <w:rPr>
@@ -817,6 +9409,7 @@
             <w:pPr>
               <w:spacing w:line="260"/>
               <w:jc w:val="left"/>
+              <w:ind w:firstLine="0" w:left="0" w:right="0"/>
             </w:pPr>
             <w:r>
               <w:rPr>
@@ -844,6 +9437,7 @@
             <w:pPr>
               <w:spacing w:line="260"/>
               <w:jc w:val="left"/>
+              <w:ind w:firstLine="0" w:left="0" w:right="0"/>
             </w:pPr>
             <w:r>
               <w:rPr>
@@ -871,6 +9465,7 @@
             <w:pPr>
               <w:spacing w:line="260"/>
               <w:jc w:val="left"/>
+              <w:ind w:firstLine="0" w:left="0" w:right="0"/>
             </w:pPr>
             <w:r>
               <w:rPr>
@@ -898,6 +9493,7 @@
             <w:pPr>
               <w:spacing w:line="260"/>
               <w:jc w:val="left"/>
+              <w:ind w:firstLine="0" w:left="0" w:right="0"/>
             </w:pPr>
             <w:r>
               <w:rPr>
@@ -927,6 +9523,7 @@
             <w:pPr>
               <w:spacing w:line="260"/>
               <w:jc w:val="center"/>
+              <w:ind w:firstLine="0" w:left="0" w:right="0"/>
             </w:pPr>
             <w:r>
               <w:rPr>
@@ -954,6 +9551,7 @@
             <w:pPr>
               <w:spacing w:line="260"/>
               <w:jc w:val="left"/>
+              <w:ind w:firstLine="0" w:left="0" w:right="0"/>
             </w:pPr>
             <w:r>
               <w:rPr>
@@ -981,6 +9579,7 @@
             <w:pPr>
               <w:spacing w:line="260"/>
               <w:jc w:val="left"/>
+              <w:ind w:firstLine="0" w:left="0" w:right="0"/>
             </w:pPr>
             <w:r>
               <w:rPr>
@@ -1008,6 +9607,7 @@
             <w:pPr>
               <w:spacing w:line="260"/>
               <w:jc w:val="left"/>
+              <w:ind w:firstLine="0" w:left="0" w:right="0"/>
             </w:pPr>
             <w:r>
               <w:rPr>
@@ -1035,6 +9635,7 @@
             <w:pPr>
               <w:spacing w:line="260"/>
               <w:jc w:val="left"/>
+              <w:ind w:firstLine="0" w:left="0" w:right="0"/>
             </w:pPr>
             <w:r>
               <w:rPr>
@@ -1064,6 +9665,7 @@
             <w:pPr>
               <w:spacing w:line="260"/>
               <w:jc w:val="center"/>
+              <w:ind w:firstLine="0" w:left="0" w:right="0"/>
             </w:pPr>
             <w:r>
               <w:rPr>
@@ -1091,6 +9693,7 @@
             <w:pPr>
               <w:spacing w:line="260"/>
               <w:jc w:val="left"/>
+              <w:ind w:firstLine="0" w:left="0" w:right="0"/>
             </w:pPr>
             <w:r>
               <w:rPr>
@@ -1118,6 +9721,7 @@
             <w:pPr>
               <w:spacing w:line="260"/>
               <w:jc w:val="left"/>
+              <w:ind w:firstLine="0" w:left="0" w:right="0"/>
             </w:pPr>
             <w:r>
               <w:rPr>
@@ -1145,6 +9749,7 @@
             <w:pPr>
               <w:spacing w:line="260"/>
               <w:jc w:val="left"/>
+              <w:ind w:firstLine="0" w:left="0" w:right="0"/>
             </w:pPr>
             <w:r>
               <w:rPr>
@@ -1172,6 +9777,7 @@
             <w:pPr>
               <w:spacing w:line="260"/>
               <w:jc w:val="left"/>
+              <w:ind w:firstLine="0" w:left="0" w:right="0"/>
             </w:pPr>
             <w:r>
               <w:rPr>
@@ -1201,6 +9807,7 @@
             <w:pPr>
               <w:spacing w:line="260"/>
               <w:jc w:val="center"/>
+              <w:ind w:firstLine="0" w:left="0" w:right="0"/>
             </w:pPr>
             <w:r>
               <w:rPr>
@@ -1228,6 +9835,7 @@
             <w:pPr>
               <w:spacing w:line="260"/>
               <w:jc w:val="left"/>
+              <w:ind w:firstLine="0" w:left="0" w:right="0"/>
             </w:pPr>
             <w:r>
               <w:rPr>
@@ -1255,6 +9863,7 @@
             <w:pPr>
               <w:spacing w:line="260"/>
               <w:jc w:val="left"/>
+              <w:ind w:firstLine="0" w:left="0" w:right="0"/>
             </w:pPr>
             <w:r>
               <w:rPr>
@@ -1282,6 +9891,7 @@
             <w:pPr>
               <w:spacing w:line="260"/>
               <w:jc w:val="left"/>
+              <w:ind w:firstLine="0" w:left="0" w:right="0"/>
             </w:pPr>
             <w:r>
               <w:rPr>
@@ -1309,6 +9919,7 @@
             <w:pPr>
               <w:spacing w:line="260"/>
               <w:jc w:val="left"/>
+              <w:ind w:firstLine="0" w:left="0" w:right="0"/>
             </w:pPr>
             <w:r>
               <w:rPr>
@@ -1338,6 +9949,7 @@
             <w:pPr>
               <w:spacing w:line="260"/>
               <w:jc w:val="center"/>
+              <w:ind w:firstLine="0" w:left="0" w:right="0"/>
             </w:pPr>
             <w:r>
               <w:rPr>
@@ -1365,6 +9977,7 @@
             <w:pPr>
               <w:spacing w:line="260"/>
               <w:jc w:val="left"/>
+              <w:ind w:firstLine="0" w:left="0" w:right="0"/>
             </w:pPr>
             <w:r>
               <w:rPr>
@@ -1392,6 +10005,7 @@
             <w:pPr>
               <w:spacing w:line="260"/>
               <w:jc w:val="left"/>
+              <w:ind w:firstLine="0" w:left="0" w:right="0"/>
             </w:pPr>
             <w:r>
               <w:rPr>
@@ -1419,6 +10033,7 @@
             <w:pPr>
               <w:spacing w:line="260"/>
               <w:jc w:val="left"/>
+              <w:ind w:firstLine="0" w:left="0" w:right="0"/>
             </w:pPr>
             <w:r>
               <w:rPr>
@@ -1446,6 +10061,7 @@
             <w:pPr>
               <w:spacing w:line="260"/>
               <w:jc w:val="left"/>
+              <w:ind w:firstLine="0" w:left="0" w:right="0"/>
             </w:pPr>
             <w:r>
               <w:rPr>
@@ -1475,6 +10091,7 @@
             <w:pPr>
               <w:spacing w:line="260"/>
               <w:jc w:val="center"/>
+              <w:ind w:firstLine="0" w:left="0" w:right="0"/>
             </w:pPr>
             <w:r>
               <w:rPr>
@@ -1502,6 +10119,7 @@
             <w:pPr>
               <w:spacing w:line="260"/>
               <w:jc w:val="left"/>
+              <w:ind w:firstLine="0" w:left="0" w:right="0"/>
             </w:pPr>
             <w:r>
               <w:rPr>
@@ -1529,6 +10147,7 @@
             <w:pPr>
               <w:spacing w:line="260"/>
               <w:jc w:val="left"/>
+              <w:ind w:firstLine="0" w:left="0" w:right="0"/>
             </w:pPr>
             <w:r>
               <w:rPr>
@@ -1556,6 +10175,7 @@
             <w:pPr>
               <w:spacing w:line="260"/>
               <w:jc w:val="left"/>
+              <w:ind w:firstLine="0" w:left="0" w:right="0"/>
             </w:pPr>
             <w:r>
               <w:rPr>
@@ -1583,6 +10203,7 @@
             <w:pPr>
               <w:spacing w:line="260"/>
               <w:jc w:val="left"/>
+              <w:ind w:firstLine="0" w:left="0" w:right="0"/>
             </w:pPr>
             <w:r>
               <w:rPr>
@@ -1612,6 +10233,7 @@
             <w:pPr>
               <w:spacing w:line="260"/>
               <w:jc w:val="center"/>
+              <w:ind w:firstLine="0" w:left="0" w:right="0"/>
             </w:pPr>
             <w:r>
               <w:rPr>
@@ -1639,6 +10261,7 @@
             <w:pPr>
               <w:spacing w:line="260"/>
               <w:jc w:val="left"/>
+              <w:ind w:firstLine="0" w:left="0" w:right="0"/>
             </w:pPr>
             <w:r>
               <w:rPr>
@@ -1666,6 +10289,7 @@
             <w:pPr>
               <w:spacing w:line="260"/>
               <w:jc w:val="left"/>
+              <w:ind w:firstLine="0" w:left="0" w:right="0"/>
             </w:pPr>
             <w:r>
               <w:rPr>
@@ -1693,6 +10317,7 @@
             <w:pPr>
               <w:spacing w:line="260"/>
               <w:jc w:val="left"/>
+              <w:ind w:firstLine="0" w:left="0" w:right="0"/>
             </w:pPr>
             <w:r>
               <w:rPr>
@@ -1720,6 +10345,7 @@
             <w:pPr>
               <w:spacing w:line="260"/>
               <w:jc w:val="left"/>
+              <w:ind w:firstLine="0" w:left="0" w:right="0"/>
             </w:pPr>
             <w:r>
               <w:rPr>
@@ -1918,11 +10544,11 @@
             <wp:effectExtent t="0" r="0" b="0" l="0"/>
             <wp:docPr id="1" name="" descr="" title=""/>
             <wp:cNvGraphicFramePr>
-              <a:graphicFrameLocks xmlns:a="http://schemas.openxmlformats.org/drawingml/2006/main" noChangeAspect="1"/>
+              <a:graphicFrameLocks noChangeAspect="1"/>
             </wp:cNvGraphicFramePr>
-            <a:graphic xmlns:a="http://schemas.openxmlformats.org/drawingml/2006/main">
+            <a:graphic>
               <a:graphicData uri="http://schemas.openxmlformats.org/drawingml/2006/picture">
-                <pic:pic xmlns:pic="http://schemas.openxmlformats.org/drawingml/2006/picture">
+                <pic:pic>
                   <pic:nvPicPr>
                     <pic:cNvPr id="0" name="" descr=""/>
                     <pic:cNvPicPr>
@@ -2110,11 +10736,11 @@
             <wp:effectExtent t="0" r="0" b="0" l="0"/>
             <wp:docPr id="1" name="" descr="" title=""/>
             <wp:cNvGraphicFramePr>
-              <a:graphicFrameLocks xmlns:a="http://schemas.openxmlformats.org/drawingml/2006/main" noChangeAspect="1"/>
+              <a:graphicFrameLocks noChangeAspect="1"/>
             </wp:cNvGraphicFramePr>
-            <a:graphic xmlns:a="http://schemas.openxmlformats.org/drawingml/2006/main">
+            <a:graphic>
               <a:graphicData uri="http://schemas.openxmlformats.org/drawingml/2006/picture">
-                <pic:pic xmlns:pic="http://schemas.openxmlformats.org/drawingml/2006/picture">
+                <pic:pic>
                   <pic:nvPicPr>
                     <pic:cNvPr id="0" name="" descr=""/>
                     <pic:cNvPicPr>
@@ -2302,11 +10928,11 @@
             <wp:effectExtent t="0" r="0" b="0" l="0"/>
             <wp:docPr id="1" name="" descr="" title=""/>
             <wp:cNvGraphicFramePr>
-              <a:graphicFrameLocks xmlns:a="http://schemas.openxmlformats.org/drawingml/2006/main" noChangeAspect="1"/>
+              <a:graphicFrameLocks noChangeAspect="1"/>
             </wp:cNvGraphicFramePr>
-            <a:graphic xmlns:a="http://schemas.openxmlformats.org/drawingml/2006/main">
+            <a:graphic>
               <a:graphicData uri="http://schemas.openxmlformats.org/drawingml/2006/picture">
-                <pic:pic xmlns:pic="http://schemas.openxmlformats.org/drawingml/2006/picture">
+                <pic:pic>
                   <pic:nvPicPr>
                     <pic:cNvPr id="0" name="" descr=""/>
                     <pic:cNvPicPr>
@@ -2521,11 +11147,11 @@
             <wp:effectExtent t="0" r="0" b="0" l="0"/>
             <wp:docPr id="1" name="" descr="" title=""/>
             <wp:cNvGraphicFramePr>
-              <a:graphicFrameLocks xmlns:a="http://schemas.openxmlformats.org/drawingml/2006/main" noChangeAspect="1"/>
+              <a:graphicFrameLocks noChangeAspect="1"/>
             </wp:cNvGraphicFramePr>
-            <a:graphic xmlns:a="http://schemas.openxmlformats.org/drawingml/2006/main">
+            <a:graphic>
               <a:graphicData uri="http://schemas.openxmlformats.org/drawingml/2006/picture">
-                <pic:pic xmlns:pic="http://schemas.openxmlformats.org/drawingml/2006/picture">
+                <pic:pic>
                   <pic:nvPicPr>
                     <pic:cNvPr id="0" name="" descr=""/>
                     <pic:cNvPicPr>
@@ -2740,11 +11366,11 @@
             <wp:effectExtent t="0" r="0" b="0" l="0"/>
             <wp:docPr id="1" name="" descr="" title=""/>
             <wp:cNvGraphicFramePr>
-              <a:graphicFrameLocks xmlns:a="http://schemas.openxmlformats.org/drawingml/2006/main" noChangeAspect="1"/>
+              <a:graphicFrameLocks noChangeAspect="1"/>
             </wp:cNvGraphicFramePr>
-            <a:graphic xmlns:a="http://schemas.openxmlformats.org/drawingml/2006/main">
+            <a:graphic>
               <a:graphicData uri="http://schemas.openxmlformats.org/drawingml/2006/picture">
-                <pic:pic xmlns:pic="http://schemas.openxmlformats.org/drawingml/2006/picture">
+                <pic:pic>
                   <pic:nvPicPr>
                     <pic:cNvPr id="0" name="" descr=""/>
                     <pic:cNvPicPr>
@@ -3040,11 +11666,11 @@
             <wp:effectExtent t="0" r="0" b="0" l="0"/>
             <wp:docPr id="1" name="" descr="" title=""/>
             <wp:cNvGraphicFramePr>
-              <a:graphicFrameLocks xmlns:a="http://schemas.openxmlformats.org/drawingml/2006/main" noChangeAspect="1"/>
+              <a:graphicFrameLocks noChangeAspect="1"/>
             </wp:cNvGraphicFramePr>
-            <a:graphic xmlns:a="http://schemas.openxmlformats.org/drawingml/2006/main">
+            <a:graphic>
               <a:graphicData uri="http://schemas.openxmlformats.org/drawingml/2006/picture">
-                <pic:pic xmlns:pic="http://schemas.openxmlformats.org/drawingml/2006/picture">
+                <pic:pic>
                   <pic:nvPicPr>
                     <pic:cNvPr id="0" name="" descr=""/>
                     <pic:cNvPicPr>
@@ -3232,11 +11858,11 @@
             <wp:effectExtent t="0" r="0" b="0" l="0"/>
             <wp:docPr id="1" name="" descr="" title=""/>
             <wp:cNvGraphicFramePr>
-              <a:graphicFrameLocks xmlns:a="http://schemas.openxmlformats.org/drawingml/2006/main" noChangeAspect="1"/>
+              <a:graphicFrameLocks noChangeAspect="1"/>
             </wp:cNvGraphicFramePr>
-            <a:graphic xmlns:a="http://schemas.openxmlformats.org/drawingml/2006/main">
+            <a:graphic>
               <a:graphicData uri="http://schemas.openxmlformats.org/drawingml/2006/picture">
-                <pic:pic xmlns:pic="http://schemas.openxmlformats.org/drawingml/2006/picture">
+                <pic:pic>
                   <pic:nvPicPr>
                     <pic:cNvPr id="0" name="" descr=""/>
                     <pic:cNvPicPr>
@@ -3451,11 +12077,11 @@
             <wp:effectExtent t="0" r="0" b="0" l="0"/>
             <wp:docPr id="1" name="" descr="" title=""/>
             <wp:cNvGraphicFramePr>
-              <a:graphicFrameLocks xmlns:a="http://schemas.openxmlformats.org/drawingml/2006/main" noChangeAspect="1"/>
+              <a:graphicFrameLocks noChangeAspect="1"/>
             </wp:cNvGraphicFramePr>
-            <a:graphic xmlns:a="http://schemas.openxmlformats.org/drawingml/2006/main">
+            <a:graphic>
               <a:graphicData uri="http://schemas.openxmlformats.org/drawingml/2006/picture">
-                <pic:pic xmlns:pic="http://schemas.openxmlformats.org/drawingml/2006/picture">
+                <pic:pic>
                   <pic:nvPicPr>
                     <pic:cNvPr id="0" name="" descr=""/>
                     <pic:cNvPicPr>
@@ -3643,11 +12269,11 @@
             <wp:effectExtent t="0" r="0" b="0" l="0"/>
             <wp:docPr id="1" name="" descr="" title=""/>
             <wp:cNvGraphicFramePr>
-              <a:graphicFrameLocks xmlns:a="http://schemas.openxmlformats.org/drawingml/2006/main" noChangeAspect="1"/>
+              <a:graphicFrameLocks noChangeAspect="1"/>
             </wp:cNvGraphicFramePr>
-            <a:graphic xmlns:a="http://schemas.openxmlformats.org/drawingml/2006/main">
+            <a:graphic>
               <a:graphicData uri="http://schemas.openxmlformats.org/drawingml/2006/picture">
-                <pic:pic xmlns:pic="http://schemas.openxmlformats.org/drawingml/2006/picture">
+                <pic:pic>
                   <pic:nvPicPr>
                     <pic:cNvPr id="0" name="" descr=""/>
                     <pic:cNvPicPr>
@@ -3808,11 +12434,11 @@
             <wp:effectExtent t="0" r="0" b="0" l="0"/>
             <wp:docPr id="1" name="" descr="" title=""/>
             <wp:cNvGraphicFramePr>
-              <a:graphicFrameLocks xmlns:a="http://schemas.openxmlformats.org/drawingml/2006/main" noChangeAspect="1"/>
+              <a:graphicFrameLocks noChangeAspect="1"/>
             </wp:cNvGraphicFramePr>
-            <a:graphic xmlns:a="http://schemas.openxmlformats.org/drawingml/2006/main">
+            <a:graphic>
               <a:graphicData uri="http://schemas.openxmlformats.org/drawingml/2006/picture">
-                <pic:pic xmlns:pic="http://schemas.openxmlformats.org/drawingml/2006/picture">
+                <pic:pic>
                   <pic:nvPicPr>
                     <pic:cNvPr id="0" name="" descr=""/>
                     <pic:cNvPicPr>
@@ -4000,11 +12626,11 @@
             <wp:effectExtent t="0" r="0" b="0" l="0"/>
             <wp:docPr id="1" name="" descr="" title=""/>
             <wp:cNvGraphicFramePr>
-              <a:graphicFrameLocks xmlns:a="http://schemas.openxmlformats.org/drawingml/2006/main" noChangeAspect="1"/>
+              <a:graphicFrameLocks noChangeAspect="1"/>
             </wp:cNvGraphicFramePr>
-            <a:graphic xmlns:a="http://schemas.openxmlformats.org/drawingml/2006/main">
+            <a:graphic>
               <a:graphicData uri="http://schemas.openxmlformats.org/drawingml/2006/picture">
-                <pic:pic xmlns:pic="http://schemas.openxmlformats.org/drawingml/2006/picture">
+                <pic:pic>
                   <pic:nvPicPr>
                     <pic:cNvPr id="0" name="" descr=""/>
                     <pic:cNvPicPr>
@@ -4165,11 +12791,11 @@
             <wp:effectExtent t="0" r="0" b="0" l="0"/>
             <wp:docPr id="1" name="" descr="" title=""/>
             <wp:cNvGraphicFramePr>
-              <a:graphicFrameLocks xmlns:a="http://schemas.openxmlformats.org/drawingml/2006/main" noChangeAspect="1"/>
+              <a:graphicFrameLocks noChangeAspect="1"/>
             </wp:cNvGraphicFramePr>
-            <a:graphic xmlns:a="http://schemas.openxmlformats.org/drawingml/2006/main">
+            <a:graphic>
               <a:graphicData uri="http://schemas.openxmlformats.org/drawingml/2006/picture">
-                <pic:pic xmlns:pic="http://schemas.openxmlformats.org/drawingml/2006/picture">
+                <pic:pic>
                   <pic:nvPicPr>
                     <pic:cNvPr id="0" name="" descr=""/>
                     <pic:cNvPicPr>
@@ -4438,11 +13064,11 @@
             <wp:effectExtent t="0" r="0" b="0" l="0"/>
             <wp:docPr id="1" name="" descr="" title=""/>
             <wp:cNvGraphicFramePr>
-              <a:graphicFrameLocks xmlns:a="http://schemas.openxmlformats.org/drawingml/2006/main" noChangeAspect="1"/>
+              <a:graphicFrameLocks noChangeAspect="1"/>
             </wp:cNvGraphicFramePr>
-            <a:graphic xmlns:a="http://schemas.openxmlformats.org/drawingml/2006/main">
+            <a:graphic>
               <a:graphicData uri="http://schemas.openxmlformats.org/drawingml/2006/picture">
-                <pic:pic xmlns:pic="http://schemas.openxmlformats.org/drawingml/2006/picture">
+                <pic:pic>
                   <pic:nvPicPr>
                     <pic:cNvPr id="0" name="" descr=""/>
                     <pic:cNvPicPr>
@@ -4711,11 +13337,11 @@
             <wp:effectExtent t="0" r="0" b="0" l="0"/>
             <wp:docPr id="1" name="" descr="" title=""/>
             <wp:cNvGraphicFramePr>
-              <a:graphicFrameLocks xmlns:a="http://schemas.openxmlformats.org/drawingml/2006/main" noChangeAspect="1"/>
+              <a:graphicFrameLocks noChangeAspect="1"/>
             </wp:cNvGraphicFramePr>
-            <a:graphic xmlns:a="http://schemas.openxmlformats.org/drawingml/2006/main">
+            <a:graphic>
               <a:graphicData uri="http://schemas.openxmlformats.org/drawingml/2006/picture">
-                <pic:pic xmlns:pic="http://schemas.openxmlformats.org/drawingml/2006/picture">
+                <pic:pic>
                   <pic:nvPicPr>
                     <pic:cNvPr id="0" name="" descr=""/>
                     <pic:cNvPicPr>
@@ -4930,11 +13556,11 @@
             <wp:effectExtent t="0" r="0" b="0" l="0"/>
             <wp:docPr id="1" name="" descr="" title=""/>
             <wp:cNvGraphicFramePr>
-              <a:graphicFrameLocks xmlns:a="http://schemas.openxmlformats.org/drawingml/2006/main" noChangeAspect="1"/>
+              <a:graphicFrameLocks noChangeAspect="1"/>
             </wp:cNvGraphicFramePr>
-            <a:graphic xmlns:a="http://schemas.openxmlformats.org/drawingml/2006/main">
+            <a:graphic>
               <a:graphicData uri="http://schemas.openxmlformats.org/drawingml/2006/picture">
-                <pic:pic xmlns:pic="http://schemas.openxmlformats.org/drawingml/2006/picture">
+                <pic:pic>
                   <pic:nvPicPr>
                     <pic:cNvPr id="0" name="" descr=""/>
                     <pic:cNvPicPr>
